--- a/courts/fifth-circuit/mississippi/federal/northern-district/complaint/usage/OUTPUT-complaint.docx
+++ b/courts/fifth-circuit/mississippi/federal/northern-district/complaint/usage/OUTPUT-complaint.docx
@@ -4,7 +4,8 @@
   <w:body>
     <w:p>
       <w:pPr>
-        <w:spacing w:before="0" w:after="0" w:line="280" w:lineRule="exact"/>
+        <w:spacing w:before="0" w:after="0" w:line="276" w:lineRule="exact"/>
+        <w:ind w:left="0" w:firstLine="0"/>
         <w:jc w:val="center"/>
       </w:pPr>
       <w:r>
@@ -17,7 +18,8 @@
     </w:p>
     <w:p>
       <w:pPr>
-        <w:spacing w:before="0" w:after="0" w:line="280" w:lineRule="exact"/>
+        <w:spacing w:before="0" w:after="0" w:line="276" w:lineRule="exact"/>
+        <w:ind w:left="0" w:firstLine="0"/>
         <w:jc w:val="center"/>
       </w:pPr>
       <w:r>
@@ -30,7 +32,8 @@
     </w:p>
     <w:p>
       <w:pPr>
-        <w:spacing w:before="0" w:after="480" w:line="280" w:lineRule="exact"/>
+        <w:spacing w:before="0" w:after="276" w:line="276" w:lineRule="exact"/>
+        <w:ind w:left="0" w:firstLine="0"/>
         <w:jc w:val="center"/>
       </w:pPr>
       <w:r>
@@ -44,7 +47,6 @@
     <w:tbl>
       <w:tblPr>
         <w:tblW w:w="9360" w:type="dxa"/>
-        <w:tblInd w:w="0" w:type="dxa"/>
         <w:tblBorders>
           <w:top w:val="nil"/>
           <w:left w:val="nil"/>
@@ -55,14 +57,16 @@
         </w:tblBorders>
         <w:tblLayout w:type="fixed"/>
         <w:tblCellMar>
+          <w:top w:w="0" w:type="dxa"/>
           <w:left w:w="0" w:type="dxa"/>
+          <w:bottom w:w="0" w:type="dxa"/>
           <w:right w:w="0" w:type="dxa"/>
         </w:tblCellMar>
+        <w:tblLook w:val="0000" w:firstRow="0" w:lastRow="0" w:firstColumn="0" w:lastColumn="0" w:noHBand="0" w:noVBand="0"/>
       </w:tblPr>
       <w:tblGrid>
         <w:gridCol w:w="4680"/>
-        <w:gridCol w:w="360"/>
-        <w:gridCol w:w="4320"/>
+        <w:gridCol w:w="4680"/>
       </w:tblGrid>
       <w:tr>
         <w:trPr>
@@ -76,21 +80,36 @@
               <w:right w:val="single" w:sz="6" w:space="0" w:color="000000"/>
             </w:tcBorders>
             <w:tcMar>
-              <w:bottom w:w="160" w:type="dxa"/>
               <w:right w:w="240" w:type="dxa"/>
             </w:tcMar>
           </w:tcPr>
           <w:p>
             <w:pPr>
-              <w:spacing w:before="0" w:after="120" w:line="280" w:lineRule="exact"/>
+              <w:spacing w:before="0" w:after="0" w:line="276" w:lineRule="exact"/>
+              <w:ind w:left="0" w:firstLine="0"/>
+              <w:jc w:val="left"/>
             </w:pPr>
             <w:r>
-              <w:t xml:space="preserve">HAAS OUTDOORS, INC.</w:t>
+              <w:t xml:space="preserve">HAAS</w:t>
+            </w:r>
+            <w:r>
+              <w:t xml:space="preserve"> </w:t>
+            </w:r>
+            <w:r>
+              <w:t xml:space="preserve">OUTDOORS,</w:t>
+            </w:r>
+            <w:r>
+              <w:t xml:space="preserve"> </w:t>
+            </w:r>
+            <w:r>
+              <w:t xml:space="preserve">INC.</w:t>
             </w:r>
           </w:p>
           <w:p>
             <w:pPr>
-              <w:spacing w:before="0" w:after="120" w:line="280" w:lineRule="exact"/>
+              <w:spacing w:before="0" w:after="0" w:line="276" w:lineRule="exact"/>
+              <w:ind w:left="0" w:firstLine="0"/>
+              <w:jc w:val="left"/>
             </w:pPr>
             <w:r>
               <w:t xml:space="preserve">Plaintiff,</w:t>
@@ -98,7 +117,9 @@
           </w:p>
           <w:p>
             <w:pPr>
-              <w:spacing w:before="0" w:after="120" w:line="280" w:lineRule="exact"/>
+              <w:spacing w:before="0" w:after="0" w:line="276" w:lineRule="exact"/>
+              <w:ind w:left="0" w:firstLine="0"/>
+              <w:jc w:val="left"/>
             </w:pPr>
             <w:r>
               <w:t xml:space="preserve">v.</w:t>
@@ -106,15 +127,31 @@
           </w:p>
           <w:p>
             <w:pPr>
-              <w:spacing w:before="0" w:after="120" w:line="280" w:lineRule="exact"/>
+              <w:spacing w:before="0" w:after="0" w:line="276" w:lineRule="exact"/>
+              <w:ind w:left="0" w:firstLine="0"/>
+              <w:jc w:val="left"/>
             </w:pPr>
             <w:r>
-              <w:t xml:space="preserve">ARIAT INTERNATIONAL, INC.</w:t>
+              <w:t xml:space="preserve">ARIAT</w:t>
+            </w:r>
+            <w:r>
+              <w:t xml:space="preserve"> </w:t>
+            </w:r>
+            <w:r>
+              <w:t xml:space="preserve">INTERNATIONAL,</w:t>
+            </w:r>
+            <w:r>
+              <w:t xml:space="preserve"> </w:t>
+            </w:r>
+            <w:r>
+              <w:t xml:space="preserve">INC.</w:t>
             </w:r>
           </w:p>
           <w:p>
             <w:pPr>
-              <w:spacing w:before="0" w:after="120" w:line="280" w:lineRule="exact"/>
+              <w:spacing w:before="0" w:after="123" w:line="276" w:lineRule="exact"/>
+              <w:ind w:left="0" w:firstLine="0"/>
+              <w:jc w:val="left"/>
             </w:pPr>
             <w:r>
               <w:t xml:space="preserve">Defendant.</w:t>
@@ -123,18 +160,16 @@
         </w:tc>
         <w:tc>
           <w:tcPr>
-            <w:tcW w:w="360" w:type="dxa"/>
-          </w:tcPr>
-          <w:p/>
-        </w:tc>
-        <w:tc>
-          <w:tcPr>
-            <w:tcW w:w="4320" w:type="dxa"/>
+            <w:tcW w:w="4680" w:type="dxa"/>
+            <w:tcMar>
+              <w:left w:w="648" w:type="dxa"/>
+            </w:tcMar>
           </w:tcPr>
           <w:p>
             <w:pPr>
-              <w:spacing w:before="0" w:after="120" w:line="280" w:lineRule="exact"/>
-              <w:ind w:left="288"/>
+              <w:spacing w:before="0" w:after="0" w:line="276" w:lineRule="exact"/>
+              <w:ind w:left="0" w:firstLine="0"/>
+              <w:jc w:val="left"/>
             </w:pPr>
             <w:r>
               <w:t xml:space="preserve">CIVIL ACTION NO.:</w:t>
@@ -142,17 +177,21 @@
           </w:p>
           <w:p>
             <w:pPr>
-              <w:spacing w:before="0" w:after="120" w:line="280" w:lineRule="exact"/>
-              <w:ind w:left="288"/>
+              <w:spacing w:before="0" w:after="0" w:line="276" w:lineRule="exact"/>
+              <w:ind w:left="0" w:firstLine="0"/>
+              <w:jc w:val="left"/>
             </w:pPr>
             <w:r>
-              <w:t xml:space="preserve">1:25-CV-184-SA-DAS</w:t>
+              <w:t xml:space="preserve">1:25-CV</w:t>
+              <w:noBreakHyphen/>
+              <w:t xml:space="preserve">184-SA-DAS</w:t>
             </w:r>
           </w:p>
           <w:p>
             <w:pPr>
-              <w:spacing w:before="240" w:after="0" w:line="280" w:lineRule="exact"/>
-              <w:ind w:left="288"/>
+              <w:spacing w:before="276" w:after="0" w:line="276" w:lineRule="exact"/>
+              <w:ind w:left="0" w:firstLine="0"/>
+              <w:jc w:val="left"/>
             </w:pPr>
             <w:r>
               <w:t xml:space="preserve">JURY TRIAL DEMANDED</w:t>
@@ -163,7 +202,10 @@
     </w:tbl>
     <w:p>
       <w:pPr>
-        <w:spacing w:before="480" w:after="480" w:line="480" w:lineRule="exact"/>
+        <w:keepNext/>
+        <w:keepLines/>
+        <w:spacing w:before="276" w:after="0" w:line="552" w:lineRule="exact"/>
+        <w:ind w:left="0" w:firstLine="0"/>
         <w:jc w:val="center"/>
       </w:pPr>
       <w:r>
@@ -171,12 +213,68 @@
           <w:b/>
           <w:bCs/>
         </w:rPr>
-        <w:t xml:space="preserve">VERIFIED COMPLAINT FOR COPYRIGHT INFRINGEMENT</w:t>
-      </w:r>
-    </w:p>
-    <w:p>
-      <w:pPr>
-        <w:pStyle w:val="FirstParagraph"/>
+        <w:t xml:space="preserve">VERIFIED</w:t>
+      </w:r>
+      <w:r>
+        <w:rPr>
+          <w:b/>
+          <w:bCs/>
+        </w:rPr>
+        <w:t xml:space="preserve"> </w:t>
+      </w:r>
+      <w:r>
+        <w:rPr>
+          <w:b/>
+          <w:bCs/>
+        </w:rPr>
+        <w:t xml:space="preserve">COMPLAINT</w:t>
+      </w:r>
+      <w:r>
+        <w:rPr>
+          <w:b/>
+          <w:bCs/>
+        </w:rPr>
+        <w:t xml:space="preserve"> </w:t>
+      </w:r>
+      <w:r>
+        <w:rPr>
+          <w:b/>
+          <w:bCs/>
+        </w:rPr>
+        <w:t xml:space="preserve">FOR</w:t>
+      </w:r>
+      <w:r>
+        <w:rPr>
+          <w:b/>
+          <w:bCs/>
+        </w:rPr>
+        <w:t xml:space="preserve"> </w:t>
+      </w:r>
+      <w:r>
+        <w:rPr>
+          <w:b/>
+          <w:bCs/>
+        </w:rPr>
+        <w:t xml:space="preserve">COPYRIGHT</w:t>
+      </w:r>
+      <w:r>
+        <w:rPr>
+          <w:b/>
+          <w:bCs/>
+        </w:rPr>
+        <w:t xml:space="preserve"> </w:t>
+      </w:r>
+      <w:r>
+        <w:rPr>
+          <w:b/>
+          <w:bCs/>
+        </w:rPr>
+        <w:t xml:space="preserve">INFRINGEMENT</w:t>
+      </w:r>
+    </w:p>
+    <w:p>
+      <w:pPr>
+        <w:pStyle w:val="BodyText"/>
       </w:pPr>
       <w:r>
         <w:t xml:space="preserve">Plaintiff, Haas Outdoors, Inc. (“Haas”), by its undersigned counsel, files this civil action against Defendant, Ariat International, Inc. (“Ariat” or “Defendant”), for preliminary and permanent injunctive relief and monetary damages, alleging the following:</w:t>
@@ -185,14 +283,23 @@
     <w:p>
       <w:pPr>
         <w:pStyle w:val="Heading1"/>
-      </w:pPr>
-      <w:r>
+        <w:keepNext/>
+        <w:keepLines/>
+        <w:spacing w:before="0" w:after="0" w:line="552" w:lineRule="exact"/>
+        <w:ind w:left="0" w:firstLine="0"/>
+        <w:jc w:val="center"/>
+      </w:pPr>
+      <w:r>
+        <w:rPr>
+          <w:b/>
+          <w:bCs/>
+        </w:rPr>
         <w:t xml:space="preserve">PARTIES</w:t>
       </w:r>
     </w:p>
     <w:p>
       <w:pPr>
-        <w:pStyle w:val="FirstParagraph"/>
+        <w:pStyle w:val="BodyNumber"/>
       </w:pPr>
       <w:r>
         <w:t xml:space="preserve">1.</w:t>
@@ -206,7 +313,7 @@
     </w:p>
     <w:p>
       <w:pPr>
-        <w:pStyle w:val="BodyText"/>
+        <w:pStyle w:val="BodyNumber"/>
       </w:pPr>
       <w:r>
         <w:t xml:space="preserve">2.</w:t>
@@ -221,14 +328,51 @@
     <w:p>
       <w:pPr>
         <w:pStyle w:val="Heading1"/>
-      </w:pPr>
-      <w:r>
-        <w:t xml:space="preserve">JURISDICTION AND VENUE</w:t>
-      </w:r>
-    </w:p>
-    <w:p>
-      <w:pPr>
-        <w:pStyle w:val="FirstParagraph"/>
+        <w:keepNext/>
+        <w:keepLines/>
+        <w:spacing w:before="0" w:after="0" w:line="552" w:lineRule="exact"/>
+        <w:ind w:left="0" w:firstLine="0"/>
+        <w:jc w:val="center"/>
+      </w:pPr>
+      <w:r>
+        <w:rPr>
+          <w:b/>
+          <w:bCs/>
+        </w:rPr>
+        <w:t xml:space="preserve">JURISDICTION</w:t>
+      </w:r>
+      <w:r>
+        <w:rPr>
+          <w:b/>
+          <w:bCs/>
+        </w:rPr>
+        <w:t xml:space="preserve"> </w:t>
+      </w:r>
+      <w:r>
+        <w:rPr>
+          <w:b/>
+          <w:bCs/>
+        </w:rPr>
+        <w:t xml:space="preserve">AND</w:t>
+      </w:r>
+      <w:r>
+        <w:rPr>
+          <w:b/>
+          <w:bCs/>
+        </w:rPr>
+        <w:t xml:space="preserve"> </w:t>
+      </w:r>
+      <w:r>
+        <w:rPr>
+          <w:b/>
+          <w:bCs/>
+        </w:rPr>
+        <w:t xml:space="preserve">VENUE</w:t>
+      </w:r>
+    </w:p>
+    <w:p>
+      <w:pPr>
+        <w:pStyle w:val="BodyNumber"/>
       </w:pPr>
       <w:r>
         <w:t xml:space="preserve">3.</w:t>
@@ -237,12 +381,12 @@
         <w:tab/>
       </w:r>
       <w:r>
-        <w:t xml:space="preserve">This is an action for copyright infringement in violation of 17 U.S.C. § 501. Subject matter jurisdiction in this matter is appropriate pursuant to 28 U.S.C. §§ 1331 and 1338.</w:t>
-      </w:r>
-    </w:p>
-    <w:p>
-      <w:pPr>
-        <w:pStyle w:val="BodyText"/>
+        <w:t xml:space="preserve">This is an action for copyright infringement in violation of 17 U.S.C. § 501. Subject matter jurisdiction in this matter is appropriate pursuant to 28 U.S.C. §§ 1331 and 1338.</w:t>
+      </w:r>
+    </w:p>
+    <w:p>
+      <w:pPr>
+        <w:pStyle w:val="BodyNumber"/>
       </w:pPr>
       <w:r>
         <w:t xml:space="preserve">4.</w:t>
@@ -256,7 +400,7 @@
     </w:p>
     <w:p>
       <w:pPr>
-        <w:pStyle w:val="BodyText"/>
+        <w:pStyle w:val="BodyNumber"/>
       </w:pPr>
       <w:r>
         <w:t xml:space="preserve">5.</w:t>
@@ -265,28 +409,74 @@
         <w:tab/>
       </w:r>
       <w:r>
-        <w:t xml:space="preserve">Venue is proper with this court pursuant to 28 U.S.C. § 1391(b)(2) because a substantial part of the events giving rise to Haas’ claims occurred in this District.</w:t>
+        <w:t xml:space="preserve">Venue is proper with this court pursuant to 28 U.S.C. § 1391(b)⁠(2) because a substantial part of the events giving rise to Haas’ claims occurred in this District.</w:t>
       </w:r>
     </w:p>
     <w:p>
       <w:pPr>
         <w:pStyle w:val="Heading1"/>
-      </w:pPr>
-      <w:r>
+        <w:keepNext/>
+        <w:keepLines/>
+        <w:spacing w:before="0" w:after="0" w:line="552" w:lineRule="exact"/>
+        <w:ind w:left="0" w:firstLine="0"/>
+        <w:jc w:val="center"/>
+      </w:pPr>
+      <w:r>
+        <w:rPr>
+          <w:b/>
+          <w:bCs/>
+        </w:rPr>
         <w:t xml:space="preserve">BACKGROUND</w:t>
       </w:r>
     </w:p>
     <w:p>
       <w:pPr>
         <w:pStyle w:val="Heading2"/>
-      </w:pPr>
-      <w:r>
-        <w:t xml:space="preserve">Haas’ Intellectual Property</w:t>
-      </w:r>
-    </w:p>
-    <w:p>
-      <w:pPr>
-        <w:pStyle w:val="FirstParagraph"/>
+        <w:keepNext/>
+        <w:keepLines/>
+        <w:spacing w:before="0" w:after="0" w:line="552" w:lineRule="exact"/>
+        <w:ind w:left="0" w:firstLine="0"/>
+        <w:jc w:val="center"/>
+      </w:pPr>
+      <w:r>
+        <w:rPr>
+          <w:b/>
+          <w:bCs/>
+        </w:rPr>
+        <w:t xml:space="preserve">Haas’</w:t>
+      </w:r>
+      <w:r>
+        <w:rPr>
+          <w:b/>
+          <w:bCs/>
+        </w:rPr>
+        <w:t xml:space="preserve"> </w:t>
+      </w:r>
+      <w:r>
+        <w:rPr>
+          <w:b/>
+          <w:bCs/>
+        </w:rPr>
+        <w:t xml:space="preserve">Intellectual</w:t>
+      </w:r>
+      <w:r>
+        <w:rPr>
+          <w:b/>
+          <w:bCs/>
+        </w:rPr>
+        <w:t xml:space="preserve"> </w:t>
+      </w:r>
+      <w:r>
+        <w:rPr>
+          <w:b/>
+          <w:bCs/>
+        </w:rPr>
+        <w:t xml:space="preserve">Property</w:t>
+      </w:r>
+    </w:p>
+    <w:p>
+      <w:pPr>
+        <w:pStyle w:val="BodyNumber"/>
       </w:pPr>
       <w:r>
         <w:t xml:space="preserve">6.</w:t>
@@ -300,7 +490,7 @@
     </w:p>
     <w:p>
       <w:pPr>
-        <w:pStyle w:val="BodyText"/>
+        <w:pStyle w:val="BodyNumber"/>
       </w:pPr>
       <w:r>
         <w:t xml:space="preserve">7.</w:t>
@@ -321,20 +511,57 @@
         <w:t xml:space="preserve"> </w:t>
       </w:r>
       <w:r>
-        <w:t xml:space="preserve">The BOTTOMLAND® registration is in full force and effect. Additionally, the BOTTOMLAND® registration was made before five years after first publication of the BOTTOMLAND® Pattern and is therefore presumed valid under 17 U.S.C. § 410(c). A true and correct copy of the BOTTOMLAND® certificate of registration is attached hereto as Exhibit 1.</w:t>
+        <w:t xml:space="preserve">The BOTTOMLAND® registration is in full force and effect. Additionally, the BOTTOMLAND® registration was made before five years after first publication of the BOTTOMLAND® Pattern and is therefore presumed valid under 17 U.S.C. § 410(c). A true and correct copy of the BOTTOMLAND® certificate of registration is attached hereto as Exhibit 1.</w:t>
       </w:r>
     </w:p>
     <w:p>
       <w:pPr>
         <w:pStyle w:val="Heading2"/>
-      </w:pPr>
-      <w:r>
-        <w:t xml:space="preserve">Defendant’s Infringing Products</w:t>
-      </w:r>
-    </w:p>
-    <w:p>
-      <w:pPr>
-        <w:pStyle w:val="FirstParagraph"/>
+        <w:keepNext/>
+        <w:keepLines/>
+        <w:spacing w:before="0" w:after="0" w:line="552" w:lineRule="exact"/>
+        <w:ind w:left="0" w:firstLine="0"/>
+        <w:jc w:val="center"/>
+      </w:pPr>
+      <w:r>
+        <w:rPr>
+          <w:b/>
+          <w:bCs/>
+        </w:rPr>
+        <w:t xml:space="preserve">Defendant’s</w:t>
+      </w:r>
+      <w:r>
+        <w:rPr>
+          <w:b/>
+          <w:bCs/>
+        </w:rPr>
+        <w:t xml:space="preserve"> </w:t>
+      </w:r>
+      <w:r>
+        <w:rPr>
+          <w:b/>
+          <w:bCs/>
+        </w:rPr>
+        <w:t xml:space="preserve">Infringing</w:t>
+      </w:r>
+      <w:r>
+        <w:rPr>
+          <w:b/>
+          <w:bCs/>
+        </w:rPr>
+        <w:t xml:space="preserve"> </w:t>
+      </w:r>
+      <w:r>
+        <w:rPr>
+          <w:b/>
+          <w:bCs/>
+        </w:rPr>
+        <w:t xml:space="preserve">Products</w:t>
+      </w:r>
+    </w:p>
+    <w:p>
+      <w:pPr>
+        <w:pStyle w:val="BodyNumber"/>
       </w:pPr>
       <w:r>
         <w:t xml:space="preserve">8.</w:t>
@@ -348,7 +575,7 @@
     </w:p>
     <w:p>
       <w:pPr>
-        <w:pStyle w:val="BodyText"/>
+        <w:pStyle w:val="BodyNumber"/>
       </w:pPr>
       <w:r>
         <w:t xml:space="preserve">9.</w:t>
@@ -362,7 +589,7 @@
     </w:p>
     <w:p>
       <w:pPr>
-        <w:pStyle w:val="BodyText"/>
+        <w:pStyle w:val="BodyNumber"/>
       </w:pPr>
       <w:r>
         <w:t xml:space="preserve">10.</w:t>
@@ -376,7 +603,7 @@
     </w:p>
     <w:p>
       <w:pPr>
-        <w:pStyle w:val="BodyText"/>
+        <w:pStyle w:val="BodyNumber"/>
       </w:pPr>
       <w:r>
         <w:t xml:space="preserve">11.</w:t>
@@ -390,7 +617,7 @@
     </w:p>
     <w:p>
       <w:pPr>
-        <w:pStyle w:val="BodyText"/>
+        <w:pStyle w:val="BodyNumber"/>
       </w:pPr>
       <w:r>
         <w:t xml:space="preserve">12.</w:t>
@@ -404,7 +631,7 @@
     </w:p>
     <w:p>
       <w:pPr>
-        <w:pStyle w:val="BodyText"/>
+        <w:pStyle w:val="BodyNumber"/>
       </w:pPr>
       <w:r>
         <w:t xml:space="preserve">13.</w:t>
@@ -418,7 +645,7 @@
     </w:p>
     <w:p>
       <w:pPr>
-        <w:pStyle w:val="BodyText"/>
+        <w:pStyle w:val="BodyNumber"/>
       </w:pPr>
       <w:r>
         <w:t xml:space="preserve">14.</w:t>
@@ -432,7 +659,7 @@
     </w:p>
     <w:p>
       <w:pPr>
-        <w:pStyle w:val="BodyText"/>
+        <w:pStyle w:val="BodyNumber"/>
       </w:pPr>
       <w:r>
         <w:t xml:space="preserve">15.</w:t>
@@ -456,7 +683,7 @@
     </w:p>
     <w:p>
       <w:pPr>
-        <w:pStyle w:val="BodyText"/>
+        <w:pStyle w:val="BodyNumber"/>
       </w:pPr>
       <w:r>
         <w:t xml:space="preserve">16.</w:t>
@@ -470,7 +697,7 @@
     </w:p>
     <w:p>
       <w:pPr>
-        <w:pStyle w:val="BodyText"/>
+        <w:pStyle w:val="BodyNumber"/>
       </w:pPr>
       <w:r>
         <w:t xml:space="preserve">17.</w:t>
@@ -494,573 +721,3885 @@
     </w:p>
     <w:p>
       <w:pPr>
+        <w:pStyle w:val="BodyNumber"/>
+      </w:pPr>
+      <w:r>
+        <w:t xml:space="preserve">18.</w:t>
+      </w:r>
+      <w:r>
+        <w:tab/>
+      </w:r>
+      <w:r>
+        <w:t xml:space="preserve">These side-by-side comparisons show that the Accused Pattern Print and the Accused Pattern Ariat is using on its products replicates multiple original and protectable elements of Haas’ BOTTOMLAND® Pattern and incorporates elements that are substantially similar to Haas’ BOTTOMLAND® Pattern, including, at least, overall arrangement, color palette, motif sequencing, and unique geometric repetition.</w:t>
+      </w:r>
+    </w:p>
+    <w:p>
+      <w:pPr>
+        <w:pStyle w:val="BodyNumber"/>
+      </w:pPr>
+      <w:r>
+        <w:t xml:space="preserve">19.</w:t>
+      </w:r>
+      <w:r>
+        <w:tab/>
+      </w:r>
+      <w:r>
+        <w:t xml:space="preserve">Ariat knew or should have known that both the Accused Pattern Print and the Accused Pattern replicates multiple original and protectable elements of Haas’ BOTTOMLAND® Pattern and incorporates elements that are substantially similar to Haas’ BOTTOMLAND® Pattern.</w:t>
+      </w:r>
+    </w:p>
+    <w:p>
+      <w:pPr>
+        <w:pStyle w:val="BodyNumber"/>
+      </w:pPr>
+      <w:r>
+        <w:t xml:space="preserve">20.</w:t>
+      </w:r>
+      <w:r>
+        <w:tab/>
+      </w:r>
+      <w:r>
+        <w:t xml:space="preserve">Haas’ BOTTOMLAND® Pattern is one of the most popular, and best-selling, camouflage patterns in Haas’ catalogue of camouflage patterns. Haas has commercially benefited from its extensive licensing of the Bottomland® Pattern. The Bottomland® Pattern has realized and maintained significant market value through its popularity and widespread brand recognition. As a former licensee of MOSSY OAK® patterns, Ariat has actual knowledge of Haas’ licensing structure and practices for Haas’ MOSSY OAK® patterns. Ariat knew that, in order to use the BOTTOMLAND® Pattern, it was required to first obtain a license from Haas.</w:t>
+      </w:r>
+    </w:p>
+    <w:p>
+      <w:pPr>
+        <w:pStyle w:val="BodyNumber"/>
+      </w:pPr>
+      <w:r>
+        <w:t xml:space="preserve">21.</w:t>
+      </w:r>
+      <w:r>
+        <w:tab/>
+      </w:r>
+      <w:r>
+        <w:t xml:space="preserve">However, upon information and belief, Defendant was not willing to pay the fair market price for Haas’ high-quality, authorized BOTTOMLAND® Pattern. Rather than adopt a different, non-infringing camouflage pattern for use in its products, Defendant opted to source the Accused Pattern Print from an unauthorized vendor and to create the Accused Pattern, both of which contain virtually identical and substantially similar elements to those in Haas’ BOTTOMLAND® Pattern. There are thousands of unique camouflage patterns available that are not substantially similar, let along virtually identical, to the BOTTOMLAND® Pattern. But Defendant chose not to use any of those non-infringing patterns for its products; rather, Defendant chose to willfully disregard and blatantly violate Haas’ valuable intellectual property rights.</w:t>
+      </w:r>
+    </w:p>
+    <w:p>
+      <w:pPr>
+        <w:pStyle w:val="BodyNumber"/>
+      </w:pPr>
+      <w:r>
+        <w:t xml:space="preserve">22.</w:t>
+      </w:r>
+      <w:r>
+        <w:tab/>
+      </w:r>
+      <w:r>
+        <w:t xml:space="preserve">On November 4, 2025, Haas notified Ariat, in writing, that Ariat’s conduct infringed Haas’ BOTTOMLAND® Pattern. Attached as Exhibit 4 is a copy of the correspondence from Haas to Ariat.</w:t>
+      </w:r>
+    </w:p>
+    <w:p>
+      <w:pPr>
+        <w:pStyle w:val="BodyNumber"/>
+      </w:pPr>
+      <w:r>
+        <w:t xml:space="preserve">23.</w:t>
+      </w:r>
+      <w:r>
+        <w:tab/>
+      </w:r>
+      <w:r>
+        <w:t xml:space="preserve">However, despite having actual knowledge of its blatant infringement, Defendant continues to deliberately and willfully display and distribute its products bearing the Accused Pattern on at least its website and in brick-and-mortar stores. As an additional example of its deliberate and willful conduct, Ariat has told Haas that it plans to continue to copy, reproduce, distribute, and/​or publicly display infringing copies of the BOTTOMLAND® Pattern without Haas’ consent or authorization by launching another clothing product with the same Accused Pattern and/​or Accused Pattern Print in 2026.</w:t>
+      </w:r>
+    </w:p>
+    <w:p>
+      <w:pPr>
+        <w:pStyle w:val="BodyNumber"/>
+      </w:pPr>
+      <w:r>
+        <w:t xml:space="preserve">24.</w:t>
+      </w:r>
+      <w:r>
+        <w:tab/>
+      </w:r>
+      <w:r>
+        <w:t xml:space="preserve">As a former licensee of Haas Outdoors, Ariat had access to Haas’ MOSSY OAK® patterns. Until as recently as August 2025, Haas was in communication with Ariat about becoming a licensee once again so that Ariat could incorporate, among other MOSSY OAK® patterns, the BOTTOMLAND® Pattern with Ariat’s products. During the course of these communications, Haas representatives provided Ariat representatives a MOSSY OAK® brand deck, which extensively references and shows the BOTTOMLAND® Pattern throughout. Accordingly, Ariat had access to Haas’ BOTTOMLAND® Pattern in order to copy the BOTTOMLAND® Pattern.</w:t>
+      </w:r>
+    </w:p>
+    <w:p>
+      <w:pPr>
+        <w:pStyle w:val="BodyNumber"/>
+      </w:pPr>
+      <w:r>
+        <w:t xml:space="preserve">25.</w:t>
+      </w:r>
+      <w:r>
+        <w:tab/>
+      </w:r>
+      <w:r>
+        <w:t xml:space="preserve">Ariat does not hold a license, consent, or other authorization from Haas to use any portion of the BOTTOMLAND® Pattern. Ariat’s acts of utilizing and incorporating the Accused Pattern on its products constitutes unauthorized reproduction, preparation of derivative works, distribution, and public display of Haas’ copyrighted BOTTOMLAND® Pattern in violation of 17 U.S.C. § 501 et seq.</w:t>
+      </w:r>
+    </w:p>
+    <w:p>
+      <w:pPr>
+        <w:pStyle w:val="BodyNumber"/>
+      </w:pPr>
+      <w:r>
+        <w:t xml:space="preserve">26.</w:t>
+      </w:r>
+      <w:r>
+        <w:tab/>
+      </w:r>
+      <w:r>
+        <w:t xml:space="preserve">Through its copying of the BOTTOMLAND® Pattern, through creating and distributing a pattern substantially similar to Haas’ BOTTOMLAND® Pattern, and through creating and distributing a derivative of the BOTTOMLAND® Pattern, Defendant seeks to trade on the good will of Haas and its BOTTOMLAND® Pattern, while seeking to avoid payment to Haas for use of its highly valuable intellectual property.</w:t>
+      </w:r>
+    </w:p>
+    <w:p>
+      <w:pPr>
+        <w:pStyle w:val="Heading1"/>
+        <w:keepNext/>
+        <w:keepLines/>
+        <w:spacing w:before="0" w:after="0" w:line="552" w:lineRule="exact"/>
+        <w:ind w:left="0" w:firstLine="0"/>
+        <w:jc w:val="center"/>
+      </w:pPr>
+      <w:r>
+        <w:rPr>
+          <w:b/>
+          <w:bCs/>
+        </w:rPr>
+        <w:t xml:space="preserve">COUNT</w:t>
+      </w:r>
+      <w:r>
+        <w:rPr>
+          <w:b/>
+          <w:bCs/>
+        </w:rPr>
+        <w:t xml:space="preserve"> </w:t>
+      </w:r>
+      <w:r>
+        <w:rPr>
+          <w:b/>
+          <w:bCs/>
+        </w:rPr>
+        <w:t xml:space="preserve">I</w:t>
+      </w:r>
+    </w:p>
+    <w:p>
+      <w:pPr>
+        <w:pStyle w:val="Heading2"/>
+        <w:keepNext/>
+        <w:keepLines/>
+        <w:spacing w:before="0" w:after="0" w:line="552" w:lineRule="exact"/>
+        <w:ind w:left="0" w:firstLine="0"/>
+        <w:jc w:val="center"/>
+      </w:pPr>
+      <w:r>
+        <w:rPr>
+          <w:b/>
+          <w:bCs/>
+        </w:rPr>
+        <w:t xml:space="preserve">Copyright</w:t>
+      </w:r>
+      <w:r>
+        <w:rPr>
+          <w:b/>
+          <w:bCs/>
+        </w:rPr>
+        <w:t xml:space="preserve"> </w:t>
+      </w:r>
+      <w:r>
+        <w:rPr>
+          <w:b/>
+          <w:bCs/>
+        </w:rPr>
+        <w:t xml:space="preserve">Infringement</w:t>
+      </w:r>
+    </w:p>
+    <w:p>
+      <w:pPr>
+        <w:pStyle w:val="BodyNumber"/>
+      </w:pPr>
+      <w:r>
+        <w:t xml:space="preserve">27.</w:t>
+      </w:r>
+      <w:r>
+        <w:tab/>
+      </w:r>
+      <w:r>
+        <w:t xml:space="preserve">Haas incorporates by reference the allegations of Paragraphs 1 through 26 herein.</w:t>
+      </w:r>
+    </w:p>
+    <w:p>
+      <w:pPr>
+        <w:pStyle w:val="BodyNumber"/>
+      </w:pPr>
+      <w:r>
+        <w:t xml:space="preserve">28.</w:t>
+      </w:r>
+      <w:r>
+        <w:tab/>
+      </w:r>
+      <w:r>
+        <w:t xml:space="preserve">Haas’ BOTTOMLAND® Pattern contains artwork protected by and registered under the copyright laws of the United States. Despite this protection, Defendant has willfully misappropriated such pattern and used a pattern substantially similar to that of the BOTTOMLAND® Pattern on its products. This misappropriation of Haas’ original work of authorship constitutes copyright infringement in violation of 17 U.S.C. § 501. Despite having notice that such conduct infringes Haas’ BOTTOMLAND® Pattern, Ariat has and continues to copy, reproduce, distribute and/​or publicly display infringing copies of the BOTTOMLAND® Pattern without Haas’ consent or authorization.</w:t>
+      </w:r>
+    </w:p>
+    <w:p>
+      <w:pPr>
+        <w:pStyle w:val="BodyNumber"/>
+      </w:pPr>
+      <w:r>
+        <w:t xml:space="preserve">29.</w:t>
+      </w:r>
+      <w:r>
+        <w:tab/>
+      </w:r>
+      <w:r>
+        <w:t xml:space="preserve">Upon information and belief, Ariat’s infringement of Haas’ BOTTOMLAND® Pattern is deliberate, willful, and in utter disregard of Haas’ rights. Upon information and belief, Ariat’s brazen violation of Haas’ rights in and to its BOTTOMLAND® Pattern will invite others to violate Haas’ intellectual property rights, which will materially damage Haas’ ability to license its MOSSY OAK® patterns, including its BOTTOMLAND® Pattern.</w:t>
+      </w:r>
+    </w:p>
+    <w:p>
+      <w:pPr>
+        <w:pStyle w:val="BodyNumber"/>
+      </w:pPr>
+      <w:r>
+        <w:t xml:space="preserve">30.</w:t>
+      </w:r>
+      <w:r>
+        <w:tab/>
+      </w:r>
+      <w:r>
+        <w:t xml:space="preserve">Defendant’s actions have caused and—unless enjoined by this Court—will continue to cause irreparable injury to Haas for which Haas has no adequate remedy at law. Haas is therefore entitled to a preliminary and permanent injunction enjoining and restraining Defendant from reproducing, distributing, displaying, or other use of the Accused Pattern or any other pattern that is substantially similar thereto or derivative thereof.</w:t>
+      </w:r>
+    </w:p>
+    <w:p>
+      <w:pPr>
+        <w:pStyle w:val="BodyNumber"/>
+      </w:pPr>
+      <w:r>
+        <w:t xml:space="preserve">31.</w:t>
+      </w:r>
+      <w:r>
+        <w:tab/>
+      </w:r>
+      <w:r>
+        <w:t xml:space="preserve">Indeed, unless enjoined, Ariat has told Haas that it plans to market and distribute another clothing product with the same Accused Pattern in 2026. Accordingly, Haas is entitled to preliminary and permanent injunctive relief prohibiting further reproduction or distribution of the Accused Pattern, or any work substantially similar thereto or derivative thereof, an accounting for all profits recognized by Defendant from such copying, statutory damages under 17 U.S.C. §504(c), all damages incurred by Haas as a result of Defendant’s conduct, and reasonable attorney fees under 17 U.S.C. §505.</w:t>
+      </w:r>
+    </w:p>
+    <w:p>
+      <w:pPr>
+        <w:pStyle w:val="Heading1"/>
+        <w:keepNext/>
+        <w:keepLines/>
+        <w:spacing w:before="0" w:after="0" w:line="552" w:lineRule="exact"/>
+        <w:ind w:left="0" w:firstLine="0"/>
+        <w:jc w:val="center"/>
+      </w:pPr>
+      <w:r>
+        <w:rPr>
+          <w:b/>
+          <w:bCs/>
+        </w:rPr>
+        <w:t xml:space="preserve">COUNT</w:t>
+      </w:r>
+      <w:r>
+        <w:rPr>
+          <w:b/>
+          <w:bCs/>
+        </w:rPr>
+        <w:t xml:space="preserve"> </w:t>
+      </w:r>
+      <w:r>
+        <w:rPr>
+          <w:b/>
+          <w:bCs/>
+        </w:rPr>
+        <w:t xml:space="preserve">II</w:t>
+      </w:r>
+    </w:p>
+    <w:p>
+      <w:pPr>
+        <w:pStyle w:val="Heading2"/>
+        <w:keepNext/>
+        <w:keepLines/>
+        <w:spacing w:before="0" w:after="0" w:line="552" w:lineRule="exact"/>
+        <w:ind w:left="0" w:firstLine="0"/>
+        <w:jc w:val="center"/>
+      </w:pPr>
+      <w:r>
+        <w:rPr>
+          <w:b/>
+          <w:bCs/>
+        </w:rPr>
+        <w:t xml:space="preserve">Preliminary</w:t>
+      </w:r>
+      <w:r>
+        <w:rPr>
+          <w:b/>
+          <w:bCs/>
+        </w:rPr>
+        <w:t xml:space="preserve"> </w:t>
+      </w:r>
+      <w:r>
+        <w:rPr>
+          <w:b/>
+          <w:bCs/>
+        </w:rPr>
+        <w:t xml:space="preserve">Injunctive</w:t>
+      </w:r>
+      <w:r>
+        <w:rPr>
+          <w:b/>
+          <w:bCs/>
+        </w:rPr>
+        <w:t xml:space="preserve"> </w:t>
+      </w:r>
+      <w:r>
+        <w:rPr>
+          <w:b/>
+          <w:bCs/>
+        </w:rPr>
+        <w:t xml:space="preserve">Relief</w:t>
+      </w:r>
+    </w:p>
+    <w:p>
+      <w:pPr>
+        <w:pStyle w:val="BodyNumber"/>
+      </w:pPr>
+      <w:r>
+        <w:t xml:space="preserve">32.</w:t>
+      </w:r>
+      <w:r>
+        <w:tab/>
+      </w:r>
+      <w:r>
+        <w:t xml:space="preserve">Haas incorporates by reference the allegations of Paragraphs 1 through 31 herein.</w:t>
+      </w:r>
+    </w:p>
+    <w:p>
+      <w:pPr>
+        <w:pStyle w:val="BodyNumber"/>
+      </w:pPr>
+      <w:r>
+        <w:t xml:space="preserve">33.</w:t>
+      </w:r>
+      <w:r>
+        <w:tab/>
+      </w:r>
+      <w:r>
+        <w:t xml:space="preserve">Pursuant to 17 U.S.C. § 502 and based on the allegations above, Haas is entitled to preliminary injunctive relief prohibiting Defendant’s further infringement of Haas’ BOTTOMLAND® Pattern, including but not limited to Ariat’s further use of the Accused Pattern and Accused Pattern Print, and creation or use of derivative patterns thereof.</w:t>
+      </w:r>
+    </w:p>
+    <w:p>
+      <w:pPr>
+        <w:pStyle w:val="BodyNumber"/>
+      </w:pPr>
+      <w:r>
+        <w:t xml:space="preserve">34.</w:t>
+      </w:r>
+      <w:r>
+        <w:tab/>
+      </w:r>
+      <w:r>
+        <w:t xml:space="preserve">There is a substantial likelihood that Haas will succeed on the merits of all of its claims against Defendant, based on Defendant’s unlawful and intentional infringement of the BOTTOMLAND® Pattern.</w:t>
+      </w:r>
+    </w:p>
+    <w:p>
+      <w:pPr>
+        <w:pStyle w:val="BodyNumber"/>
+      </w:pPr>
+      <w:r>
+        <w:t xml:space="preserve">35.</w:t>
+      </w:r>
+      <w:r>
+        <w:tab/>
+      </w:r>
+      <w:r>
+        <w:t xml:space="preserve">Defendant’s actions complained of above are jeopardizing, and, if allowed to proceed, will continue to jeopardize the goodwill of Haas in its valuable intellectual property. Such acts have caused, are causing and will continue to cause, irreparable injury to Haas and the consuming public. The balance of the equities favor the granting of injunctive relief: the threatened injury to Haas’ reputation and goodwill outweighs any hypothetical damage that the proposed injunction may cause Defendant. Finally, the public interest favors the issuance of an injunction in this case.</w:t>
+      </w:r>
+    </w:p>
+    <w:p>
+      <w:pPr>
+        <w:pStyle w:val="BodyNumber"/>
+      </w:pPr>
+      <w:r>
+        <w:t xml:space="preserve">36.</w:t>
+      </w:r>
+      <w:r>
+        <w:tab/>
+      </w:r>
+      <w:r>
+        <w:t xml:space="preserve">Without the Court’s granting the relief requested, Haas will continue to suffer irreparable harm, for which there is no adequate remedy at law.</w:t>
+      </w:r>
+    </w:p>
+    <w:p>
+      <w:pPr>
+        <w:pStyle w:val="BodyNumber"/>
+      </w:pPr>
+      <w:r>
+        <w:t xml:space="preserve">37.</w:t>
+      </w:r>
+      <w:r>
+        <w:tab/>
+      </w:r>
+      <w:r>
+        <w:t xml:space="preserve">Accordingly, Haas is entitled to preliminary injunctive relief prohibiting Defendant, its partners, agents, employees, affiliates, and all those acting in concert with it, from infringing Haas’ BOTTOMLAND® Pattern.</w:t>
+      </w:r>
+    </w:p>
+    <w:p>
+      <w:pPr>
+        <w:pStyle w:val="Heading1"/>
+        <w:keepNext/>
+        <w:keepLines/>
+        <w:spacing w:before="0" w:after="0" w:line="552" w:lineRule="exact"/>
+        <w:ind w:left="0" w:firstLine="0"/>
+        <w:jc w:val="center"/>
+      </w:pPr>
+      <w:r>
+        <w:rPr>
+          <w:b/>
+          <w:bCs/>
+        </w:rPr>
+        <w:t xml:space="preserve">COUNT</w:t>
+      </w:r>
+      <w:r>
+        <w:rPr>
+          <w:b/>
+          <w:bCs/>
+        </w:rPr>
+        <w:t xml:space="preserve"> </w:t>
+      </w:r>
+      <w:r>
+        <w:rPr>
+          <w:b/>
+          <w:bCs/>
+        </w:rPr>
+        <w:t xml:space="preserve">III</w:t>
+      </w:r>
+    </w:p>
+    <w:p>
+      <w:pPr>
+        <w:pStyle w:val="Heading2"/>
+        <w:keepNext/>
+        <w:keepLines/>
+        <w:spacing w:before="0" w:after="0" w:line="552" w:lineRule="exact"/>
+        <w:ind w:left="0" w:firstLine="0"/>
+        <w:jc w:val="center"/>
+      </w:pPr>
+      <w:r>
+        <w:rPr>
+          <w:b/>
+          <w:bCs/>
+        </w:rPr>
+        <w:t xml:space="preserve">Permanent</w:t>
+      </w:r>
+      <w:r>
+        <w:rPr>
+          <w:b/>
+          <w:bCs/>
+        </w:rPr>
+        <w:t xml:space="preserve"> </w:t>
+      </w:r>
+      <w:r>
+        <w:rPr>
+          <w:b/>
+          <w:bCs/>
+        </w:rPr>
+        <w:t xml:space="preserve">Injunctive</w:t>
+      </w:r>
+      <w:r>
+        <w:rPr>
+          <w:b/>
+          <w:bCs/>
+        </w:rPr>
+        <w:t xml:space="preserve"> </w:t>
+      </w:r>
+      <w:r>
+        <w:rPr>
+          <w:b/>
+          <w:bCs/>
+        </w:rPr>
+        <w:t xml:space="preserve">Relief</w:t>
+      </w:r>
+    </w:p>
+    <w:p>
+      <w:pPr>
+        <w:pStyle w:val="BodyNumber"/>
+      </w:pPr>
+      <w:r>
+        <w:t xml:space="preserve">38.</w:t>
+      </w:r>
+      <w:r>
+        <w:tab/>
+      </w:r>
+      <w:r>
+        <w:t xml:space="preserve">Haas incorporates by reference the allegations of Paragraphs 1 through 37 herein.</w:t>
+      </w:r>
+    </w:p>
+    <w:p>
+      <w:pPr>
+        <w:pStyle w:val="BodyNumber"/>
+      </w:pPr>
+      <w:r>
+        <w:t xml:space="preserve">39.</w:t>
+      </w:r>
+      <w:r>
+        <w:tab/>
+      </w:r>
+      <w:r>
+        <w:t xml:space="preserve">Pursuant to 17 U.S.C. § 502, Haas is entitled to permanent injunctive relief prohibiting Defendant’s further infringement of Haas’ BOTTOMLAND® Pattern, including but not limited to Ariat’s further use of the Accused Pattern and Accused Pattern Print, and creation or use of derivative patterns thereof.</w:t>
+      </w:r>
+    </w:p>
+    <w:p>
+      <w:pPr>
+        <w:pStyle w:val="BodyNumber"/>
+      </w:pPr>
+      <w:r>
+        <w:t xml:space="preserve">40.</w:t>
+      </w:r>
+      <w:r>
+        <w:tab/>
+      </w:r>
+      <w:r>
+        <w:t xml:space="preserve">Accordingly, Haas is entitled to permanent injunctive relief prohibiting Defendant, its partners, agents, employees, affiliates, and all those acting in concert with it, from infringing Haas’ BOTTOMLAND® Pattern.</w:t>
+      </w:r>
+    </w:p>
+    <w:p>
+      <w:pPr>
+        <w:pStyle w:val="Heading1"/>
+        <w:keepNext/>
+        <w:keepLines/>
+        <w:spacing w:before="0" w:after="0" w:line="552" w:lineRule="exact"/>
+        <w:ind w:left="0" w:firstLine="0"/>
+        <w:jc w:val="center"/>
+      </w:pPr>
+      <w:r>
+        <w:rPr>
+          <w:b/>
+          <w:bCs/>
+        </w:rPr>
+        <w:t xml:space="preserve">PRAYER</w:t>
+      </w:r>
+      <w:r>
+        <w:rPr>
+          <w:b/>
+          <w:bCs/>
+        </w:rPr>
+        <w:t xml:space="preserve"> </w:t>
+      </w:r>
+      <w:r>
+        <w:rPr>
+          <w:b/>
+          <w:bCs/>
+        </w:rPr>
+        <w:t xml:space="preserve">FOR</w:t>
+      </w:r>
+      <w:r>
+        <w:rPr>
+          <w:b/>
+          <w:bCs/>
+        </w:rPr>
+        <w:t xml:space="preserve"> </w:t>
+      </w:r>
+      <w:r>
+        <w:rPr>
+          <w:b/>
+          <w:bCs/>
+        </w:rPr>
+        <w:t xml:space="preserve">RELIEF</w:t>
+      </w:r>
+    </w:p>
+    <w:p>
+      <w:pPr>
         <w:pStyle w:val="BodyText"/>
       </w:pPr>
       <w:r>
-        <w:t xml:space="preserve">18.</w:t>
+        <w:t xml:space="preserve">WHEREFORE, Plaintiff, Haas Outdoors, Inc., requests judgment in favor of Haas and against Defendant on all counts herein, and an award of the following relief:</w:t>
+      </w:r>
+    </w:p>
+    <w:p>
+      <w:pPr>
+        <w:spacing w:before="0" w:after="0" w:line="552" w:lineRule="exact"/>
+        <w:ind w:left="1296" w:hanging="576"/>
+        <w:jc w:val="left"/>
+      </w:pPr>
+      <w:r>
+        <w:t xml:space="preserve">1.</w:t>
       </w:r>
       <w:r>
         <w:tab/>
       </w:r>
       <w:r>
-        <w:t xml:space="preserve">These side-by-side comparisons show that the Accused Pattern Print and the Accused Pattern Ariat is using on its products replicates multiple original and protectable elements of Haas’ BOTTOMLAND® Pattern and incorporates elements that are substantially similar to Haas’ BOTTOMLAND® Pattern, including, at least, overall arrangement, color palette, motif sequencing, and unique geometric repetition.</w:t>
-      </w:r>
-    </w:p>
-    <w:p>
-      <w:pPr>
-        <w:pStyle w:val="BodyText"/>
-      </w:pPr>
-      <w:r>
-        <w:t xml:space="preserve">19.</w:t>
+        <w:t xml:space="preserve">Enter</w:t>
+      </w:r>
+      <w:r>
+        <w:t xml:space="preserve"> </w:t>
+      </w:r>
+      <w:r>
+        <w:t xml:space="preserve">a</w:t>
+      </w:r>
+      <w:r>
+        <w:t xml:space="preserve"> </w:t>
+      </w:r>
+      <w:r>
+        <w:t xml:space="preserve">declaration</w:t>
+      </w:r>
+      <w:r>
+        <w:t xml:space="preserve"> </w:t>
+      </w:r>
+      <w:r>
+        <w:t xml:space="preserve">that</w:t>
+      </w:r>
+      <w:r>
+        <w:t xml:space="preserve"> </w:t>
+      </w:r>
+      <w:r>
+        <w:t xml:space="preserve">Defendant</w:t>
+      </w:r>
+      <w:r>
+        <w:t xml:space="preserve"> </w:t>
+      </w:r>
+      <w:r>
+        <w:t xml:space="preserve">has</w:t>
+      </w:r>
+      <w:r>
+        <w:t xml:space="preserve"> </w:t>
+      </w:r>
+      <w:r>
+        <w:t xml:space="preserve">directly</w:t>
+      </w:r>
+      <w:r>
+        <w:t xml:space="preserve"> </w:t>
+      </w:r>
+      <w:r>
+        <w:t xml:space="preserve">infringed</w:t>
+      </w:r>
+      <w:r>
+        <w:t xml:space="preserve"> </w:t>
+      </w:r>
+      <w:r>
+        <w:t xml:space="preserve">Haas’</w:t>
+      </w:r>
+      <w:r>
+        <w:t xml:space="preserve"> </w:t>
+      </w:r>
+      <w:r>
+        <w:t xml:space="preserve">valid</w:t>
+      </w:r>
+      <w:r>
+        <w:t xml:space="preserve"> </w:t>
+      </w:r>
+      <w:r>
+        <w:t xml:space="preserve">and</w:t>
+      </w:r>
+      <w:r>
+        <w:t xml:space="preserve"> </w:t>
+      </w:r>
+      <w:r>
+        <w:t xml:space="preserve">duly</w:t>
+      </w:r>
+      <w:r>
+        <w:t xml:space="preserve"> </w:t>
+      </w:r>
+      <w:r>
+        <w:t xml:space="preserve">issued</w:t>
+      </w:r>
+      <w:r>
+        <w:t xml:space="preserve"> </w:t>
+      </w:r>
+      <w:r>
+        <w:t xml:space="preserve">copyright</w:t>
+      </w:r>
+      <w:r>
+        <w:t xml:space="preserve"> </w:t>
+      </w:r>
+      <w:r>
+        <w:t xml:space="preserve">in</w:t>
+      </w:r>
+      <w:r>
+        <w:t xml:space="preserve"> </w:t>
+      </w:r>
+      <w:r>
+        <w:t xml:space="preserve">the</w:t>
+      </w:r>
+      <w:r>
+        <w:t xml:space="preserve"> </w:t>
+      </w:r>
+      <w:r>
+        <w:t xml:space="preserve">BOTTOMLAND®</w:t>
+      </w:r>
+      <w:r>
+        <w:t xml:space="preserve"> </w:t>
+      </w:r>
+      <w:r>
+        <w:t xml:space="preserve">Pattern;</w:t>
+      </w:r>
+    </w:p>
+    <w:p>
+      <w:pPr>
+        <w:spacing w:before="0" w:after="0" w:line="552" w:lineRule="exact"/>
+        <w:ind w:left="1296" w:hanging="576"/>
+        <w:jc w:val="left"/>
+      </w:pPr>
+      <w:r>
+        <w:t xml:space="preserve">2.</w:t>
       </w:r>
       <w:r>
         <w:tab/>
       </w:r>
       <w:r>
-        <w:t xml:space="preserve">Ariat knew or should have known that both the Accused Pattern Print and the Accused Pattern replicates multiple original and protectable elements of Haas’ BOTTOMLAND® Pattern and incorporates elements that are substantially similar to Haas’ BOTTOMLAND® Pattern.</w:t>
-      </w:r>
-    </w:p>
-    <w:p>
-      <w:pPr>
-        <w:pStyle w:val="BodyText"/>
-      </w:pPr>
-      <w:r>
-        <w:t xml:space="preserve">20.</w:t>
+        <w:t xml:space="preserve">Enter</w:t>
+      </w:r>
+      <w:r>
+        <w:t xml:space="preserve"> </w:t>
+      </w:r>
+      <w:r>
+        <w:t xml:space="preserve">a</w:t>
+      </w:r>
+      <w:r>
+        <w:t xml:space="preserve"> </w:t>
+      </w:r>
+      <w:r>
+        <w:t xml:space="preserve">preliminary</w:t>
+      </w:r>
+      <w:r>
+        <w:t xml:space="preserve"> </w:t>
+      </w:r>
+      <w:r>
+        <w:t xml:space="preserve">and</w:t>
+      </w:r>
+      <w:r>
+        <w:t xml:space="preserve"> </w:t>
+      </w:r>
+      <w:r>
+        <w:t xml:space="preserve">permanent</w:t>
+      </w:r>
+      <w:r>
+        <w:t xml:space="preserve"> </w:t>
+      </w:r>
+      <w:r>
+        <w:t xml:space="preserve">injunction</w:t>
+      </w:r>
+      <w:r>
+        <w:t xml:space="preserve"> </w:t>
+      </w:r>
+      <w:r>
+        <w:t xml:space="preserve">enjoining</w:t>
+      </w:r>
+      <w:r>
+        <w:t xml:space="preserve"> </w:t>
+      </w:r>
+      <w:r>
+        <w:t xml:space="preserve">and</w:t>
+      </w:r>
+      <w:r>
+        <w:t xml:space="preserve"> </w:t>
+      </w:r>
+      <w:r>
+        <w:t xml:space="preserve">prohibiting</w:t>
+      </w:r>
+      <w:r>
+        <w:t xml:space="preserve"> </w:t>
+      </w:r>
+      <w:r>
+        <w:t xml:space="preserve">Defendant</w:t>
+      </w:r>
+      <w:r>
+        <w:t xml:space="preserve"> </w:t>
+      </w:r>
+      <w:r>
+        <w:t xml:space="preserve">and</w:t>
+      </w:r>
+      <w:r>
+        <w:t xml:space="preserve"> </w:t>
+      </w:r>
+      <w:r>
+        <w:t xml:space="preserve">its</w:t>
+      </w:r>
+      <w:r>
+        <w:t xml:space="preserve"> </w:t>
+      </w:r>
+      <w:r>
+        <w:t xml:space="preserve">officers,</w:t>
+      </w:r>
+      <w:r>
+        <w:t xml:space="preserve"> </w:t>
+      </w:r>
+      <w:r>
+        <w:t xml:space="preserve">directors,</w:t>
+      </w:r>
+      <w:r>
+        <w:t xml:space="preserve"> </w:t>
+      </w:r>
+      <w:r>
+        <w:t xml:space="preserve">employees,</w:t>
+      </w:r>
+      <w:r>
+        <w:t xml:space="preserve"> </w:t>
+      </w:r>
+      <w:r>
+        <w:t xml:space="preserve">agents,</w:t>
+      </w:r>
+      <w:r>
+        <w:t xml:space="preserve"> </w:t>
+      </w:r>
+      <w:r>
+        <w:t xml:space="preserve">affiliates,</w:t>
+      </w:r>
+      <w:r>
+        <w:t xml:space="preserve"> </w:t>
+      </w:r>
+      <w:r>
+        <w:t xml:space="preserve">successors,</w:t>
+      </w:r>
+      <w:r>
+        <w:t xml:space="preserve"> </w:t>
+      </w:r>
+      <w:r>
+        <w:t xml:space="preserve">assigns,</w:t>
+      </w:r>
+      <w:r>
+        <w:t xml:space="preserve"> </w:t>
+      </w:r>
+      <w:r>
+        <w:t xml:space="preserve">licensees,</w:t>
+      </w:r>
+      <w:r>
+        <w:t xml:space="preserve"> </w:t>
+      </w:r>
+      <w:r>
+        <w:t xml:space="preserve">and</w:t>
+      </w:r>
+      <w:r>
+        <w:t xml:space="preserve"> </w:t>
+      </w:r>
+      <w:r>
+        <w:t xml:space="preserve">entities</w:t>
+      </w:r>
+      <w:r>
+        <w:t xml:space="preserve"> </w:t>
+      </w:r>
+      <w:r>
+        <w:t xml:space="preserve">owned</w:t>
+      </w:r>
+      <w:r>
+        <w:t xml:space="preserve"> </w:t>
+      </w:r>
+      <w:r>
+        <w:t xml:space="preserve">or</w:t>
+      </w:r>
+      <w:r>
+        <w:t xml:space="preserve"> </w:t>
+      </w:r>
+      <w:r>
+        <w:t xml:space="preserve">controlled</w:t>
+      </w:r>
+      <w:r>
+        <w:t xml:space="preserve"> </w:t>
+      </w:r>
+      <w:r>
+        <w:t xml:space="preserve">by</w:t>
+      </w:r>
+      <w:r>
+        <w:t xml:space="preserve"> </w:t>
+      </w:r>
+      <w:r>
+        <w:t xml:space="preserve">Defendant,</w:t>
+      </w:r>
+      <w:r>
+        <w:t xml:space="preserve"> </w:t>
+      </w:r>
+      <w:r>
+        <w:t xml:space="preserve">and</w:t>
+      </w:r>
+      <w:r>
+        <w:t xml:space="preserve"> </w:t>
+      </w:r>
+      <w:r>
+        <w:t xml:space="preserve">all</w:t>
+      </w:r>
+      <w:r>
+        <w:t xml:space="preserve"> </w:t>
+      </w:r>
+      <w:r>
+        <w:t xml:space="preserve">those</w:t>
+      </w:r>
+      <w:r>
+        <w:t xml:space="preserve"> </w:t>
+      </w:r>
+      <w:r>
+        <w:t xml:space="preserve">in</w:t>
+      </w:r>
+      <w:r>
+        <w:t xml:space="preserve"> </w:t>
+      </w:r>
+      <w:r>
+        <w:t xml:space="preserve">privity</w:t>
+      </w:r>
+      <w:r>
+        <w:t xml:space="preserve"> </w:t>
+      </w:r>
+      <w:r>
+        <w:t xml:space="preserve">or</w:t>
+      </w:r>
+      <w:r>
+        <w:t xml:space="preserve"> </w:t>
+      </w:r>
+      <w:r>
+        <w:t xml:space="preserve">acting</w:t>
+      </w:r>
+      <w:r>
+        <w:t xml:space="preserve"> </w:t>
+      </w:r>
+      <w:r>
+        <w:t xml:space="preserve">in</w:t>
+      </w:r>
+      <w:r>
+        <w:t xml:space="preserve"> </w:t>
+      </w:r>
+      <w:r>
+        <w:t xml:space="preserve">concert</w:t>
+      </w:r>
+      <w:r>
+        <w:t xml:space="preserve"> </w:t>
+      </w:r>
+      <w:r>
+        <w:t xml:space="preserve">with</w:t>
+      </w:r>
+      <w:r>
+        <w:t xml:space="preserve"> </w:t>
+      </w:r>
+      <w:r>
+        <w:t xml:space="preserve">them,</w:t>
+      </w:r>
+      <w:r>
+        <w:t xml:space="preserve"> </w:t>
+      </w:r>
+      <w:r>
+        <w:t xml:space="preserve">and</w:t>
+      </w:r>
+      <w:r>
+        <w:t xml:space="preserve"> </w:t>
+      </w:r>
+      <w:r>
+        <w:t xml:space="preserve">each</w:t>
+      </w:r>
+      <w:r>
+        <w:t xml:space="preserve"> </w:t>
+      </w:r>
+      <w:r>
+        <w:t xml:space="preserve">of</w:t>
+      </w:r>
+      <w:r>
+        <w:t xml:space="preserve"> </w:t>
+      </w:r>
+      <w:r>
+        <w:t xml:space="preserve">them</w:t>
+      </w:r>
+      <w:r>
+        <w:t xml:space="preserve"> </w:t>
+      </w:r>
+      <w:r>
+        <w:t xml:space="preserve">who</w:t>
+      </w:r>
+      <w:r>
+        <w:t xml:space="preserve"> </w:t>
+      </w:r>
+      <w:r>
+        <w:t xml:space="preserve">receives</w:t>
+      </w:r>
+      <w:r>
+        <w:t xml:space="preserve"> </w:t>
+      </w:r>
+      <w:r>
+        <w:t xml:space="preserve">notice</w:t>
+      </w:r>
+      <w:r>
+        <w:t xml:space="preserve"> </w:t>
+      </w:r>
+      <w:r>
+        <w:t xml:space="preserve">directly</w:t>
+      </w:r>
+      <w:r>
+        <w:t xml:space="preserve"> </w:t>
+      </w:r>
+      <w:r>
+        <w:t xml:space="preserve">or</w:t>
+      </w:r>
+      <w:r>
+        <w:t xml:space="preserve"> </w:t>
+      </w:r>
+      <w:r>
+        <w:t xml:space="preserve">otherwise</w:t>
+      </w:r>
+      <w:r>
+        <w:t xml:space="preserve"> </w:t>
+      </w:r>
+      <w:r>
+        <w:t xml:space="preserve">of</w:t>
+      </w:r>
+      <w:r>
+        <w:t xml:space="preserve"> </w:t>
+      </w:r>
+      <w:r>
+        <w:t xml:space="preserve">such</w:t>
+      </w:r>
+      <w:r>
+        <w:t xml:space="preserve"> </w:t>
+      </w:r>
+      <w:r>
+        <w:t xml:space="preserve">injunction</w:t>
+      </w:r>
+      <w:r>
+        <w:t xml:space="preserve"> </w:t>
+      </w:r>
+      <w:r>
+        <w:t xml:space="preserve">from:</w:t>
+      </w:r>
+      <w:r>
+        <w:t xml:space="preserve"> </w:t>
+      </w:r>
+      <w:r>
+        <w:t xml:space="preserve">a.</w:t>
+      </w:r>
+      <w:r>
+        <w:t xml:space="preserve"> </w:t>
+      </w:r>
+      <w:r>
+        <w:t xml:space="preserve">Manufacturing,</w:t>
+      </w:r>
+      <w:r>
+        <w:t xml:space="preserve"> </w:t>
+      </w:r>
+      <w:r>
+        <w:t xml:space="preserve">importing,</w:t>
+      </w:r>
+      <w:r>
+        <w:t xml:space="preserve"> </w:t>
+      </w:r>
+      <w:r>
+        <w:t xml:space="preserve">exporting,</w:t>
+      </w:r>
+      <w:r>
+        <w:t xml:space="preserve"> </w:t>
+      </w:r>
+      <w:r>
+        <w:t xml:space="preserve">advertising,</w:t>
+      </w:r>
+      <w:r>
+        <w:t xml:space="preserve"> </w:t>
+      </w:r>
+      <w:r>
+        <w:t xml:space="preserve">marketing,</w:t>
+      </w:r>
+      <w:r>
+        <w:t xml:space="preserve"> </w:t>
+      </w:r>
+      <w:r>
+        <w:t xml:space="preserve">promoting,</w:t>
+      </w:r>
+      <w:r>
+        <w:t xml:space="preserve"> </w:t>
+      </w:r>
+      <w:r>
+        <w:t xml:space="preserve">distributing,</w:t>
+      </w:r>
+      <w:r>
+        <w:t xml:space="preserve"> </w:t>
+      </w:r>
+      <w:r>
+        <w:t xml:space="preserve">displaying,</w:t>
+      </w:r>
+      <w:r>
+        <w:t xml:space="preserve"> </w:t>
+      </w:r>
+      <w:r>
+        <w:t xml:space="preserve">offering</w:t>
+      </w:r>
+      <w:r>
+        <w:t xml:space="preserve"> </w:t>
+      </w:r>
+      <w:r>
+        <w:t xml:space="preserve">for</w:t>
+      </w:r>
+      <w:r>
+        <w:t xml:space="preserve"> </w:t>
+      </w:r>
+      <w:r>
+        <w:t xml:space="preserve">sale,</w:t>
+      </w:r>
+      <w:r>
+        <w:t xml:space="preserve"> </w:t>
+      </w:r>
+      <w:r>
+        <w:t xml:space="preserve">selling,</w:t>
+      </w:r>
+      <w:r>
+        <w:t xml:space="preserve"> </w:t>
+      </w:r>
+      <w:r>
+        <w:t xml:space="preserve">and/​or</w:t>
+      </w:r>
+      <w:r>
+        <w:t xml:space="preserve"> </w:t>
+      </w:r>
+      <w:r>
+        <w:t xml:space="preserve">otherwise</w:t>
+      </w:r>
+      <w:r>
+        <w:t xml:space="preserve"> </w:t>
+      </w:r>
+      <w:r>
+        <w:t xml:space="preserve">dealing</w:t>
+      </w:r>
+      <w:r>
+        <w:t xml:space="preserve"> </w:t>
+      </w:r>
+      <w:r>
+        <w:t xml:space="preserve">in</w:t>
+      </w:r>
+      <w:r>
+        <w:t xml:space="preserve"> </w:t>
+      </w:r>
+      <w:r>
+        <w:t xml:space="preserve">any</w:t>
+      </w:r>
+      <w:r>
+        <w:t xml:space="preserve"> </w:t>
+      </w:r>
+      <w:r>
+        <w:t xml:space="preserve">current</w:t>
+      </w:r>
+      <w:r>
+        <w:t xml:space="preserve"> </w:t>
+      </w:r>
+      <w:r>
+        <w:t xml:space="preserve">or</w:t>
+      </w:r>
+      <w:r>
+        <w:t xml:space="preserve"> </w:t>
+      </w:r>
+      <w:r>
+        <w:t xml:space="preserve">future</w:t>
+      </w:r>
+      <w:r>
+        <w:t xml:space="preserve"> </w:t>
+      </w:r>
+      <w:r>
+        <w:t xml:space="preserve">products</w:t>
+      </w:r>
+      <w:r>
+        <w:t xml:space="preserve"> </w:t>
+      </w:r>
+      <w:r>
+        <w:t xml:space="preserve">that</w:t>
+      </w:r>
+      <w:r>
+        <w:t xml:space="preserve"> </w:t>
+      </w:r>
+      <w:r>
+        <w:t xml:space="preserve">bear</w:t>
+      </w:r>
+      <w:r>
+        <w:t xml:space="preserve"> </w:t>
+      </w:r>
+      <w:r>
+        <w:t xml:space="preserve">the</w:t>
+      </w:r>
+      <w:r>
+        <w:t xml:space="preserve"> </w:t>
+      </w:r>
+      <w:r>
+        <w:t xml:space="preserve">Accused</w:t>
+      </w:r>
+      <w:r>
+        <w:t xml:space="preserve"> </w:t>
+      </w:r>
+      <w:r>
+        <w:t xml:space="preserve">Pattern</w:t>
+      </w:r>
+      <w:r>
+        <w:t xml:space="preserve"> </w:t>
+      </w:r>
+      <w:r>
+        <w:t xml:space="preserve">or</w:t>
+      </w:r>
+      <w:r>
+        <w:t xml:space="preserve"> </w:t>
+      </w:r>
+      <w:r>
+        <w:t xml:space="preserve">the</w:t>
+      </w:r>
+      <w:r>
+        <w:t xml:space="preserve"> </w:t>
+      </w:r>
+      <w:r>
+        <w:t xml:space="preserve">Accused</w:t>
+      </w:r>
+      <w:r>
+        <w:t xml:space="preserve"> </w:t>
+      </w:r>
+      <w:r>
+        <w:t xml:space="preserve">Pattern</w:t>
+      </w:r>
+      <w:r>
+        <w:t xml:space="preserve"> </w:t>
+      </w:r>
+      <w:r>
+        <w:t xml:space="preserve">Print,</w:t>
+      </w:r>
+      <w:r>
+        <w:t xml:space="preserve"> </w:t>
+      </w:r>
+      <w:r>
+        <w:t xml:space="preserve">or</w:t>
+      </w:r>
+      <w:r>
+        <w:t xml:space="preserve"> </w:t>
+      </w:r>
+      <w:r>
+        <w:t xml:space="preserve">any</w:t>
+      </w:r>
+      <w:r>
+        <w:t xml:space="preserve"> </w:t>
+      </w:r>
+      <w:r>
+        <w:t xml:space="preserve">products</w:t>
+      </w:r>
+      <w:r>
+        <w:t xml:space="preserve"> </w:t>
+      </w:r>
+      <w:r>
+        <w:t xml:space="preserve">that</w:t>
+      </w:r>
+      <w:r>
+        <w:t xml:space="preserve"> </w:t>
+      </w:r>
+      <w:r>
+        <w:t xml:space="preserve">bear</w:t>
+      </w:r>
+      <w:r>
+        <w:t xml:space="preserve"> </w:t>
+      </w:r>
+      <w:r>
+        <w:t xml:space="preserve">substantially</w:t>
+      </w:r>
+      <w:r>
+        <w:t xml:space="preserve"> </w:t>
+      </w:r>
+      <w:r>
+        <w:t xml:space="preserve">similar</w:t>
+      </w:r>
+      <w:r>
+        <w:t xml:space="preserve"> </w:t>
+      </w:r>
+      <w:r>
+        <w:t xml:space="preserve">camouflage</w:t>
+      </w:r>
+      <w:r>
+        <w:t xml:space="preserve"> </w:t>
+      </w:r>
+      <w:r>
+        <w:t xml:space="preserve">patterns</w:t>
+      </w:r>
+      <w:r>
+        <w:t xml:space="preserve"> </w:t>
+      </w:r>
+      <w:r>
+        <w:t xml:space="preserve">thereto</w:t>
+      </w:r>
+      <w:r>
+        <w:t xml:space="preserve"> </w:t>
+      </w:r>
+      <w:r>
+        <w:t xml:space="preserve">or</w:t>
+      </w:r>
+      <w:r>
+        <w:t xml:space="preserve"> </w:t>
+      </w:r>
+      <w:r>
+        <w:t xml:space="preserve">derivatives</w:t>
+      </w:r>
+      <w:r>
+        <w:t xml:space="preserve"> </w:t>
+      </w:r>
+      <w:r>
+        <w:t xml:space="preserve">thereof</w:t>
+      </w:r>
+      <w:r>
+        <w:t xml:space="preserve"> </w:t>
+      </w:r>
+      <w:r>
+        <w:t xml:space="preserve">(collectively,</w:t>
+      </w:r>
+      <w:r>
+        <w:t xml:space="preserve"> </w:t>
+      </w:r>
+      <w:r>
+        <w:t xml:space="preserve">the</w:t>
+      </w:r>
+      <w:r>
+        <w:t xml:space="preserve"> </w:t>
+      </w:r>
+      <w:r>
+        <w:t xml:space="preserve">“Infringing</w:t>
+      </w:r>
+      <w:r>
+        <w:t xml:space="preserve"> </w:t>
+      </w:r>
+      <w:r>
+        <w:t xml:space="preserve">Products”),</w:t>
+      </w:r>
+      <w:r>
+        <w:t xml:space="preserve"> </w:t>
+      </w:r>
+      <w:r>
+        <w:t xml:space="preserve">without</w:t>
+      </w:r>
+      <w:r>
+        <w:t xml:space="preserve"> </w:t>
+      </w:r>
+      <w:r>
+        <w:t xml:space="preserve">Haas’</w:t>
+      </w:r>
+      <w:r>
+        <w:t xml:space="preserve"> </w:t>
+      </w:r>
+      <w:r>
+        <w:t xml:space="preserve">express</w:t>
+      </w:r>
+      <w:r>
+        <w:t xml:space="preserve"> </w:t>
+      </w:r>
+      <w:r>
+        <w:t xml:space="preserve">written</w:t>
+      </w:r>
+      <w:r>
+        <w:t xml:space="preserve"> </w:t>
+      </w:r>
+      <w:r>
+        <w:t xml:space="preserve">authorization;</w:t>
+      </w:r>
+      <w:r>
+        <w:br/>
+      </w:r>
+      <w:r>
+        <w:t xml:space="preserve">b.</w:t>
+      </w:r>
+      <w:r>
+        <w:t xml:space="preserve"> </w:t>
+      </w:r>
+      <w:r>
+        <w:t xml:space="preserve">Destroying,</w:t>
+      </w:r>
+      <w:r>
+        <w:t xml:space="preserve"> </w:t>
+      </w:r>
+      <w:r>
+        <w:t xml:space="preserve">altering,</w:t>
+      </w:r>
+      <w:r>
+        <w:t xml:space="preserve"> </w:t>
+      </w:r>
+      <w:r>
+        <w:t xml:space="preserve">removing,</w:t>
+      </w:r>
+      <w:r>
+        <w:t xml:space="preserve"> </w:t>
+      </w:r>
+      <w:r>
+        <w:t xml:space="preserve">or</w:t>
+      </w:r>
+      <w:r>
+        <w:t xml:space="preserve"> </w:t>
+      </w:r>
+      <w:r>
+        <w:t xml:space="preserve">otherwise</w:t>
+      </w:r>
+      <w:r>
+        <w:t xml:space="preserve"> </w:t>
+      </w:r>
+      <w:r>
+        <w:t xml:space="preserve">dealing</w:t>
+      </w:r>
+      <w:r>
+        <w:t xml:space="preserve"> </w:t>
+      </w:r>
+      <w:r>
+        <w:t xml:space="preserve">with</w:t>
+      </w:r>
+      <w:r>
+        <w:t xml:space="preserve"> </w:t>
+      </w:r>
+      <w:r>
+        <w:t xml:space="preserve">the</w:t>
+      </w:r>
+      <w:r>
+        <w:t xml:space="preserve"> </w:t>
+      </w:r>
+      <w:r>
+        <w:t xml:space="preserve">Infringing</w:t>
+      </w:r>
+      <w:r>
+        <w:t xml:space="preserve"> </w:t>
+      </w:r>
+      <w:r>
+        <w:t xml:space="preserve">Products,</w:t>
+      </w:r>
+      <w:r>
+        <w:t xml:space="preserve"> </w:t>
+      </w:r>
+      <w:r>
+        <w:t xml:space="preserve">or</w:t>
+      </w:r>
+      <w:r>
+        <w:t xml:space="preserve"> </w:t>
+      </w:r>
+      <w:r>
+        <w:t xml:space="preserve">any</w:t>
+      </w:r>
+      <w:r>
+        <w:t xml:space="preserve"> </w:t>
+      </w:r>
+      <w:r>
+        <w:t xml:space="preserve">books</w:t>
+      </w:r>
+      <w:r>
+        <w:t xml:space="preserve"> </w:t>
+      </w:r>
+      <w:r>
+        <w:t xml:space="preserve">or</w:t>
+      </w:r>
+      <w:r>
+        <w:t xml:space="preserve"> </w:t>
+      </w:r>
+      <w:r>
+        <w:t xml:space="preserve">records</w:t>
+      </w:r>
+      <w:r>
+        <w:t xml:space="preserve"> </w:t>
+      </w:r>
+      <w:r>
+        <w:t xml:space="preserve">that</w:t>
+      </w:r>
+      <w:r>
+        <w:t xml:space="preserve"> </w:t>
+      </w:r>
+      <w:r>
+        <w:t xml:space="preserve">contain</w:t>
+      </w:r>
+      <w:r>
+        <w:t xml:space="preserve"> </w:t>
+      </w:r>
+      <w:r>
+        <w:t xml:space="preserve">any</w:t>
+      </w:r>
+      <w:r>
+        <w:t xml:space="preserve"> </w:t>
+      </w:r>
+      <w:r>
+        <w:t xml:space="preserve">information</w:t>
+      </w:r>
+      <w:r>
+        <w:t xml:space="preserve"> </w:t>
+      </w:r>
+      <w:r>
+        <w:t xml:space="preserve">relating</w:t>
+      </w:r>
+      <w:r>
+        <w:t xml:space="preserve"> </w:t>
+      </w:r>
+      <w:r>
+        <w:t xml:space="preserve">to</w:t>
+      </w:r>
+      <w:r>
+        <w:t xml:space="preserve"> </w:t>
+      </w:r>
+      <w:r>
+        <w:t xml:space="preserve">manufacturing,</w:t>
+      </w:r>
+      <w:r>
+        <w:t xml:space="preserve"> </w:t>
+      </w:r>
+      <w:r>
+        <w:t xml:space="preserve">importing,</w:t>
+      </w:r>
+      <w:r>
+        <w:t xml:space="preserve"> </w:t>
+      </w:r>
+      <w:r>
+        <w:t xml:space="preserve">exporting,</w:t>
+      </w:r>
+      <w:r>
+        <w:t xml:space="preserve"> </w:t>
+      </w:r>
+      <w:r>
+        <w:t xml:space="preserve">advertising,</w:t>
+      </w:r>
+      <w:r>
+        <w:t xml:space="preserve"> </w:t>
+      </w:r>
+      <w:r>
+        <w:t xml:space="preserve">marketing,</w:t>
+      </w:r>
+      <w:r>
+        <w:t xml:space="preserve"> </w:t>
+      </w:r>
+      <w:r>
+        <w:t xml:space="preserve">promoting,</w:t>
+      </w:r>
+      <w:r>
+        <w:t xml:space="preserve"> </w:t>
+      </w:r>
+      <w:r>
+        <w:t xml:space="preserve">distributing,</w:t>
+      </w:r>
+      <w:r>
+        <w:t xml:space="preserve"> </w:t>
+      </w:r>
+      <w:r>
+        <w:t xml:space="preserve">displaying,</w:t>
+      </w:r>
+      <w:r>
+        <w:t xml:space="preserve"> </w:t>
+      </w:r>
+      <w:r>
+        <w:t xml:space="preserve">offering</w:t>
+      </w:r>
+      <w:r>
+        <w:t xml:space="preserve"> </w:t>
+      </w:r>
+      <w:r>
+        <w:t xml:space="preserve">for</w:t>
+      </w:r>
+      <w:r>
+        <w:t xml:space="preserve"> </w:t>
+      </w:r>
+      <w:r>
+        <w:t xml:space="preserve">sale,</w:t>
+      </w:r>
+      <w:r>
+        <w:t xml:space="preserve"> </w:t>
+      </w:r>
+      <w:r>
+        <w:t xml:space="preserve">selling,</w:t>
+      </w:r>
+      <w:r>
+        <w:t xml:space="preserve"> </w:t>
+      </w:r>
+      <w:r>
+        <w:t xml:space="preserve">and</w:t>
+      </w:r>
+      <w:r>
+        <w:t xml:space="preserve"> </w:t>
+      </w:r>
+      <w:r>
+        <w:t xml:space="preserve">otherwise</w:t>
+      </w:r>
+      <w:r>
+        <w:t xml:space="preserve"> </w:t>
+      </w:r>
+      <w:r>
+        <w:t xml:space="preserve">dealing</w:t>
+      </w:r>
+      <w:r>
+        <w:t xml:space="preserve"> </w:t>
+      </w:r>
+      <w:r>
+        <w:t xml:space="preserve">in</w:t>
+      </w:r>
+      <w:r>
+        <w:t xml:space="preserve"> </w:t>
+      </w:r>
+      <w:r>
+        <w:t xml:space="preserve">the</w:t>
+      </w:r>
+      <w:r>
+        <w:t xml:space="preserve"> </w:t>
+      </w:r>
+      <w:r>
+        <w:t xml:space="preserve">Infringing</w:t>
+      </w:r>
+      <w:r>
+        <w:t xml:space="preserve"> </w:t>
+      </w:r>
+      <w:r>
+        <w:t xml:space="preserve">Products;</w:t>
+      </w:r>
+      <w:r>
+        <w:br/>
+      </w:r>
+      <w:r>
+        <w:t xml:space="preserve">c.</w:t>
+      </w:r>
+      <w:r>
+        <w:t xml:space="preserve"> </w:t>
+      </w:r>
+      <w:r>
+        <w:t xml:space="preserve">Concealing,</w:t>
+      </w:r>
+      <w:r>
+        <w:t xml:space="preserve"> </w:t>
+      </w:r>
+      <w:r>
+        <w:t xml:space="preserve">destroying,</w:t>
+      </w:r>
+      <w:r>
+        <w:t xml:space="preserve"> </w:t>
+      </w:r>
+      <w:r>
+        <w:t xml:space="preserve">altering,</w:t>
+      </w:r>
+      <w:r>
+        <w:t xml:space="preserve"> </w:t>
+      </w:r>
+      <w:r>
+        <w:t xml:space="preserve">selling</w:t>
+      </w:r>
+      <w:r>
+        <w:t xml:space="preserve"> </w:t>
+      </w:r>
+      <w:r>
+        <w:t xml:space="preserve">off,</w:t>
+      </w:r>
+      <w:r>
+        <w:t xml:space="preserve"> </w:t>
+      </w:r>
+      <w:r>
+        <w:t xml:space="preserve">transferring,</w:t>
+      </w:r>
+      <w:r>
+        <w:t xml:space="preserve"> </w:t>
+      </w:r>
+      <w:r>
+        <w:t xml:space="preserve">or</w:t>
+      </w:r>
+      <w:r>
+        <w:t xml:space="preserve"> </w:t>
+      </w:r>
+      <w:r>
+        <w:t xml:space="preserve">otherwise</w:t>
+      </w:r>
+      <w:r>
+        <w:t xml:space="preserve"> </w:t>
+      </w:r>
+      <w:r>
+        <w:t xml:space="preserve">disposing</w:t>
+      </w:r>
+      <w:r>
+        <w:t xml:space="preserve"> </w:t>
+      </w:r>
+      <w:r>
+        <w:t xml:space="preserve">of</w:t>
+      </w:r>
+      <w:r>
+        <w:t xml:space="preserve"> </w:t>
+      </w:r>
+      <w:r>
+        <w:t xml:space="preserve">and</w:t>
+      </w:r>
+      <w:r>
+        <w:t xml:space="preserve"> </w:t>
+      </w:r>
+      <w:r>
+        <w:t xml:space="preserve">dealing</w:t>
+      </w:r>
+      <w:r>
+        <w:t xml:space="preserve"> </w:t>
+      </w:r>
+      <w:r>
+        <w:t xml:space="preserve">with:</w:t>
+      </w:r>
+      <w:r>
+        <w:t xml:space="preserve"> </w:t>
+      </w:r>
+      <w:r>
+        <w:t xml:space="preserve">(i)</w:t>
+      </w:r>
+      <w:r>
+        <w:t xml:space="preserve"> </w:t>
+      </w:r>
+      <w:r>
+        <w:t xml:space="preserve">the</w:t>
+      </w:r>
+      <w:r>
+        <w:t xml:space="preserve"> </w:t>
+      </w:r>
+      <w:r>
+        <w:t xml:space="preserve">Infringing</w:t>
+      </w:r>
+      <w:r>
+        <w:t xml:space="preserve"> </w:t>
+      </w:r>
+      <w:r>
+        <w:t xml:space="preserve">Products;</w:t>
+      </w:r>
+      <w:r>
+        <w:t xml:space="preserve"> </w:t>
+      </w:r>
+      <w:r>
+        <w:t xml:space="preserve">(ii)</w:t>
+      </w:r>
+      <w:r>
+        <w:t xml:space="preserve"> </w:t>
+      </w:r>
+      <w:r>
+        <w:t xml:space="preserve">any</w:t>
+      </w:r>
+      <w:r>
+        <w:t xml:space="preserve"> </w:t>
+      </w:r>
+      <w:r>
+        <w:t xml:space="preserve">computer</w:t>
+      </w:r>
+      <w:r>
+        <w:t xml:space="preserve"> </w:t>
+      </w:r>
+      <w:r>
+        <w:t xml:space="preserve">files,</w:t>
+      </w:r>
+      <w:r>
+        <w:t xml:space="preserve"> </w:t>
+      </w:r>
+      <w:r>
+        <w:t xml:space="preserve">data,</w:t>
+      </w:r>
+      <w:r>
+        <w:t xml:space="preserve"> </w:t>
+      </w:r>
+      <w:r>
+        <w:t xml:space="preserve">business</w:t>
+      </w:r>
+      <w:r>
+        <w:t xml:space="preserve"> </w:t>
+      </w:r>
+      <w:r>
+        <w:t xml:space="preserve">records,</w:t>
+      </w:r>
+      <w:r>
+        <w:t xml:space="preserve"> </w:t>
+      </w:r>
+      <w:r>
+        <w:t xml:space="preserve">documents</w:t>
+      </w:r>
+      <w:r>
+        <w:t xml:space="preserve"> </w:t>
+      </w:r>
+      <w:r>
+        <w:t xml:space="preserve">or</w:t>
+      </w:r>
+      <w:r>
+        <w:t xml:space="preserve"> </w:t>
+      </w:r>
+      <w:r>
+        <w:t xml:space="preserve">any</w:t>
+      </w:r>
+      <w:r>
+        <w:t xml:space="preserve"> </w:t>
+      </w:r>
+      <w:r>
+        <w:t xml:space="preserve">other</w:t>
+      </w:r>
+      <w:r>
+        <w:t xml:space="preserve"> </w:t>
+      </w:r>
+      <w:r>
+        <w:t xml:space="preserve">records</w:t>
+      </w:r>
+      <w:r>
+        <w:t xml:space="preserve"> </w:t>
+      </w:r>
+      <w:r>
+        <w:t xml:space="preserve">or</w:t>
+      </w:r>
+      <w:r>
+        <w:t xml:space="preserve"> </w:t>
+      </w:r>
+      <w:r>
+        <w:t xml:space="preserve">evidence</w:t>
+      </w:r>
+      <w:r>
+        <w:t xml:space="preserve"> </w:t>
+      </w:r>
+      <w:r>
+        <w:t xml:space="preserve">relating</w:t>
+      </w:r>
+      <w:r>
+        <w:t xml:space="preserve"> </w:t>
+      </w:r>
+      <w:r>
+        <w:t xml:space="preserve">to</w:t>
+      </w:r>
+      <w:r>
+        <w:t xml:space="preserve"> </w:t>
+      </w:r>
+      <w:r>
+        <w:t xml:space="preserve">Defendant’s</w:t>
+      </w:r>
+      <w:r>
+        <w:t xml:space="preserve"> </w:t>
+      </w:r>
+      <w:r>
+        <w:t xml:space="preserve">website(s)</w:t>
+      </w:r>
+      <w:r>
+        <w:t xml:space="preserve"> </w:t>
+      </w:r>
+      <w:r>
+        <w:t xml:space="preserve">or</w:t>
+      </w:r>
+      <w:r>
+        <w:t xml:space="preserve"> </w:t>
+      </w:r>
+      <w:r>
+        <w:t xml:space="preserve">online</w:t>
+      </w:r>
+      <w:r>
+        <w:t xml:space="preserve"> </w:t>
+      </w:r>
+      <w:r>
+        <w:t xml:space="preserve">storefront(s)</w:t>
+      </w:r>
+      <w:r>
+        <w:t xml:space="preserve"> </w:t>
+      </w:r>
+      <w:r>
+        <w:t xml:space="preserve">or</w:t>
+      </w:r>
+      <w:r>
+        <w:t xml:space="preserve"> </w:t>
+      </w:r>
+      <w:r>
+        <w:t xml:space="preserve">any</w:t>
+      </w:r>
+      <w:r>
+        <w:t xml:space="preserve"> </w:t>
+      </w:r>
+      <w:r>
+        <w:t xml:space="preserve">money,</w:t>
+      </w:r>
+      <w:r>
+        <w:t xml:space="preserve"> </w:t>
+      </w:r>
+      <w:r>
+        <w:t xml:space="preserve">securities,</w:t>
+      </w:r>
+      <w:r>
+        <w:t xml:space="preserve"> </w:t>
+      </w:r>
+      <w:r>
+        <w:t xml:space="preserve">or</w:t>
+      </w:r>
+      <w:r>
+        <w:t xml:space="preserve"> </w:t>
+      </w:r>
+      <w:r>
+        <w:t xml:space="preserve">other</w:t>
+      </w:r>
+      <w:r>
+        <w:t xml:space="preserve"> </w:t>
+      </w:r>
+      <w:r>
+        <w:t xml:space="preserve">property</w:t>
+      </w:r>
+      <w:r>
+        <w:t xml:space="preserve"> </w:t>
+      </w:r>
+      <w:r>
+        <w:t xml:space="preserve">or</w:t>
+      </w:r>
+      <w:r>
+        <w:t xml:space="preserve"> </w:t>
+      </w:r>
+      <w:r>
+        <w:t xml:space="preserve">assets</w:t>
+      </w:r>
+      <w:r>
+        <w:t xml:space="preserve"> </w:t>
+      </w:r>
+      <w:r>
+        <w:t xml:space="preserve">of</w:t>
+      </w:r>
+      <w:r>
+        <w:t xml:space="preserve"> </w:t>
+      </w:r>
+      <w:r>
+        <w:t xml:space="preserve">Defendant</w:t>
+      </w:r>
+      <w:r>
+        <w:t xml:space="preserve"> </w:t>
+      </w:r>
+      <w:r>
+        <w:t xml:space="preserve">(whether</w:t>
+      </w:r>
+      <w:r>
+        <w:t xml:space="preserve"> </w:t>
+      </w:r>
+      <w:r>
+        <w:t xml:space="preserve">said</w:t>
+      </w:r>
+      <w:r>
+        <w:t xml:space="preserve"> </w:t>
+      </w:r>
+      <w:r>
+        <w:t xml:space="preserve">assets</w:t>
+      </w:r>
+      <w:r>
+        <w:t xml:space="preserve"> </w:t>
+      </w:r>
+      <w:r>
+        <w:t xml:space="preserve">are</w:t>
+      </w:r>
+      <w:r>
+        <w:t xml:space="preserve"> </w:t>
+      </w:r>
+      <w:r>
+        <w:t xml:space="preserve">located</w:t>
+      </w:r>
+      <w:r>
+        <w:t xml:space="preserve"> </w:t>
+      </w:r>
+      <w:r>
+        <w:t xml:space="preserve">in</w:t>
+      </w:r>
+      <w:r>
+        <w:t xml:space="preserve"> </w:t>
+      </w:r>
+      <w:r>
+        <w:t xml:space="preserve">the</w:t>
+      </w:r>
+      <w:r>
+        <w:t xml:space="preserve"> </w:t>
+      </w:r>
+      <w:r>
+        <w:t xml:space="preserve">U.S.</w:t>
+      </w:r>
+      <w:r>
+        <w:t xml:space="preserve"> </w:t>
+      </w:r>
+      <w:r>
+        <w:t xml:space="preserve">or</w:t>
+      </w:r>
+      <w:r>
+        <w:t xml:space="preserve"> </w:t>
+      </w:r>
+      <w:r>
+        <w:t xml:space="preserve">abroad)</w:t>
+      </w:r>
+      <w:r>
+        <w:t xml:space="preserve"> </w:t>
+      </w:r>
+      <w:r>
+        <w:t xml:space="preserve">from</w:t>
+      </w:r>
+      <w:r>
+        <w:t xml:space="preserve"> </w:t>
+      </w:r>
+      <w:r>
+        <w:t xml:space="preserve">or</w:t>
+      </w:r>
+      <w:r>
+        <w:t xml:space="preserve"> </w:t>
+      </w:r>
+      <w:r>
+        <w:t xml:space="preserve">to</w:t>
+      </w:r>
+      <w:r>
+        <w:t xml:space="preserve"> </w:t>
+      </w:r>
+      <w:r>
+        <w:t xml:space="preserve">financial</w:t>
+      </w:r>
+      <w:r>
+        <w:t xml:space="preserve"> </w:t>
+      </w:r>
+      <w:r>
+        <w:t xml:space="preserve">accounts</w:t>
+      </w:r>
+      <w:r>
+        <w:t xml:space="preserve"> </w:t>
+      </w:r>
+      <w:r>
+        <w:t xml:space="preserve">associated</w:t>
+      </w:r>
+      <w:r>
+        <w:t xml:space="preserve"> </w:t>
+      </w:r>
+      <w:r>
+        <w:t xml:space="preserve">with</w:t>
+      </w:r>
+      <w:r>
+        <w:t xml:space="preserve"> </w:t>
+      </w:r>
+      <w:r>
+        <w:t xml:space="preserve">or</w:t>
+      </w:r>
+      <w:r>
+        <w:t xml:space="preserve"> </w:t>
+      </w:r>
+      <w:r>
+        <w:t xml:space="preserve">utilized</w:t>
+      </w:r>
+      <w:r>
+        <w:t xml:space="preserve"> </w:t>
+      </w:r>
+      <w:r>
+        <w:t xml:space="preserve">by</w:t>
+      </w:r>
+      <w:r>
+        <w:t xml:space="preserve"> </w:t>
+      </w:r>
+      <w:r>
+        <w:t xml:space="preserve">Defendant</w:t>
+      </w:r>
+      <w:r>
+        <w:t xml:space="preserve"> </w:t>
+      </w:r>
+      <w:r>
+        <w:t xml:space="preserve">in</w:t>
+      </w:r>
+      <w:r>
+        <w:t xml:space="preserve"> </w:t>
+      </w:r>
+      <w:r>
+        <w:t xml:space="preserve">the</w:t>
+      </w:r>
+      <w:r>
+        <w:t xml:space="preserve"> </w:t>
+      </w:r>
+      <w:r>
+        <w:t xml:space="preserve">manufacture,</w:t>
+      </w:r>
+      <w:r>
+        <w:t xml:space="preserve"> </w:t>
+      </w:r>
+      <w:r>
+        <w:t xml:space="preserve">importation,</w:t>
+      </w:r>
+      <w:r>
+        <w:t xml:space="preserve"> </w:t>
+      </w:r>
+      <w:r>
+        <w:t xml:space="preserve">exportation,</w:t>
+      </w:r>
+      <w:r>
+        <w:t xml:space="preserve"> </w:t>
+      </w:r>
+      <w:r>
+        <w:t xml:space="preserve">advertising,</w:t>
+      </w:r>
+      <w:r>
+        <w:t xml:space="preserve"> </w:t>
+      </w:r>
+      <w:r>
+        <w:t xml:space="preserve">marketing,</w:t>
+      </w:r>
+      <w:r>
+        <w:t xml:space="preserve"> </w:t>
+      </w:r>
+      <w:r>
+        <w:t xml:space="preserve">promotion,</w:t>
+      </w:r>
+      <w:r>
+        <w:t xml:space="preserve"> </w:t>
+      </w:r>
+      <w:r>
+        <w:t xml:space="preserve">distribution,</w:t>
+      </w:r>
+      <w:r>
+        <w:t xml:space="preserve"> </w:t>
+      </w:r>
+      <w:r>
+        <w:t xml:space="preserve">display,</w:t>
+      </w:r>
+      <w:r>
+        <w:t xml:space="preserve"> </w:t>
+      </w:r>
+      <w:r>
+        <w:t xml:space="preserve">offering</w:t>
+      </w:r>
+      <w:r>
+        <w:t xml:space="preserve"> </w:t>
+      </w:r>
+      <w:r>
+        <w:t xml:space="preserve">for</w:t>
+      </w:r>
+      <w:r>
+        <w:t xml:space="preserve"> </w:t>
+      </w:r>
+      <w:r>
+        <w:t xml:space="preserve">sale</w:t>
+      </w:r>
+      <w:r>
+        <w:t xml:space="preserve"> </w:t>
+      </w:r>
+      <w:r>
+        <w:t xml:space="preserve">and</w:t>
+      </w:r>
+      <w:r>
+        <w:t xml:space="preserve"> </w:t>
+      </w:r>
+      <w:r>
+        <w:t xml:space="preserve">sale</w:t>
+      </w:r>
+      <w:r>
+        <w:t xml:space="preserve"> </w:t>
+      </w:r>
+      <w:r>
+        <w:t xml:space="preserve">of</w:t>
+      </w:r>
+      <w:r>
+        <w:t xml:space="preserve"> </w:t>
+      </w:r>
+      <w:r>
+        <w:t xml:space="preserve">the</w:t>
+      </w:r>
+      <w:r>
+        <w:t xml:space="preserve"> </w:t>
+      </w:r>
+      <w:r>
+        <w:t xml:space="preserve">Infringing</w:t>
+      </w:r>
+      <w:r>
+        <w:t xml:space="preserve"> </w:t>
+      </w:r>
+      <w:r>
+        <w:t xml:space="preserve">Products;</w:t>
+      </w:r>
+      <w:r>
+        <w:t xml:space="preserve"> </w:t>
+      </w:r>
+      <w:r>
+        <w:t xml:space="preserve">and</w:t>
+      </w:r>
+      <w:r>
+        <w:br/>
+      </w:r>
+      <w:r>
+        <w:t xml:space="preserve">d.</w:t>
+      </w:r>
+      <w:r>
+        <w:t xml:space="preserve"> </w:t>
+      </w:r>
+      <w:r>
+        <w:t xml:space="preserve">Assisting,</w:t>
+      </w:r>
+      <w:r>
+        <w:t xml:space="preserve"> </w:t>
+      </w:r>
+      <w:r>
+        <w:t xml:space="preserve">aiding,</w:t>
+      </w:r>
+      <w:r>
+        <w:t xml:space="preserve"> </w:t>
+      </w:r>
+      <w:r>
+        <w:t xml:space="preserve">or</w:t>
+      </w:r>
+      <w:r>
+        <w:t xml:space="preserve"> </w:t>
+      </w:r>
+      <w:r>
+        <w:t xml:space="preserve">abetting</w:t>
+      </w:r>
+      <w:r>
+        <w:t xml:space="preserve"> </w:t>
+      </w:r>
+      <w:r>
+        <w:t xml:space="preserve">any</w:t>
+      </w:r>
+      <w:r>
+        <w:t xml:space="preserve"> </w:t>
+      </w:r>
+      <w:r>
+        <w:t xml:space="preserve">other</w:t>
+      </w:r>
+      <w:r>
+        <w:t xml:space="preserve"> </w:t>
+      </w:r>
+      <w:r>
+        <w:t xml:space="preserve">person</w:t>
+      </w:r>
+      <w:r>
+        <w:t xml:space="preserve"> </w:t>
+      </w:r>
+      <w:r>
+        <w:t xml:space="preserve">or</w:t>
+      </w:r>
+      <w:r>
+        <w:t xml:space="preserve"> </w:t>
+      </w:r>
+      <w:r>
+        <w:t xml:space="preserve">entity</w:t>
+      </w:r>
+      <w:r>
+        <w:t xml:space="preserve"> </w:t>
+      </w:r>
+      <w:r>
+        <w:t xml:space="preserve">in</w:t>
+      </w:r>
+      <w:r>
+        <w:t xml:space="preserve"> </w:t>
+      </w:r>
+      <w:r>
+        <w:t xml:space="preserve">engaging</w:t>
+      </w:r>
+      <w:r>
+        <w:t xml:space="preserve"> </w:t>
+      </w:r>
+      <w:r>
+        <w:t xml:space="preserve">in</w:t>
+      </w:r>
+      <w:r>
+        <w:t xml:space="preserve"> </w:t>
+      </w:r>
+      <w:r>
+        <w:t xml:space="preserve">or</w:t>
+      </w:r>
+      <w:r>
+        <w:t xml:space="preserve"> </w:t>
+      </w:r>
+      <w:r>
+        <w:t xml:space="preserve">performing</w:t>
+      </w:r>
+      <w:r>
+        <w:t xml:space="preserve"> </w:t>
+      </w:r>
+      <w:r>
+        <w:t xml:space="preserve">any</w:t>
+      </w:r>
+      <w:r>
+        <w:t xml:space="preserve"> </w:t>
+      </w:r>
+      <w:r>
+        <w:t xml:space="preserve">of</w:t>
+      </w:r>
+      <w:r>
+        <w:t xml:space="preserve"> </w:t>
+      </w:r>
+      <w:r>
+        <w:t xml:space="preserve">the</w:t>
+      </w:r>
+      <w:r>
+        <w:t xml:space="preserve"> </w:t>
+      </w:r>
+      <w:r>
+        <w:t xml:space="preserve">activities</w:t>
+      </w:r>
+      <w:r>
+        <w:t xml:space="preserve"> </w:t>
+      </w:r>
+      <w:r>
+        <w:t xml:space="preserve">referred</w:t>
+      </w:r>
+      <w:r>
+        <w:t xml:space="preserve"> </w:t>
+      </w:r>
+      <w:r>
+        <w:t xml:space="preserve">to</w:t>
+      </w:r>
+      <w:r>
+        <w:t xml:space="preserve"> </w:t>
+      </w:r>
+      <w:r>
+        <w:t xml:space="preserve">in</w:t>
+      </w:r>
+      <w:r>
+        <w:t xml:space="preserve"> </w:t>
+      </w:r>
+      <w:r>
+        <w:t xml:space="preserve">subparagraphs</w:t>
+      </w:r>
+      <w:r>
+        <w:t xml:space="preserve"> </w:t>
+      </w:r>
+      <w:r>
+        <w:t xml:space="preserve">2(a)</w:t>
+      </w:r>
+      <w:r>
+        <w:t xml:space="preserve"> </w:t>
+      </w:r>
+      <w:r>
+        <w:t xml:space="preserve">through</w:t>
+      </w:r>
+      <w:r>
+        <w:t xml:space="preserve"> </w:t>
+      </w:r>
+      <w:r>
+        <w:t xml:space="preserve">2(c)</w:t>
+      </w:r>
+      <w:r>
+        <w:t xml:space="preserve"> </w:t>
+      </w:r>
+      <w:r>
+        <w:t xml:space="preserve">above.</w:t>
+      </w:r>
+    </w:p>
+    <w:p>
+      <w:pPr>
+        <w:spacing w:before="0" w:after="0" w:line="552" w:lineRule="exact"/>
+        <w:ind w:left="1296" w:hanging="576"/>
+        <w:jc w:val="left"/>
+      </w:pPr>
+      <w:r>
+        <w:t xml:space="preserve">3.</w:t>
       </w:r>
       <w:r>
         <w:tab/>
       </w:r>
       <w:r>
-        <w:t xml:space="preserve">Haas’ BOTTOMLAND® Pattern is one of the most popular, and best-selling, camouflage patterns in Haas’ catalogue of camouflage patterns. Haas has commercially benefited from its extensive licensing of the Bottomland® Pattern. The Bottomland® Pattern has realized and maintained significant market value through its popularity and widespread brand recognition. As a former licensee of MOSSY OAK® patterns, Ariat has actual knowledge of Haas’ licensing structure and practices for Haas’ MOSSY OAK® patterns. Ariat knew that, in order to use the BOTTOMLAND® Pattern, it was required to first obtain a license from Haas.</w:t>
-      </w:r>
-    </w:p>
-    <w:p>
-      <w:pPr>
-        <w:pStyle w:val="BodyText"/>
-      </w:pPr>
-      <w:r>
-        <w:t xml:space="preserve">21.</w:t>
+        <w:t xml:space="preserve">Order</w:t>
+      </w:r>
+      <w:r>
+        <w:t xml:space="preserve"> </w:t>
+      </w:r>
+      <w:r>
+        <w:t xml:space="preserve">impounding</w:t>
+      </w:r>
+      <w:r>
+        <w:t xml:space="preserve"> </w:t>
+      </w:r>
+      <w:r>
+        <w:t xml:space="preserve">the</w:t>
+      </w:r>
+      <w:r>
+        <w:t xml:space="preserve"> </w:t>
+      </w:r>
+      <w:r>
+        <w:t xml:space="preserve">Infringing</w:t>
+      </w:r>
+      <w:r>
+        <w:t xml:space="preserve"> </w:t>
+      </w:r>
+      <w:r>
+        <w:t xml:space="preserve">Products,</w:t>
+      </w:r>
+      <w:r>
+        <w:t xml:space="preserve"> </w:t>
+      </w:r>
+      <w:r>
+        <w:t xml:space="preserve">articles</w:t>
+      </w:r>
+      <w:r>
+        <w:t xml:space="preserve"> </w:t>
+      </w:r>
+      <w:r>
+        <w:t xml:space="preserve">by</w:t>
+      </w:r>
+      <w:r>
+        <w:t xml:space="preserve"> </w:t>
+      </w:r>
+      <w:r>
+        <w:t xml:space="preserve">means</w:t>
+      </w:r>
+      <w:r>
+        <w:t xml:space="preserve"> </w:t>
+      </w:r>
+      <w:r>
+        <w:t xml:space="preserve">of</w:t>
+      </w:r>
+      <w:r>
+        <w:t xml:space="preserve"> </w:t>
+      </w:r>
+      <w:r>
+        <w:t xml:space="preserve">which</w:t>
+      </w:r>
+      <w:r>
+        <w:t xml:space="preserve"> </w:t>
+      </w:r>
+      <w:r>
+        <w:t xml:space="preserve">the</w:t>
+      </w:r>
+      <w:r>
+        <w:t xml:space="preserve"> </w:t>
+      </w:r>
+      <w:r>
+        <w:t xml:space="preserve">Infringing</w:t>
+      </w:r>
+      <w:r>
+        <w:t xml:space="preserve"> </w:t>
+      </w:r>
+      <w:r>
+        <w:t xml:space="preserve">Products</w:t>
+      </w:r>
+      <w:r>
+        <w:t xml:space="preserve"> </w:t>
+      </w:r>
+      <w:r>
+        <w:t xml:space="preserve">are</w:t>
+      </w:r>
+      <w:r>
+        <w:t xml:space="preserve"> </w:t>
+      </w:r>
+      <w:r>
+        <w:t xml:space="preserve">produced,</w:t>
+      </w:r>
+      <w:r>
+        <w:t xml:space="preserve"> </w:t>
+      </w:r>
+      <w:r>
+        <w:t xml:space="preserve">and</w:t>
+      </w:r>
+      <w:r>
+        <w:t xml:space="preserve"> </w:t>
+      </w:r>
+      <w:r>
+        <w:t xml:space="preserve">records</w:t>
+      </w:r>
+      <w:r>
+        <w:t xml:space="preserve"> </w:t>
+      </w:r>
+      <w:r>
+        <w:t xml:space="preserve">documenting</w:t>
+      </w:r>
+      <w:r>
+        <w:t xml:space="preserve"> </w:t>
+      </w:r>
+      <w:r>
+        <w:t xml:space="preserve">the</w:t>
+      </w:r>
+      <w:r>
+        <w:t xml:space="preserve"> </w:t>
+      </w:r>
+      <w:r>
+        <w:t xml:space="preserve">manufacture,</w:t>
+      </w:r>
+      <w:r>
+        <w:t xml:space="preserve"> </w:t>
+      </w:r>
+      <w:r>
+        <w:t xml:space="preserve">sale,</w:t>
+      </w:r>
+      <w:r>
+        <w:t xml:space="preserve"> </w:t>
+      </w:r>
+      <w:r>
+        <w:t xml:space="preserve">or</w:t>
+      </w:r>
+      <w:r>
+        <w:t xml:space="preserve"> </w:t>
+      </w:r>
+      <w:r>
+        <w:t xml:space="preserve">receipt</w:t>
+      </w:r>
+      <w:r>
+        <w:t xml:space="preserve"> </w:t>
+      </w:r>
+      <w:r>
+        <w:t xml:space="preserve">of</w:t>
+      </w:r>
+      <w:r>
+        <w:t xml:space="preserve"> </w:t>
+      </w:r>
+      <w:r>
+        <w:t xml:space="preserve">things</w:t>
+      </w:r>
+      <w:r>
+        <w:t xml:space="preserve"> </w:t>
+      </w:r>
+      <w:r>
+        <w:t xml:space="preserve">involved</w:t>
+      </w:r>
+      <w:r>
+        <w:t xml:space="preserve"> </w:t>
+      </w:r>
+      <w:r>
+        <w:t xml:space="preserve">in</w:t>
+      </w:r>
+      <w:r>
+        <w:t xml:space="preserve"> </w:t>
+      </w:r>
+      <w:r>
+        <w:t xml:space="preserve">Defendant’s</w:t>
+      </w:r>
+      <w:r>
+        <w:t xml:space="preserve"> </w:t>
+      </w:r>
+      <w:r>
+        <w:t xml:space="preserve">infringement,</w:t>
+      </w:r>
+      <w:r>
+        <w:t xml:space="preserve"> </w:t>
+      </w:r>
+      <w:r>
+        <w:t xml:space="preserve">pursuant</w:t>
+      </w:r>
+      <w:r>
+        <w:t xml:space="preserve"> </w:t>
+      </w:r>
+      <w:r>
+        <w:t xml:space="preserve">to</w:t>
+      </w:r>
+      <w:r>
+        <w:t xml:space="preserve"> </w:t>
+      </w:r>
+      <w:r>
+        <w:t xml:space="preserve">17</w:t>
+      </w:r>
+      <w:r>
+        <w:t xml:space="preserve"> </w:t>
+      </w:r>
+      <w:r>
+        <w:t xml:space="preserve">U.S.C.</w:t>
+      </w:r>
+      <w:r>
+        <w:t xml:space="preserve"> </w:t>
+      </w:r>
+      <w:r>
+        <w:t xml:space="preserve">§</w:t>
+      </w:r>
+      <w:r>
+        <w:t xml:space="preserve"> </w:t>
+      </w:r>
+      <w:r>
+        <w:t xml:space="preserve">503(a);</w:t>
+      </w:r>
+    </w:p>
+    <w:p>
+      <w:pPr>
+        <w:spacing w:before="0" w:after="0" w:line="552" w:lineRule="exact"/>
+        <w:ind w:left="1296" w:hanging="576"/>
+        <w:jc w:val="left"/>
+      </w:pPr>
+      <w:r>
+        <w:t xml:space="preserve">4.</w:t>
       </w:r>
       <w:r>
         <w:tab/>
       </w:r>
       <w:r>
-        <w:t xml:space="preserve">However, upon information and belief, Defendant was not willing to pay the fair market price for Haas’ high-quality, authorized BOTTOMLAND® Pattern. Rather than adopt a different, non-infringing camouflage pattern for use in its products, Defendant opted to source the Accused Pattern Print from an unauthorized vendor and to create the Accused Pattern, both of which contain virtually identical and substantially similar elements to those in Haas’ BOTTOMLAND® Pattern. There are thousands of unique camouflage patterns available that are not substantially similar, let along virtually identical, to the BOTTOMLAND® Pattern. But Defendant chose not to use any of those non-infringing patterns for its products; rather, Defendant chose to willfully disregard and blatantly violate Haas’ valuable intellectual property rights.</w:t>
-      </w:r>
-    </w:p>
-    <w:p>
-      <w:pPr>
-        <w:pStyle w:val="BodyText"/>
-      </w:pPr>
-      <w:r>
-        <w:t xml:space="preserve">22.</w:t>
+        <w:t xml:space="preserve">Order</w:t>
+      </w:r>
+      <w:r>
+        <w:t xml:space="preserve"> </w:t>
+      </w:r>
+      <w:r>
+        <w:t xml:space="preserve">requiring</w:t>
+      </w:r>
+      <w:r>
+        <w:t xml:space="preserve"> </w:t>
+      </w:r>
+      <w:r>
+        <w:t xml:space="preserve">that</w:t>
+      </w:r>
+      <w:r>
+        <w:t xml:space="preserve"> </w:t>
+      </w:r>
+      <w:r>
+        <w:t xml:space="preserve">Defendant</w:t>
+      </w:r>
+      <w:r>
+        <w:t xml:space="preserve"> </w:t>
+      </w:r>
+      <w:r>
+        <w:t xml:space="preserve">recall</w:t>
+      </w:r>
+      <w:r>
+        <w:t xml:space="preserve"> </w:t>
+      </w:r>
+      <w:r>
+        <w:t xml:space="preserve">from</w:t>
+      </w:r>
+      <w:r>
+        <w:t xml:space="preserve"> </w:t>
+      </w:r>
+      <w:r>
+        <w:t xml:space="preserve">any</w:t>
+      </w:r>
+      <w:r>
+        <w:t xml:space="preserve"> </w:t>
+      </w:r>
+      <w:r>
+        <w:t xml:space="preserve">distributors</w:t>
+      </w:r>
+      <w:r>
+        <w:t xml:space="preserve"> </w:t>
+      </w:r>
+      <w:r>
+        <w:t xml:space="preserve">and</w:t>
+      </w:r>
+      <w:r>
+        <w:t xml:space="preserve"> </w:t>
+      </w:r>
+      <w:r>
+        <w:t xml:space="preserve">retailers</w:t>
+      </w:r>
+      <w:r>
+        <w:t xml:space="preserve"> </w:t>
+      </w:r>
+      <w:r>
+        <w:t xml:space="preserve">and</w:t>
+      </w:r>
+      <w:r>
+        <w:t xml:space="preserve"> </w:t>
+      </w:r>
+      <w:r>
+        <w:t xml:space="preserve">deliver</w:t>
+      </w:r>
+      <w:r>
+        <w:t xml:space="preserve"> </w:t>
+      </w:r>
+      <w:r>
+        <w:t xml:space="preserve">up</w:t>
+      </w:r>
+      <w:r>
+        <w:t xml:space="preserve"> </w:t>
+      </w:r>
+      <w:r>
+        <w:t xml:space="preserve">to</w:t>
+      </w:r>
+      <w:r>
+        <w:t xml:space="preserve"> </w:t>
+      </w:r>
+      <w:r>
+        <w:t xml:space="preserve">Haas</w:t>
+      </w:r>
+      <w:r>
+        <w:t xml:space="preserve"> </w:t>
+      </w:r>
+      <w:r>
+        <w:t xml:space="preserve">for</w:t>
+      </w:r>
+      <w:r>
+        <w:t xml:space="preserve"> </w:t>
+      </w:r>
+      <w:r>
+        <w:t xml:space="preserve">destruction</w:t>
+      </w:r>
+      <w:r>
+        <w:t xml:space="preserve"> </w:t>
+      </w:r>
+      <w:r>
+        <w:t xml:space="preserve">any</w:t>
+      </w:r>
+      <w:r>
+        <w:t xml:space="preserve"> </w:t>
+      </w:r>
+      <w:r>
+        <w:t xml:space="preserve">Infringing</w:t>
+      </w:r>
+      <w:r>
+        <w:t xml:space="preserve"> </w:t>
+      </w:r>
+      <w:r>
+        <w:t xml:space="preserve">Products;</w:t>
+      </w:r>
+    </w:p>
+    <w:p>
+      <w:pPr>
+        <w:spacing w:before="0" w:after="0" w:line="552" w:lineRule="exact"/>
+        <w:ind w:left="1296" w:hanging="576"/>
+        <w:jc w:val="left"/>
+      </w:pPr>
+      <w:r>
+        <w:t xml:space="preserve">5.</w:t>
       </w:r>
       <w:r>
         <w:tab/>
       </w:r>
       <w:r>
-        <w:t xml:space="preserve">On November 4, 2025, Haas notified Ariat, in writing, that Ariat’s conduct infringed Haas’ BOTTOMLAND® Pattern. Attached as Exhibit 4 is a copy of the correspondence from Haas to Ariat.</w:t>
-      </w:r>
-    </w:p>
-    <w:p>
-      <w:pPr>
-        <w:pStyle w:val="BodyText"/>
-      </w:pPr>
-      <w:r>
-        <w:t xml:space="preserve">23.</w:t>
+        <w:t xml:space="preserve">Order</w:t>
+      </w:r>
+      <w:r>
+        <w:t xml:space="preserve"> </w:t>
+      </w:r>
+      <w:r>
+        <w:t xml:space="preserve">that</w:t>
+      </w:r>
+      <w:r>
+        <w:t xml:space="preserve"> </w:t>
+      </w:r>
+      <w:r>
+        <w:t xml:space="preserve">Defendant</w:t>
+      </w:r>
+      <w:r>
+        <w:t xml:space="preserve"> </w:t>
+      </w:r>
+      <w:r>
+        <w:t xml:space="preserve">be</w:t>
+      </w:r>
+      <w:r>
+        <w:t xml:space="preserve"> </w:t>
+      </w:r>
+      <w:r>
+        <w:t xml:space="preserve">required</w:t>
+      </w:r>
+      <w:r>
+        <w:t xml:space="preserve"> </w:t>
+      </w:r>
+      <w:r>
+        <w:t xml:space="preserve">to</w:t>
+      </w:r>
+      <w:r>
+        <w:t xml:space="preserve"> </w:t>
+      </w:r>
+      <w:r>
+        <w:t xml:space="preserve">supply</w:t>
+      </w:r>
+      <w:r>
+        <w:t xml:space="preserve"> </w:t>
+      </w:r>
+      <w:r>
+        <w:t xml:space="preserve">Haas</w:t>
+      </w:r>
+      <w:r>
+        <w:t xml:space="preserve"> </w:t>
+      </w:r>
+      <w:r>
+        <w:t xml:space="preserve">with</w:t>
+      </w:r>
+      <w:r>
+        <w:t xml:space="preserve"> </w:t>
+      </w:r>
+      <w:r>
+        <w:t xml:space="preserve">a</w:t>
+      </w:r>
+      <w:r>
+        <w:t xml:space="preserve"> </w:t>
+      </w:r>
+      <w:r>
+        <w:t xml:space="preserve">complete</w:t>
+      </w:r>
+      <w:r>
+        <w:t xml:space="preserve"> </w:t>
+      </w:r>
+      <w:r>
+        <w:t xml:space="preserve">list</w:t>
+      </w:r>
+      <w:r>
+        <w:t xml:space="preserve"> </w:t>
+      </w:r>
+      <w:r>
+        <w:t xml:space="preserve">of</w:t>
+      </w:r>
+      <w:r>
+        <w:t xml:space="preserve"> </w:t>
+      </w:r>
+      <w:r>
+        <w:t xml:space="preserve">entities</w:t>
+      </w:r>
+      <w:r>
+        <w:t xml:space="preserve"> </w:t>
+      </w:r>
+      <w:r>
+        <w:t xml:space="preserve">from</w:t>
+      </w:r>
+      <w:r>
+        <w:t xml:space="preserve"> </w:t>
+      </w:r>
+      <w:r>
+        <w:t xml:space="preserve">whom</w:t>
+      </w:r>
+      <w:r>
+        <w:t xml:space="preserve"> </w:t>
+      </w:r>
+      <w:r>
+        <w:t xml:space="preserve">they</w:t>
+      </w:r>
+      <w:r>
+        <w:t xml:space="preserve"> </w:t>
+      </w:r>
+      <w:r>
+        <w:t xml:space="preserve">purchased</w:t>
+      </w:r>
+      <w:r>
+        <w:t xml:space="preserve"> </w:t>
+      </w:r>
+      <w:r>
+        <w:t xml:space="preserve">and</w:t>
+      </w:r>
+      <w:r>
+        <w:t xml:space="preserve"> </w:t>
+      </w:r>
+      <w:r>
+        <w:t xml:space="preserve">to</w:t>
+      </w:r>
+      <w:r>
+        <w:t xml:space="preserve"> </w:t>
+      </w:r>
+      <w:r>
+        <w:t xml:space="preserve">whom</w:t>
+      </w:r>
+      <w:r>
+        <w:t xml:space="preserve"> </w:t>
+      </w:r>
+      <w:r>
+        <w:t xml:space="preserve">they</w:t>
+      </w:r>
+      <w:r>
+        <w:t xml:space="preserve"> </w:t>
+      </w:r>
+      <w:r>
+        <w:t xml:space="preserve">distributed</w:t>
+      </w:r>
+      <w:r>
+        <w:t xml:space="preserve"> </w:t>
+      </w:r>
+      <w:r>
+        <w:t xml:space="preserve">and/​or</w:t>
+      </w:r>
+      <w:r>
+        <w:t xml:space="preserve"> </w:t>
+      </w:r>
+      <w:r>
+        <w:t xml:space="preserve">sold</w:t>
+      </w:r>
+      <w:r>
+        <w:t xml:space="preserve"> </w:t>
+      </w:r>
+      <w:r>
+        <w:t xml:space="preserve">the</w:t>
+      </w:r>
+      <w:r>
+        <w:t xml:space="preserve"> </w:t>
+      </w:r>
+      <w:r>
+        <w:t xml:space="preserve">Infringing</w:t>
+      </w:r>
+      <w:r>
+        <w:t xml:space="preserve"> </w:t>
+      </w:r>
+      <w:r>
+        <w:t xml:space="preserve">Products;</w:t>
+      </w:r>
+    </w:p>
+    <w:p>
+      <w:pPr>
+        <w:spacing w:before="0" w:after="0" w:line="552" w:lineRule="exact"/>
+        <w:ind w:left="1296" w:hanging="576"/>
+        <w:jc w:val="left"/>
+      </w:pPr>
+      <w:r>
+        <w:t xml:space="preserve">6.</w:t>
       </w:r>
       <w:r>
         <w:tab/>
       </w:r>
       <w:r>
-        <w:t xml:space="preserve">However, despite having actual knowledge of its blatant infringement, Defendant continues to deliberately and willfully display and distribute its products bearing the Accused Pattern on at least its website and in brick-and-mortar stores. As an additional example of its deliberate and willful conduct, Ariat has told Haas that it plans to continue to copy, reproduce, distribute, and/or publicly display infringing copies of the BOTTOMLAND® Pattern without Haas’ consent or authorization by launching another clothing product with the same Accused Pattern and/or Accused Pattern Print in 2026.</w:t>
-      </w:r>
-    </w:p>
-    <w:p>
-      <w:pPr>
-        <w:pStyle w:val="BodyText"/>
-      </w:pPr>
-      <w:r>
-        <w:t xml:space="preserve">24.</w:t>
+        <w:t xml:space="preserve">Order</w:t>
+      </w:r>
+      <w:r>
+        <w:t xml:space="preserve"> </w:t>
+      </w:r>
+      <w:r>
+        <w:t xml:space="preserve">an</w:t>
+      </w:r>
+      <w:r>
+        <w:t xml:space="preserve"> </w:t>
+      </w:r>
+      <w:r>
+        <w:t xml:space="preserve">accounting</w:t>
+      </w:r>
+      <w:r>
+        <w:t xml:space="preserve"> </w:t>
+      </w:r>
+      <w:r>
+        <w:t xml:space="preserve">and</w:t>
+      </w:r>
+      <w:r>
+        <w:t xml:space="preserve"> </w:t>
+      </w:r>
+      <w:r>
+        <w:t xml:space="preserve">disgorgement</w:t>
+      </w:r>
+      <w:r>
+        <w:t xml:space="preserve"> </w:t>
+      </w:r>
+      <w:r>
+        <w:t xml:space="preserve">of</w:t>
+      </w:r>
+      <w:r>
+        <w:t xml:space="preserve"> </w:t>
+      </w:r>
+      <w:r>
+        <w:t xml:space="preserve">Defendant’s</w:t>
+      </w:r>
+      <w:r>
+        <w:t xml:space="preserve"> </w:t>
+      </w:r>
+      <w:r>
+        <w:t xml:space="preserve">profits,</w:t>
+      </w:r>
+      <w:r>
+        <w:t xml:space="preserve"> </w:t>
+      </w:r>
+      <w:r>
+        <w:t xml:space="preserve">gains,</w:t>
+      </w:r>
+      <w:r>
+        <w:t xml:space="preserve"> </w:t>
+      </w:r>
+      <w:r>
+        <w:t xml:space="preserve">and</w:t>
+      </w:r>
+      <w:r>
+        <w:t xml:space="preserve"> </w:t>
+      </w:r>
+      <w:r>
+        <w:t xml:space="preserve">advantages</w:t>
+      </w:r>
+      <w:r>
+        <w:t xml:space="preserve"> </w:t>
+      </w:r>
+      <w:r>
+        <w:t xml:space="preserve">realized</w:t>
+      </w:r>
+      <w:r>
+        <w:t xml:space="preserve"> </w:t>
+      </w:r>
+      <w:r>
+        <w:t xml:space="preserve">from</w:t>
+      </w:r>
+      <w:r>
+        <w:t xml:space="preserve"> </w:t>
+      </w:r>
+      <w:r>
+        <w:t xml:space="preserve">its</w:t>
+      </w:r>
+      <w:r>
+        <w:t xml:space="preserve"> </w:t>
+      </w:r>
+      <w:r>
+        <w:t xml:space="preserve">manufacturing,</w:t>
+      </w:r>
+      <w:r>
+        <w:t xml:space="preserve"> </w:t>
+      </w:r>
+      <w:r>
+        <w:t xml:space="preserve">importing,</w:t>
+      </w:r>
+      <w:r>
+        <w:t xml:space="preserve"> </w:t>
+      </w:r>
+      <w:r>
+        <w:t xml:space="preserve">exporting,</w:t>
+      </w:r>
+      <w:r>
+        <w:t xml:space="preserve"> </w:t>
+      </w:r>
+      <w:r>
+        <w:t xml:space="preserve">distributing,</w:t>
+      </w:r>
+      <w:r>
+        <w:t xml:space="preserve"> </w:t>
+      </w:r>
+      <w:r>
+        <w:t xml:space="preserve">advertising,</w:t>
+      </w:r>
+      <w:r>
+        <w:t xml:space="preserve"> </w:t>
+      </w:r>
+      <w:r>
+        <w:t xml:space="preserve">marketing,</w:t>
+      </w:r>
+      <w:r>
+        <w:t xml:space="preserve"> </w:t>
+      </w:r>
+      <w:r>
+        <w:t xml:space="preserve">promoting,</w:t>
+      </w:r>
+      <w:r>
+        <w:t xml:space="preserve"> </w:t>
+      </w:r>
+      <w:r>
+        <w:t xml:space="preserve">offering</w:t>
+      </w:r>
+      <w:r>
+        <w:t xml:space="preserve"> </w:t>
+      </w:r>
+      <w:r>
+        <w:t xml:space="preserve">for</w:t>
+      </w:r>
+      <w:r>
+        <w:t xml:space="preserve"> </w:t>
+      </w:r>
+      <w:r>
+        <w:t xml:space="preserve">sale,</w:t>
+      </w:r>
+      <w:r>
+        <w:t xml:space="preserve"> </w:t>
+      </w:r>
+      <w:r>
+        <w:t xml:space="preserve">selling,</w:t>
+      </w:r>
+      <w:r>
+        <w:t xml:space="preserve"> </w:t>
+      </w:r>
+      <w:r>
+        <w:t xml:space="preserve">and</w:t>
+      </w:r>
+      <w:r>
+        <w:t xml:space="preserve"> </w:t>
+      </w:r>
+      <w:r>
+        <w:t xml:space="preserve">otherwise</w:t>
+      </w:r>
+      <w:r>
+        <w:t xml:space="preserve"> </w:t>
+      </w:r>
+      <w:r>
+        <w:t xml:space="preserve">dealing</w:t>
+      </w:r>
+      <w:r>
+        <w:t xml:space="preserve"> </w:t>
+      </w:r>
+      <w:r>
+        <w:t xml:space="preserve">in</w:t>
+      </w:r>
+      <w:r>
+        <w:t xml:space="preserve"> </w:t>
+      </w:r>
+      <w:r>
+        <w:t xml:space="preserve">the</w:t>
+      </w:r>
+      <w:r>
+        <w:t xml:space="preserve"> </w:t>
+      </w:r>
+      <w:r>
+        <w:t xml:space="preserve">Infringing</w:t>
+      </w:r>
+      <w:r>
+        <w:t xml:space="preserve"> </w:t>
+      </w:r>
+      <w:r>
+        <w:t xml:space="preserve">Products,</w:t>
+      </w:r>
+      <w:r>
+        <w:t xml:space="preserve"> </w:t>
+      </w:r>
+      <w:r>
+        <w:t xml:space="preserve">including</w:t>
+      </w:r>
+      <w:r>
+        <w:t xml:space="preserve"> </w:t>
+      </w:r>
+      <w:r>
+        <w:t xml:space="preserve">a</w:t>
+      </w:r>
+      <w:r>
+        <w:t xml:space="preserve"> </w:t>
+      </w:r>
+      <w:r>
+        <w:t xml:space="preserve">reconciliation</w:t>
+      </w:r>
+      <w:r>
+        <w:t xml:space="preserve"> </w:t>
+      </w:r>
+      <w:r>
+        <w:t xml:space="preserve">of</w:t>
+      </w:r>
+      <w:r>
+        <w:t xml:space="preserve"> </w:t>
+      </w:r>
+      <w:r>
+        <w:t xml:space="preserve">all</w:t>
+      </w:r>
+      <w:r>
+        <w:t xml:space="preserve"> </w:t>
+      </w:r>
+      <w:r>
+        <w:t xml:space="preserve">purchases</w:t>
+      </w:r>
+      <w:r>
+        <w:t xml:space="preserve"> </w:t>
+      </w:r>
+      <w:r>
+        <w:t xml:space="preserve">and</w:t>
+      </w:r>
+      <w:r>
+        <w:t xml:space="preserve"> </w:t>
+      </w:r>
+      <w:r>
+        <w:t xml:space="preserve">sales</w:t>
+      </w:r>
+      <w:r>
+        <w:t xml:space="preserve"> </w:t>
+      </w:r>
+      <w:r>
+        <w:t xml:space="preserve">of</w:t>
+      </w:r>
+      <w:r>
+        <w:t xml:space="preserve"> </w:t>
+      </w:r>
+      <w:r>
+        <w:t xml:space="preserve">the</w:t>
+      </w:r>
+      <w:r>
+        <w:t xml:space="preserve"> </w:t>
+      </w:r>
+      <w:r>
+        <w:t xml:space="preserve">Infringing</w:t>
+      </w:r>
+      <w:r>
+        <w:t xml:space="preserve"> </w:t>
+      </w:r>
+      <w:r>
+        <w:t xml:space="preserve">Products</w:t>
+      </w:r>
+      <w:r>
+        <w:t xml:space="preserve"> </w:t>
+      </w:r>
+      <w:r>
+        <w:t xml:space="preserve">with</w:t>
+      </w:r>
+      <w:r>
+        <w:t xml:space="preserve"> </w:t>
+      </w:r>
+      <w:r>
+        <w:t xml:space="preserve">documents</w:t>
+      </w:r>
+      <w:r>
+        <w:t xml:space="preserve"> </w:t>
+      </w:r>
+      <w:r>
+        <w:t xml:space="preserve">relating</w:t>
+      </w:r>
+      <w:r>
+        <w:t xml:space="preserve"> </w:t>
+      </w:r>
+      <w:r>
+        <w:t xml:space="preserve">to</w:t>
+      </w:r>
+      <w:r>
+        <w:t xml:space="preserve"> </w:t>
+      </w:r>
+      <w:r>
+        <w:t xml:space="preserve">all</w:t>
+      </w:r>
+      <w:r>
+        <w:t xml:space="preserve"> </w:t>
+      </w:r>
+      <w:r>
+        <w:t xml:space="preserve">such</w:t>
+      </w:r>
+      <w:r>
+        <w:t xml:space="preserve"> </w:t>
+      </w:r>
+      <w:r>
+        <w:t xml:space="preserve">purchases</w:t>
+      </w:r>
+      <w:r>
+        <w:t xml:space="preserve"> </w:t>
+      </w:r>
+      <w:r>
+        <w:t xml:space="preserve">and</w:t>
+      </w:r>
+      <w:r>
+        <w:t xml:space="preserve"> </w:t>
+      </w:r>
+      <w:r>
+        <w:t xml:space="preserve">sales;</w:t>
+      </w:r>
+    </w:p>
+    <w:p>
+      <w:pPr>
+        <w:spacing w:before="0" w:after="0" w:line="552" w:lineRule="exact"/>
+        <w:ind w:left="1296" w:hanging="576"/>
+        <w:jc w:val="left"/>
+      </w:pPr>
+      <w:r>
+        <w:t xml:space="preserve">7.</w:t>
       </w:r>
       <w:r>
         <w:tab/>
       </w:r>
       <w:r>
-        <w:t xml:space="preserve">As a former licensee of Haas Outdoors, Ariat had access to Haas’ MOSSY OAK® patterns. Until as recently as August 2025, Haas was in communication with Ariat about becoming a licensee once again so that Ariat could incorporate, among other MOSSY OAK® patterns, the BOTTOMLAND® Pattern with Ariat’s products. During the course of these communications, Haas representatives provided Ariat representatives a MOSSY OAK® brand deck, which extensively references and shows the BOTTOMLAND® Pattern throughout. Accordingly, Ariat had access to Haas’ BOTTOMLAND® Pattern in order to copy the BOTTOMLAND® Pattern.</w:t>
-      </w:r>
-    </w:p>
-    <w:p>
-      <w:pPr>
-        <w:pStyle w:val="BodyText"/>
-      </w:pPr>
-      <w:r>
-        <w:t xml:space="preserve">25.</w:t>
+        <w:t xml:space="preserve">Order</w:t>
+      </w:r>
+      <w:r>
+        <w:t xml:space="preserve"> </w:t>
+      </w:r>
+      <w:r>
+        <w:t xml:space="preserve">that</w:t>
+      </w:r>
+      <w:r>
+        <w:t xml:space="preserve"> </w:t>
+      </w:r>
+      <w:r>
+        <w:t xml:space="preserve">Defendant</w:t>
+      </w:r>
+      <w:r>
+        <w:t xml:space="preserve"> </w:t>
+      </w:r>
+      <w:r>
+        <w:t xml:space="preserve">pay</w:t>
+      </w:r>
+      <w:r>
+        <w:t xml:space="preserve"> </w:t>
+      </w:r>
+      <w:r>
+        <w:t xml:space="preserve">Haas</w:t>
+      </w:r>
+      <w:r>
+        <w:t xml:space="preserve"> </w:t>
+      </w:r>
+      <w:r>
+        <w:t xml:space="preserve">its</w:t>
+      </w:r>
+      <w:r>
+        <w:t xml:space="preserve"> </w:t>
+      </w:r>
+      <w:r>
+        <w:t xml:space="preserve">actual</w:t>
+      </w:r>
+      <w:r>
+        <w:t xml:space="preserve"> </w:t>
+      </w:r>
+      <w:r>
+        <w:t xml:space="preserve">damages,</w:t>
+      </w:r>
+      <w:r>
+        <w:t xml:space="preserve"> </w:t>
+      </w:r>
+      <w:r>
+        <w:t xml:space="preserve">plus</w:t>
+      </w:r>
+      <w:r>
+        <w:t xml:space="preserve"> </w:t>
+      </w:r>
+      <w:r>
+        <w:t xml:space="preserve">the</w:t>
+      </w:r>
+      <w:r>
+        <w:t xml:space="preserve"> </w:t>
+      </w:r>
+      <w:r>
+        <w:t xml:space="preserve">amount</w:t>
+      </w:r>
+      <w:r>
+        <w:t xml:space="preserve"> </w:t>
+      </w:r>
+      <w:r>
+        <w:t xml:space="preserve">of</w:t>
+      </w:r>
+      <w:r>
+        <w:t xml:space="preserve"> </w:t>
+      </w:r>
+      <w:r>
+        <w:t xml:space="preserve">Defendant’s</w:t>
+      </w:r>
+      <w:r>
+        <w:t xml:space="preserve"> </w:t>
+      </w:r>
+      <w:r>
+        <w:t xml:space="preserve">profits</w:t>
+      </w:r>
+      <w:r>
+        <w:t xml:space="preserve"> </w:t>
+      </w:r>
+      <w:r>
+        <w:t xml:space="preserve">attributable</w:t>
+      </w:r>
+      <w:r>
+        <w:t xml:space="preserve"> </w:t>
+      </w:r>
+      <w:r>
+        <w:t xml:space="preserve">to</w:t>
+      </w:r>
+      <w:r>
+        <w:t xml:space="preserve"> </w:t>
+      </w:r>
+      <w:r>
+        <w:t xml:space="preserve">the</w:t>
+      </w:r>
+      <w:r>
+        <w:t xml:space="preserve"> </w:t>
+      </w:r>
+      <w:r>
+        <w:t xml:space="preserve">conduct</w:t>
+      </w:r>
+      <w:r>
+        <w:t xml:space="preserve"> </w:t>
+      </w:r>
+      <w:r>
+        <w:t xml:space="preserve">alleged</w:t>
+      </w:r>
+      <w:r>
+        <w:t xml:space="preserve"> </w:t>
+      </w:r>
+      <w:r>
+        <w:t xml:space="preserve">herein</w:t>
+      </w:r>
+      <w:r>
+        <w:t xml:space="preserve"> </w:t>
+      </w:r>
+      <w:r>
+        <w:t xml:space="preserve">pursuant</w:t>
+      </w:r>
+      <w:r>
+        <w:t xml:space="preserve"> </w:t>
+      </w:r>
+      <w:r>
+        <w:t xml:space="preserve">to</w:t>
+      </w:r>
+      <w:r>
+        <w:t xml:space="preserve"> </w:t>
+      </w:r>
+      <w:r>
+        <w:t xml:space="preserve">17</w:t>
+      </w:r>
+      <w:r>
+        <w:t xml:space="preserve"> </w:t>
+      </w:r>
+      <w:r>
+        <w:t xml:space="preserve">U.S.C.</w:t>
+      </w:r>
+      <w:r>
+        <w:t xml:space="preserve"> </w:t>
+      </w:r>
+      <w:r>
+        <w:t xml:space="preserve">§</w:t>
+      </w:r>
+      <w:r>
+        <w:t xml:space="preserve"> </w:t>
+      </w:r>
+      <w:r>
+        <w:t xml:space="preserve">504(b);</w:t>
+      </w:r>
+    </w:p>
+    <w:p>
+      <w:pPr>
+        <w:spacing w:before="0" w:after="0" w:line="552" w:lineRule="exact"/>
+        <w:ind w:left="1296" w:hanging="576"/>
+        <w:jc w:val="left"/>
+      </w:pPr>
+      <w:r>
+        <w:t xml:space="preserve">8.</w:t>
       </w:r>
       <w:r>
         <w:tab/>
       </w:r>
       <w:r>
-        <w:t xml:space="preserve">Ariat does not hold a license, consent, or other authorization from Haas to use any portion of the BOTTOMLAND® Pattern. Ariat’s acts of utilizing and incorporating the Accused Pattern on its products constitutes unauthorized reproduction, preparation of derivative works, distribution, and public display of Haas’ copyrighted BOTTOMLAND® Pattern in violation of 17 U.S.C. § 501 et seq.</w:t>
-      </w:r>
-    </w:p>
-    <w:p>
-      <w:pPr>
-        <w:pStyle w:val="BodyText"/>
-      </w:pPr>
-      <w:r>
-        <w:t xml:space="preserve">26.</w:t>
+        <w:t xml:space="preserve">Order</w:t>
+      </w:r>
+      <w:r>
+        <w:t xml:space="preserve"> </w:t>
+      </w:r>
+      <w:r>
+        <w:t xml:space="preserve">that</w:t>
+      </w:r>
+      <w:r>
+        <w:t xml:space="preserve"> </w:t>
+      </w:r>
+      <w:r>
+        <w:t xml:space="preserve">Defendant</w:t>
+      </w:r>
+      <w:r>
+        <w:t xml:space="preserve"> </w:t>
+      </w:r>
+      <w:r>
+        <w:t xml:space="preserve">pay</w:t>
+      </w:r>
+      <w:r>
+        <w:t xml:space="preserve"> </w:t>
+      </w:r>
+      <w:r>
+        <w:t xml:space="preserve">Haas,</w:t>
+      </w:r>
+      <w:r>
+        <w:t xml:space="preserve"> </w:t>
+      </w:r>
+      <w:r>
+        <w:t xml:space="preserve">as</w:t>
+      </w:r>
+      <w:r>
+        <w:t xml:space="preserve"> </w:t>
+      </w:r>
+      <w:r>
+        <w:t xml:space="preserve">the</w:t>
+      </w:r>
+      <w:r>
+        <w:t xml:space="preserve"> </w:t>
+      </w:r>
+      <w:r>
+        <w:t xml:space="preserve">prevailing</w:t>
+      </w:r>
+      <w:r>
+        <w:t xml:space="preserve"> </w:t>
+      </w:r>
+      <w:r>
+        <w:t xml:space="preserve">party,</w:t>
+      </w:r>
+      <w:r>
+        <w:t xml:space="preserve"> </w:t>
+      </w:r>
+      <w:r>
+        <w:t xml:space="preserve">reasonable</w:t>
+      </w:r>
+      <w:r>
+        <w:t xml:space="preserve"> </w:t>
+      </w:r>
+      <w:r>
+        <w:t xml:space="preserve">attorneys’</w:t>
+      </w:r>
+      <w:r>
+        <w:t xml:space="preserve"> </w:t>
+      </w:r>
+      <w:r>
+        <w:t xml:space="preserve">fees,</w:t>
+      </w:r>
+      <w:r>
+        <w:t xml:space="preserve"> </w:t>
+      </w:r>
+      <w:r>
+        <w:t xml:space="preserve">costs,</w:t>
+      </w:r>
+      <w:r>
+        <w:t xml:space="preserve"> </w:t>
+      </w:r>
+      <w:r>
+        <w:t xml:space="preserve">and</w:t>
+      </w:r>
+      <w:r>
+        <w:t xml:space="preserve"> </w:t>
+      </w:r>
+      <w:r>
+        <w:t xml:space="preserve">expenses</w:t>
+      </w:r>
+      <w:r>
+        <w:t xml:space="preserve"> </w:t>
+      </w:r>
+      <w:r>
+        <w:t xml:space="preserve">pursuant</w:t>
+      </w:r>
+      <w:r>
+        <w:t xml:space="preserve"> </w:t>
+      </w:r>
+      <w:r>
+        <w:t xml:space="preserve">to</w:t>
+      </w:r>
+      <w:r>
+        <w:t xml:space="preserve"> </w:t>
+      </w:r>
+      <w:r>
+        <w:t xml:space="preserve">17</w:t>
+      </w:r>
+      <w:r>
+        <w:t xml:space="preserve"> </w:t>
+      </w:r>
+      <w:r>
+        <w:t xml:space="preserve">U.S.C.</w:t>
+      </w:r>
+      <w:r>
+        <w:t xml:space="preserve"> </w:t>
+      </w:r>
+      <w:r>
+        <w:t xml:space="preserve">§</w:t>
+      </w:r>
+      <w:r>
+        <w:t xml:space="preserve"> </w:t>
+      </w:r>
+      <w:r>
+        <w:t xml:space="preserve">505;</w:t>
+      </w:r>
+    </w:p>
+    <w:p>
+      <w:pPr>
+        <w:spacing w:before="0" w:after="0" w:line="552" w:lineRule="exact"/>
+        <w:ind w:left="1296" w:hanging="576"/>
+        <w:jc w:val="left"/>
+      </w:pPr>
+      <w:r>
+        <w:t xml:space="preserve">9.</w:t>
       </w:r>
       <w:r>
         <w:tab/>
       </w:r>
       <w:r>
-        <w:t xml:space="preserve">Through its copying of the BOTTOMLAND® Pattern, through creating and distributing a pattern substantially similar to Haas’ BOTTOMLAND® Pattern, and through creating and distributing a derivative of the BOTTOMLAND® Pattern, Defendant seeks to trade on the good will of Haas and its BOTTOMLAND® Pattern, while seeking to avoid payment to Haas for use of its highly valuable intellectual property.</w:t>
+        <w:t xml:space="preserve">Order</w:t>
+      </w:r>
+      <w:r>
+        <w:t xml:space="preserve"> </w:t>
+      </w:r>
+      <w:r>
+        <w:t xml:space="preserve">that,</w:t>
+      </w:r>
+      <w:r>
+        <w:t xml:space="preserve"> </w:t>
+      </w:r>
+      <w:r>
+        <w:t xml:space="preserve">in</w:t>
+      </w:r>
+      <w:r>
+        <w:t xml:space="preserve"> </w:t>
+      </w:r>
+      <w:r>
+        <w:t xml:space="preserve">the</w:t>
+      </w:r>
+      <w:r>
+        <w:t xml:space="preserve"> </w:t>
+      </w:r>
+      <w:r>
+        <w:t xml:space="preserve">alternative</w:t>
+      </w:r>
+      <w:r>
+        <w:t xml:space="preserve"> </w:t>
+      </w:r>
+      <w:r>
+        <w:t xml:space="preserve">to</w:t>
+      </w:r>
+      <w:r>
+        <w:t xml:space="preserve"> </w:t>
+      </w:r>
+      <w:r>
+        <w:t xml:space="preserve">Haas’</w:t>
+      </w:r>
+      <w:r>
+        <w:t xml:space="preserve"> </w:t>
+      </w:r>
+      <w:r>
+        <w:t xml:space="preserve">actual</w:t>
+      </w:r>
+      <w:r>
+        <w:t xml:space="preserve"> </w:t>
+      </w:r>
+      <w:r>
+        <w:t xml:space="preserve">damages</w:t>
+      </w:r>
+      <w:r>
+        <w:t xml:space="preserve"> </w:t>
+      </w:r>
+      <w:r>
+        <w:t xml:space="preserve">and</w:t>
+      </w:r>
+      <w:r>
+        <w:t xml:space="preserve"> </w:t>
+      </w:r>
+      <w:r>
+        <w:t xml:space="preserve">Defendant’s</w:t>
+      </w:r>
+      <w:r>
+        <w:t xml:space="preserve"> </w:t>
+      </w:r>
+      <w:r>
+        <w:t xml:space="preserve">profits,</w:t>
+      </w:r>
+      <w:r>
+        <w:t xml:space="preserve"> </w:t>
+      </w:r>
+      <w:r>
+        <w:t xml:space="preserve">Defendant</w:t>
+      </w:r>
+      <w:r>
+        <w:t xml:space="preserve"> </w:t>
+      </w:r>
+      <w:r>
+        <w:t xml:space="preserve">pay</w:t>
+      </w:r>
+      <w:r>
+        <w:t xml:space="preserve"> </w:t>
+      </w:r>
+      <w:r>
+        <w:t xml:space="preserve">Haas</w:t>
+      </w:r>
+      <w:r>
+        <w:t xml:space="preserve"> </w:t>
+      </w:r>
+      <w:r>
+        <w:t xml:space="preserve">statutory</w:t>
+      </w:r>
+      <w:r>
+        <w:t xml:space="preserve"> </w:t>
+      </w:r>
+      <w:r>
+        <w:t xml:space="preserve">damages</w:t>
+      </w:r>
+      <w:r>
+        <w:t xml:space="preserve"> </w:t>
+      </w:r>
+      <w:r>
+        <w:t xml:space="preserve">for</w:t>
+      </w:r>
+      <w:r>
+        <w:t xml:space="preserve"> </w:t>
+      </w:r>
+      <w:r>
+        <w:t xml:space="preserve">willful</w:t>
+      </w:r>
+      <w:r>
+        <w:t xml:space="preserve"> </w:t>
+      </w:r>
+      <w:r>
+        <w:t xml:space="preserve">copyright</w:t>
+      </w:r>
+      <w:r>
+        <w:t xml:space="preserve"> </w:t>
+      </w:r>
+      <w:r>
+        <w:t xml:space="preserve">infringement</w:t>
+      </w:r>
+      <w:r>
+        <w:t xml:space="preserve"> </w:t>
+      </w:r>
+      <w:r>
+        <w:t xml:space="preserve">in</w:t>
+      </w:r>
+      <w:r>
+        <w:t xml:space="preserve"> </w:t>
+      </w:r>
+      <w:r>
+        <w:t xml:space="preserve">the</w:t>
+      </w:r>
+      <w:r>
+        <w:t xml:space="preserve"> </w:t>
+      </w:r>
+      <w:r>
+        <w:t xml:space="preserve">amount</w:t>
+      </w:r>
+      <w:r>
+        <w:t xml:space="preserve"> </w:t>
+      </w:r>
+      <w:r>
+        <w:t xml:space="preserve">of</w:t>
+      </w:r>
+      <w:r>
+        <w:t xml:space="preserve"> </w:t>
+      </w:r>
+      <w:r>
+        <w:t xml:space="preserve">$150,000</w:t>
+      </w:r>
+      <w:r>
+        <w:t xml:space="preserve"> </w:t>
+      </w:r>
+      <w:r>
+        <w:t xml:space="preserve">per</w:t>
+      </w:r>
+      <w:r>
+        <w:t xml:space="preserve"> </w:t>
+      </w:r>
+      <w:r>
+        <w:t xml:space="preserve">work</w:t>
+      </w:r>
+      <w:r>
+        <w:t xml:space="preserve"> </w:t>
+      </w:r>
+      <w:r>
+        <w:t xml:space="preserve">pursuant</w:t>
+      </w:r>
+      <w:r>
+        <w:t xml:space="preserve"> </w:t>
+      </w:r>
+      <w:r>
+        <w:t xml:space="preserve">to</w:t>
+      </w:r>
+      <w:r>
+        <w:t xml:space="preserve"> </w:t>
+      </w:r>
+      <w:r>
+        <w:t xml:space="preserve">17</w:t>
+      </w:r>
+      <w:r>
+        <w:t xml:space="preserve"> </w:t>
+      </w:r>
+      <w:r>
+        <w:t xml:space="preserve">U.S.C.</w:t>
+      </w:r>
+      <w:r>
+        <w:t xml:space="preserve"> </w:t>
+      </w:r>
+      <w:r>
+        <w:t xml:space="preserve">§</w:t>
+      </w:r>
+      <w:r>
+        <w:t xml:space="preserve"> </w:t>
+      </w:r>
+      <w:r>
+        <w:t xml:space="preserve">504(c);</w:t>
+      </w:r>
+    </w:p>
+    <w:p>
+      <w:pPr>
+        <w:spacing w:before="0" w:after="0" w:line="552" w:lineRule="exact"/>
+        <w:ind w:left="1296" w:hanging="576"/>
+        <w:jc w:val="left"/>
+      </w:pPr>
+      <w:r>
+        <w:t xml:space="preserve">10.</w:t>
+      </w:r>
+      <w:r>
+        <w:tab/>
+      </w:r>
+      <w:r>
+        <w:t xml:space="preserve">Order</w:t>
+      </w:r>
+      <w:r>
+        <w:t xml:space="preserve"> </w:t>
+      </w:r>
+      <w:r>
+        <w:t xml:space="preserve">that</w:t>
+      </w:r>
+      <w:r>
+        <w:t xml:space="preserve"> </w:t>
+      </w:r>
+      <w:r>
+        <w:t xml:space="preserve">Defendant</w:t>
+      </w:r>
+      <w:r>
+        <w:t xml:space="preserve"> </w:t>
+      </w:r>
+      <w:r>
+        <w:t xml:space="preserve">pay</w:t>
+      </w:r>
+      <w:r>
+        <w:t xml:space="preserve"> </w:t>
+      </w:r>
+      <w:r>
+        <w:t xml:space="preserve">Haas</w:t>
+      </w:r>
+      <w:r>
+        <w:t xml:space="preserve"> </w:t>
+      </w:r>
+      <w:r>
+        <w:t xml:space="preserve">pre-judgment</w:t>
+      </w:r>
+      <w:r>
+        <w:t xml:space="preserve"> </w:t>
+      </w:r>
+      <w:r>
+        <w:t xml:space="preserve">and</w:t>
+      </w:r>
+      <w:r>
+        <w:t xml:space="preserve"> </w:t>
+      </w:r>
+      <w:r>
+        <w:t xml:space="preserve">post-judgment</w:t>
+      </w:r>
+      <w:r>
+        <w:t xml:space="preserve"> </w:t>
+      </w:r>
+      <w:r>
+        <w:t xml:space="preserve">interest</w:t>
+      </w:r>
+      <w:r>
+        <w:t xml:space="preserve"> </w:t>
+      </w:r>
+      <w:r>
+        <w:t xml:space="preserve">on</w:t>
+      </w:r>
+      <w:r>
+        <w:t xml:space="preserve"> </w:t>
+      </w:r>
+      <w:r>
+        <w:t xml:space="preserve">Haas’</w:t>
+      </w:r>
+      <w:r>
+        <w:t xml:space="preserve"> </w:t>
+      </w:r>
+      <w:r>
+        <w:t xml:space="preserve">damages</w:t>
+      </w:r>
+      <w:r>
+        <w:t xml:space="preserve"> </w:t>
+      </w:r>
+      <w:r>
+        <w:t xml:space="preserve">at</w:t>
+      </w:r>
+      <w:r>
+        <w:t xml:space="preserve"> </w:t>
+      </w:r>
+      <w:r>
+        <w:t xml:space="preserve">the</w:t>
+      </w:r>
+      <w:r>
+        <w:t xml:space="preserve"> </w:t>
+      </w:r>
+      <w:r>
+        <w:t xml:space="preserve">applicable</w:t>
+      </w:r>
+      <w:r>
+        <w:t xml:space="preserve"> </w:t>
+      </w:r>
+      <w:r>
+        <w:t xml:space="preserve">rate;</w:t>
+      </w:r>
+    </w:p>
+    <w:p>
+      <w:pPr>
+        <w:spacing w:before="0" w:after="0" w:line="552" w:lineRule="exact"/>
+        <w:ind w:left="1296" w:hanging="576"/>
+        <w:jc w:val="left"/>
+      </w:pPr>
+      <w:r>
+        <w:t xml:space="preserve">11.</w:t>
+      </w:r>
+      <w:r>
+        <w:tab/>
+      </w:r>
+      <w:r>
+        <w:t xml:space="preserve">Other</w:t>
+      </w:r>
+      <w:r>
+        <w:t xml:space="preserve"> </w:t>
+      </w:r>
+      <w:r>
+        <w:t xml:space="preserve">such</w:t>
+      </w:r>
+      <w:r>
+        <w:t xml:space="preserve"> </w:t>
+      </w:r>
+      <w:r>
+        <w:t xml:space="preserve">other</w:t>
+      </w:r>
+      <w:r>
+        <w:t xml:space="preserve"> </w:t>
+      </w:r>
+      <w:r>
+        <w:t xml:space="preserve">and</w:t>
+      </w:r>
+      <w:r>
+        <w:t xml:space="preserve"> </w:t>
+      </w:r>
+      <w:r>
+        <w:t xml:space="preserve">further</w:t>
+      </w:r>
+      <w:r>
+        <w:t xml:space="preserve"> </w:t>
+      </w:r>
+      <w:r>
+        <w:t xml:space="preserve">relief</w:t>
+      </w:r>
+      <w:r>
+        <w:t xml:space="preserve"> </w:t>
+      </w:r>
+      <w:r>
+        <w:t xml:space="preserve">as</w:t>
+      </w:r>
+      <w:r>
+        <w:t xml:space="preserve"> </w:t>
+      </w:r>
+      <w:r>
+        <w:t xml:space="preserve">is</w:t>
+      </w:r>
+      <w:r>
+        <w:t xml:space="preserve"> </w:t>
+      </w:r>
+      <w:r>
+        <w:t xml:space="preserve">just</w:t>
+      </w:r>
+      <w:r>
+        <w:t xml:space="preserve"> </w:t>
+      </w:r>
+      <w:r>
+        <w:t xml:space="preserve">and</w:t>
+      </w:r>
+      <w:r>
+        <w:t xml:space="preserve"> </w:t>
+      </w:r>
+      <w:r>
+        <w:t xml:space="preserve">proper.</w:t>
       </w:r>
     </w:p>
     <w:p>
       <w:pPr>
         <w:pStyle w:val="Heading1"/>
-      </w:pPr>
-      <w:r>
-        <w:t xml:space="preserve">COUNT I</w:t>
-      </w:r>
-    </w:p>
-    <w:p>
-      <w:pPr>
-        <w:pStyle w:val="Heading2"/>
-      </w:pPr>
-      <w:r>
-        <w:t xml:space="preserve">Copyright Infringement</w:t>
-      </w:r>
-    </w:p>
-    <w:p>
-      <w:pPr>
-        <w:pStyle w:val="FirstParagraph"/>
-      </w:pPr>
-      <w:r>
-        <w:t xml:space="preserve">27.</w:t>
-      </w:r>
-      <w:r>
-        <w:tab/>
-      </w:r>
-      <w:r>
-        <w:t xml:space="preserve">Haas incorporates by reference the allegations of Paragraphs 1 through 26 herein.</w:t>
-      </w:r>
-    </w:p>
-    <w:p>
-      <w:pPr>
-        <w:pStyle w:val="BodyText"/>
-      </w:pPr>
-      <w:r>
-        <w:t xml:space="preserve">28.</w:t>
-      </w:r>
-      <w:r>
-        <w:tab/>
-      </w:r>
-      <w:r>
-        <w:t xml:space="preserve">Haas’ BOTTOMLAND® Pattern contains artwork protected by and registered under the copyright laws of the United States. Despite this protection, Defendant has willfully misappropriated such pattern and used a pattern substantially similar to that of the BOTTOMLAND® Pattern on its products. This misappropriation of Haas’ original work of authorship constitutes copyright infringement in violation of 17 U.S.C. § 501. Despite having notice that such conduct infringes Haas’ BOTTOMLAND® Pattern, Ariat has and continues to copy, reproduce, distribute and/or publicly display infringing copies of the BOTTOMLAND® Pattern without Haas’ consent or authorization.</w:t>
-      </w:r>
-    </w:p>
-    <w:p>
-      <w:pPr>
-        <w:pStyle w:val="BodyText"/>
-      </w:pPr>
-      <w:r>
-        <w:t xml:space="preserve">29.</w:t>
-      </w:r>
-      <w:r>
-        <w:tab/>
-      </w:r>
-      <w:r>
-        <w:t xml:space="preserve">Upon information and belief, Ariat’s infringement of Haas’ BOTTOMLAND® Pattern is deliberate, willful, and in utter disregard of Haas’ rights. Upon information and belief, Ariat’s brazen violation of Haas’ rights in and to its BOTTOMLAND® Pattern will invite others to violate Haas’ intellectual property rights, which will materially damage Haas’ ability to license its MOSSY OAK® patterns, including its BOTTOMLAND® Pattern.</w:t>
-      </w:r>
-    </w:p>
-    <w:p>
-      <w:pPr>
-        <w:pStyle w:val="BodyText"/>
-      </w:pPr>
-      <w:r>
-        <w:t xml:space="preserve">30.</w:t>
-      </w:r>
-      <w:r>
-        <w:tab/>
-      </w:r>
-      <w:r>
-        <w:t xml:space="preserve">Defendant’s actions have caused and—unless enjoined by this Court—will continue to cause irreparable injury to Haas for which Haas has no adequate remedy at law. Haas is therefore entitled to a preliminary and permanent injunction enjoining and restraining Defendant from reproducing, distributing, displaying, or other use of the Accused Pattern or any other pattern that is substantially similar thereto or derivative thereof.</w:t>
-      </w:r>
-    </w:p>
-    <w:p>
-      <w:pPr>
-        <w:pStyle w:val="BodyText"/>
-      </w:pPr>
-      <w:r>
-        <w:t xml:space="preserve">31.</w:t>
-      </w:r>
-      <w:r>
-        <w:tab/>
-      </w:r>
-      <w:r>
-        <w:t xml:space="preserve">Indeed, unless enjoined, Ariat has told Haas that it plans to market and distribute another clothing product with the same Accused Pattern in 2026. Accordingly, Haas is entitled to preliminary and permanent injunctive relief prohibiting further reproduction or distribution of the Accused Pattern, or any work substantially similar thereto or derivative thereof, an accounting for all profits recognized by Defendant from such copying, statutory damages under 17 U.S.C. §504(c), all damages incurred by Haas as a result of Defendant’s conduct, and reasonable attorney fees under 17 U.S.C. §505.</w:t>
-      </w:r>
-    </w:p>
-    <w:p>
-      <w:pPr>
-        <w:pStyle w:val="Heading1"/>
-      </w:pPr>
-      <w:r>
-        <w:t xml:space="preserve">COUNT II</w:t>
-      </w:r>
-    </w:p>
-    <w:p>
-      <w:pPr>
-        <w:pStyle w:val="Heading2"/>
-      </w:pPr>
-      <w:r>
-        <w:t xml:space="preserve">Preliminary Injunctive Relief</w:t>
-      </w:r>
-    </w:p>
-    <w:p>
-      <w:pPr>
-        <w:pStyle w:val="FirstParagraph"/>
-      </w:pPr>
-      <w:r>
-        <w:t xml:space="preserve">32.</w:t>
-      </w:r>
-      <w:r>
-        <w:tab/>
-      </w:r>
-      <w:r>
-        <w:t xml:space="preserve">Haas incorporates by reference the allegations of Paragraphs 1 through 31 herein.</w:t>
-      </w:r>
-    </w:p>
-    <w:p>
-      <w:pPr>
-        <w:pStyle w:val="BodyText"/>
-      </w:pPr>
-      <w:r>
-        <w:t xml:space="preserve">33.</w:t>
-      </w:r>
-      <w:r>
-        <w:tab/>
-      </w:r>
-      <w:r>
-        <w:t xml:space="preserve">Pursuant to 17 U.S.C. § 502 and based on the allegations above, Haas is entitled to preliminary injunctive relief prohibiting Defendant’s further infringement of Haas’ BOTTOMLAND® Pattern, including but not limited to Ariat’s further use of the Accused Pattern and Accused Pattern Print, and creation or use of derivative patterns thereof.</w:t>
-      </w:r>
-    </w:p>
-    <w:p>
-      <w:pPr>
-        <w:pStyle w:val="BodyText"/>
-      </w:pPr>
-      <w:r>
-        <w:t xml:space="preserve">34.</w:t>
-      </w:r>
-      <w:r>
-        <w:tab/>
-      </w:r>
-      <w:r>
-        <w:t xml:space="preserve">There is a substantial likelihood that Haas will succeed on the merits of all of its claims against Defendant, based on Defendant’s unlawful and intentional infringement of the BOTTOMLAND® Pattern.</w:t>
-      </w:r>
-    </w:p>
-    <w:p>
-      <w:pPr>
-        <w:pStyle w:val="BodyText"/>
-      </w:pPr>
-      <w:r>
-        <w:t xml:space="preserve">35.</w:t>
-      </w:r>
-      <w:r>
-        <w:tab/>
-      </w:r>
-      <w:r>
-        <w:t xml:space="preserve">Defendant’s actions complained of above are jeopardizing, and, if allowed to proceed, will continue to jeopardize the goodwill of Haas in its valuable intellectual property. Such acts have caused, are causing and will continue to cause, irreparable injury to Haas and the consuming public. The balance of the equities favor the granting of injunctive relief: the threatened injury to Haas’ reputation and goodwill outweighs any hypothetical damage that the proposed injunction may cause Defendant. Finally, the public interest favors the issuance of an injunction in this case.</w:t>
-      </w:r>
-    </w:p>
-    <w:p>
-      <w:pPr>
-        <w:pStyle w:val="BodyText"/>
-      </w:pPr>
-      <w:r>
-        <w:t xml:space="preserve">36.</w:t>
-      </w:r>
-      <w:r>
-        <w:tab/>
-      </w:r>
-      <w:r>
-        <w:t xml:space="preserve">Without the Court’s granting the relief requested, Haas will continue to suffer irreparable harm, for which there is no adequate remedy at law.</w:t>
-      </w:r>
-    </w:p>
-    <w:p>
-      <w:pPr>
-        <w:pStyle w:val="BodyText"/>
-      </w:pPr>
-      <w:r>
-        <w:t xml:space="preserve">37.</w:t>
-      </w:r>
-      <w:r>
-        <w:tab/>
-      </w:r>
-      <w:r>
-        <w:t xml:space="preserve">Accordingly, Haas is entitled to preliminary injunctive relief prohibiting Defendant, its partners, agents, employees, affiliates, and all those acting in concert with it, from infringing Haas’ BOTTOMLAND® Pattern.</w:t>
-      </w:r>
-    </w:p>
-    <w:p>
-      <w:pPr>
-        <w:pStyle w:val="Heading1"/>
-      </w:pPr>
-      <w:r>
-        <w:t xml:space="preserve">COUNT III</w:t>
-      </w:r>
-    </w:p>
-    <w:p>
-      <w:pPr>
-        <w:pStyle w:val="Heading2"/>
-      </w:pPr>
-      <w:r>
-        <w:t xml:space="preserve">Permanent Injunctive Relief</w:t>
-      </w:r>
-    </w:p>
-    <w:p>
-      <w:pPr>
-        <w:pStyle w:val="FirstParagraph"/>
-      </w:pPr>
-      <w:r>
-        <w:t xml:space="preserve">38.</w:t>
-      </w:r>
-      <w:r>
-        <w:tab/>
-      </w:r>
-      <w:r>
-        <w:t xml:space="preserve">Haas incorporates by reference the allegations of Paragraphs 1 through 37 herein.</w:t>
-      </w:r>
-    </w:p>
-    <w:p>
-      <w:pPr>
-        <w:pStyle w:val="BodyText"/>
-      </w:pPr>
-      <w:r>
-        <w:t xml:space="preserve">39.</w:t>
-      </w:r>
-      <w:r>
-        <w:tab/>
-      </w:r>
-      <w:r>
-        <w:t xml:space="preserve">Pursuant to 17 U.S.C. § 502, Haas is entitled to permanent injunctive relief prohibiting Defendant’s further infringement of Haas’ BOTTOMLAND® Pattern, including but not limited to Ariat’s further use of the Accused Pattern and Accused Pattern Print, and creation or use of derivative patterns thereof.</w:t>
-      </w:r>
-    </w:p>
-    <w:p>
-      <w:pPr>
-        <w:pStyle w:val="BodyText"/>
-      </w:pPr>
-      <w:r>
-        <w:t xml:space="preserve">40.</w:t>
-      </w:r>
-      <w:r>
-        <w:tab/>
-      </w:r>
-      <w:r>
-        <w:t xml:space="preserve">Accordingly, Haas is entitled to permanent injunctive relief prohibiting Defendant, its partners, agents, employees, affiliates, and all those acting in concert with it, from infringing Haas’ BOTTOMLAND® Pattern.</w:t>
-      </w:r>
-    </w:p>
-    <w:p>
-      <w:pPr>
-        <w:pStyle w:val="Heading1"/>
-      </w:pPr>
-      <w:r>
-        <w:t xml:space="preserve">PRAYER FOR RELIEF</w:t>
-      </w:r>
-    </w:p>
-    <w:p>
-      <w:pPr>
-        <w:pStyle w:val="FirstParagraph"/>
-      </w:pPr>
-      <w:r>
-        <w:t xml:space="preserve">WHEREFORE, Plaintiff, Haas Outdoors, Inc., requests judgment in favor of Haas and against Defendant on all counts herein, and an award of the following relief:</w:t>
-      </w:r>
-    </w:p>
-    <w:p>
-      <w:pPr>
-        <w:pStyle w:val="PrayerItem"/>
-      </w:pPr>
-      <w:r>
-        <w:t xml:space="preserve">1.</w:t>
-      </w:r>
-      <w:r>
-        <w:tab/>
-      </w:r>
-      <w:r>
-        <w:t xml:space="preserve">Enter a declaration that Defendant has directly infringed Haas’ valid and duly issued copyright in the BOTTOMLAND® Pattern;</w:t>
-      </w:r>
-    </w:p>
-    <w:p>
-      <w:pPr>
-        <w:pStyle w:val="PrayerItem"/>
-      </w:pPr>
-      <w:r>
-        <w:t xml:space="preserve">2.</w:t>
-      </w:r>
-      <w:r>
-        <w:tab/>
-      </w:r>
-      <w:r>
-        <w:t xml:space="preserve">Enter a preliminary and permanent injunction enjoining and prohibiting Defendant and its officers, directors, employees, agents, affiliates, successors, assigns, licensees, and entities owned or controlled by Defendant, and all those in privity or acting in concert with them, and each of them who receives notice directly or otherwise of such injunction from: a. Manufacturing, importing, exporting, advertising, marketing, promoting, distributing, displaying, offering for sale, selling, and/or otherwise dealing in any current or future products that bear the Accused Pattern or the Accused Pattern Print, or any products that bear substantially similar camouflage patterns thereto or derivatives thereof (collectively, the “Infringing Products”), without Haas’ express written authorization;</w:t>
-      </w:r>
-      <w:r>
-        <w:br/>
-      </w:r>
-      <w:r>
-        <w:t xml:space="preserve">b. Destroying, altering, removing, or otherwise dealing with the Infringing Products, or any books or records that contain any information relating to manufacturing, importing, exporting, advertising, marketing, promoting, distributing, displaying, offering for sale, selling, and otherwise dealing in the Infringing Products;</w:t>
-      </w:r>
-      <w:r>
-        <w:br/>
-      </w:r>
-      <w:r>
-        <w:t xml:space="preserve">c. Concealing, destroying, altering, selling off, transferring, or otherwise disposing of and dealing with: (i) the Infringing Products; (ii) any computer files, data, business records, documents or any other records or evidence relating to Defendant’s website(s) or online storefront(s) or any money, securities, or other property or assets of Defendant (whether said assets are located in the U.S. or abroad) from or to financial accounts associated with or utilized by Defendant in the manufacture, importation, exportation, advertising, marketing, promotion, distribution, display, offering for sale and sale of the Infringing Products; and</w:t>
-      </w:r>
-      <w:r>
-        <w:br/>
-      </w:r>
-      <w:r>
-        <w:t xml:space="preserve">d. Assisting, aiding, or abetting any other person or entity in engaging in or performing any of the activities referred to in subparagraphs 2(a) through 2(c) above.</w:t>
-      </w:r>
-    </w:p>
-    <w:p>
-      <w:pPr>
-        <w:pStyle w:val="PrayerItem"/>
-      </w:pPr>
-      <w:r>
-        <w:t xml:space="preserve">3.</w:t>
-      </w:r>
-      <w:r>
-        <w:tab/>
-      </w:r>
-      <w:r>
-        <w:t xml:space="preserve">Order impounding the Infringing Products, articles by means of which the Infringing Products are produced, and records documenting the manufacture, sale, or receipt of things involved in Defendant’s infringement, pursuant to 17 U.S.C. § 503(a);</w:t>
-      </w:r>
-    </w:p>
-    <w:p>
-      <w:pPr>
-        <w:pStyle w:val="PrayerItem"/>
-      </w:pPr>
-      <w:r>
-        <w:t xml:space="preserve">4.</w:t>
-      </w:r>
-      <w:r>
-        <w:tab/>
-      </w:r>
-      <w:r>
-        <w:t xml:space="preserve">Order requiring that Defendant recall from any distributors and retailers and deliver up to Haas for destruction any Infringing Products;</w:t>
-      </w:r>
-    </w:p>
-    <w:p>
-      <w:pPr>
-        <w:pStyle w:val="PrayerItem"/>
-      </w:pPr>
-      <w:r>
-        <w:t xml:space="preserve">5.</w:t>
-      </w:r>
-      <w:r>
-        <w:tab/>
-      </w:r>
-      <w:r>
-        <w:t xml:space="preserve">Order that Defendant be required to supply Haas with a complete list of entities from whom they purchased and to whom they distributed and/or sold the Infringing Products;</w:t>
-      </w:r>
-    </w:p>
-    <w:p>
-      <w:pPr>
-        <w:pStyle w:val="PrayerItem"/>
-      </w:pPr>
-      <w:r>
-        <w:t xml:space="preserve">6.</w:t>
-      </w:r>
-      <w:r>
-        <w:tab/>
-      </w:r>
-      <w:r>
-        <w:t xml:space="preserve">Order an accounting and disgorgement of Defendant’s profits, gains, and advantages realized from its manufacturing, importing, exporting, distributing, advertising, marketing, promoting, offering for sale, selling, and otherwise dealing in the Infringing Products, including a reconciliation of all purchases and sales of the Infringing Products with documents relating to all such purchases and sales;</w:t>
-      </w:r>
-    </w:p>
-    <w:p>
-      <w:pPr>
-        <w:pStyle w:val="PrayerItem"/>
-      </w:pPr>
-      <w:r>
-        <w:t xml:space="preserve">7.</w:t>
-      </w:r>
-      <w:r>
-        <w:tab/>
-      </w:r>
-      <w:r>
-        <w:t xml:space="preserve">Order that Defendant pay Haas its actual damages, plus the amount of Defendant’s profits attributable to the conduct alleged herein pursuant to 17 U.S.C. § 504(b);</w:t>
-      </w:r>
-    </w:p>
-    <w:p>
-      <w:pPr>
-        <w:pStyle w:val="PrayerItem"/>
-      </w:pPr>
-      <w:r>
-        <w:t xml:space="preserve">8.</w:t>
-      </w:r>
-      <w:r>
-        <w:tab/>
-      </w:r>
-      <w:r>
-        <w:t xml:space="preserve">Order that Defendant pay Haas, as the prevailing party, reasonable attorneys’ fees, costs, and expenses pursuant to 17 U.S.C. § 505;</w:t>
-      </w:r>
-    </w:p>
-    <w:p>
-      <w:pPr>
-        <w:pStyle w:val="PrayerItem"/>
-      </w:pPr>
-      <w:r>
-        <w:t xml:space="preserve">9.</w:t>
-      </w:r>
-      <w:r>
-        <w:tab/>
-      </w:r>
-      <w:r>
-        <w:t xml:space="preserve">Order that, in the alternative to Haas’ actual damages and Defendant’s profits, Defendant pay Haas statutory damages for willful copyright infringement in the amount of $150,000 per work pursuant to 17 U.S.C. § 504(c);</w:t>
-      </w:r>
-    </w:p>
-    <w:p>
-      <w:pPr>
-        <w:pStyle w:val="PrayerItem"/>
-      </w:pPr>
-      <w:r>
-        <w:t xml:space="preserve">10.</w:t>
-      </w:r>
-      <w:r>
-        <w:tab/>
-      </w:r>
-      <w:r>
-        <w:t xml:space="preserve">Order that Defendant pay Haas pre-judgment and post-judgment interest on Haas’ damages at the applicable rate;</w:t>
-      </w:r>
-    </w:p>
-    <w:p>
-      <w:pPr>
-        <w:pStyle w:val="PrayerItem"/>
-      </w:pPr>
-      <w:r>
-        <w:t xml:space="preserve">11.</w:t>
-      </w:r>
-      <w:r>
-        <w:tab/>
-      </w:r>
-      <w:r>
-        <w:t xml:space="preserve">Other such other and further relief as is just and proper.</w:t>
-      </w:r>
-    </w:p>
-    <w:p>
-      <w:pPr>
-        <w:pStyle w:val="Heading1"/>
-      </w:pPr>
-      <w:r>
+        <w:keepNext/>
+        <w:keepLines/>
+        <w:spacing w:before="0" w:after="0" w:line="552" w:lineRule="exact"/>
+        <w:ind w:left="0" w:firstLine="0"/>
+        <w:jc w:val="center"/>
+      </w:pPr>
+      <w:r>
+        <w:rPr>
+          <w:b/>
+          <w:bCs/>
+        </w:rPr>
         <w:t xml:space="preserve">JURY DEMAND</w:t>
       </w:r>
     </w:p>
     <w:p>
       <w:pPr>
-        <w:pStyle w:val="FirstParagraph"/>
+        <w:pStyle w:val="BodyKeep"/>
       </w:pPr>
       <w:r>
         <w:t xml:space="preserve">Pursuant to Fed. R. Civ. P. 38, Plaintiff hereby requests a trial by jury of all issues so triable.</w:t>
@@ -1069,7 +4608,6 @@
     <w:tbl>
       <w:tblPr>
         <w:tblW w:w="9360" w:type="dxa"/>
-        <w:tblInd w:w="0" w:type="dxa"/>
         <w:tblBorders>
           <w:top w:val="nil"/>
           <w:left w:val="nil"/>
@@ -1080,14 +4618,16 @@
         </w:tblBorders>
         <w:tblLayout w:type="fixed"/>
         <w:tblCellMar>
+          <w:top w:w="0" w:type="dxa"/>
           <w:left w:w="0" w:type="dxa"/>
+          <w:bottom w:w="0" w:type="dxa"/>
           <w:right w:w="0" w:type="dxa"/>
         </w:tblCellMar>
+        <w:tblLook w:val="0000" w:firstRow="0" w:lastRow="0" w:firstColumn="0" w:lastColumn="0" w:noHBand="0" w:noVBand="0"/>
       </w:tblPr>
       <w:tblGrid>
         <w:gridCol w:w="3744"/>
-        <w:gridCol w:w="288"/>
-        <w:gridCol w:w="5328"/>
+        <w:gridCol w:w="5616"/>
       </w:tblGrid>
       <w:tr>
         <w:trPr>
@@ -1099,26 +4639,42 @@
           </w:tcPr>
           <w:p>
             <w:pPr>
-              <w:spacing w:before="480" w:after="0" w:line="280" w:lineRule="exact"/>
+              <w:spacing w:before="0" w:after="0" w:line="276" w:lineRule="exact"/>
+              <w:ind w:left="0" w:firstLine="0"/>
+              <w:jc w:val="left"/>
             </w:pPr>
             <w:r>
-              <w:t xml:space="preserve">Dated: November 19, 2025</w:t>
+              <w:t xml:space="preserve">Dated: </w:t>
+            </w:r>
+            <w:r>
+              <w:t xml:space="preserve">November</w:t>
+            </w:r>
+            <w:r>
+              <w:t xml:space="preserve"> </w:t>
+            </w:r>
+            <w:r>
+              <w:t xml:space="preserve">19,</w:t>
+            </w:r>
+            <w:r>
+              <w:t xml:space="preserve"> </w:t>
+            </w:r>
+            <w:r>
+              <w:t xml:space="preserve">2025</w:t>
             </w:r>
           </w:p>
         </w:tc>
         <w:tc>
           <w:tcPr>
-            <w:tcW w:w="288" w:type="dxa"/>
-          </w:tcPr>
-          <w:p/>
-        </w:tc>
-        <w:tc>
-          <w:tcPr>
-            <w:tcW w:w="5328" w:type="dxa"/>
+            <w:tcW w:w="5616" w:type="dxa"/>
+            <w:tcMar>
+              <w:left w:w="288" w:type="dxa"/>
+            </w:tcMar>
           </w:tcPr>
           <w:p>
             <w:pPr>
-              <w:spacing w:before="480" w:after="480" w:line="280" w:lineRule="exact"/>
+              <w:spacing w:before="0" w:after="0" w:line="276" w:lineRule="exact"/>
+              <w:ind w:left="0" w:firstLine="0"/>
+              <w:jc w:val="left"/>
             </w:pPr>
             <w:r>
               <w:t xml:space="preserve">Respectfully submitted,</w:t>
@@ -1126,71 +4682,258 @@
           </w:p>
           <w:p>
             <w:pPr>
-              <w:spacing w:before="0" w:after="120" w:line="280" w:lineRule="exact"/>
+              <w:spacing w:before="276" w:after="0" w:line="276" w:lineRule="exact"/>
+              <w:ind w:left="0" w:firstLine="0"/>
+              <w:jc w:val="left"/>
             </w:pPr>
             <w:r>
-              <w:t xml:space="preserve">By: /s/ W. Whitaker Rayner</w:t>
+              <w:t xml:space="preserve">By: /s/ </w:t>
+            </w:r>
+            <w:r>
+              <w:t xml:space="preserve">W.</w:t>
+            </w:r>
+            <w:r>
+              <w:t xml:space="preserve"> </w:t>
+            </w:r>
+            <w:r>
+              <w:t xml:space="preserve">Whitaker</w:t>
+            </w:r>
+            <w:r>
+              <w:t xml:space="preserve"> </w:t>
+            </w:r>
+            <w:r>
+              <w:t xml:space="preserve">Rayner</w:t>
             </w:r>
           </w:p>
           <w:p>
             <w:pPr>
-              <w:spacing w:before="0" w:after="120" w:line="280" w:lineRule="exact"/>
+              <w:spacing w:before="0" w:after="0" w:line="276" w:lineRule="exact"/>
+              <w:ind w:left="0" w:firstLine="0"/>
+              <w:jc w:val="left"/>
             </w:pPr>
             <w:r>
-              <w:t xml:space="preserve">W. Whitaker Rayner (MS Bar No. 4666)</w:t>
+              <w:t xml:space="preserve">W.</w:t>
+            </w:r>
+            <w:r>
+              <w:t xml:space="preserve"> </w:t>
+            </w:r>
+            <w:r>
+              <w:t xml:space="preserve">Whitaker</w:t>
+            </w:r>
+            <w:r>
+              <w:t xml:space="preserve"> </w:t>
+            </w:r>
+            <w:r>
+              <w:t xml:space="preserve">Rayner</w:t>
+            </w:r>
+            <w:r>
+              <w:t xml:space="preserve"> </w:t>
+            </w:r>
+            <w:r>
+              <w:t xml:space="preserve">(MS</w:t>
+            </w:r>
+            <w:r>
+              <w:t xml:space="preserve"> </w:t>
+            </w:r>
+            <w:r>
+              <w:t xml:space="preserve">Bar</w:t>
+            </w:r>
+            <w:r>
+              <w:t xml:space="preserve"> </w:t>
+            </w:r>
+            <w:r>
+              <w:t xml:space="preserve">No.</w:t>
+            </w:r>
+            <w:r>
+              <w:t xml:space="preserve"> </w:t>
+            </w:r>
+            <w:r>
+              <w:t xml:space="preserve">4666)</w:t>
             </w:r>
           </w:p>
           <w:p>
             <w:pPr>
-              <w:spacing w:before="0" w:after="120" w:line="280" w:lineRule="exact"/>
+              <w:spacing w:before="0" w:after="0" w:line="276" w:lineRule="exact"/>
+              <w:ind w:left="0" w:firstLine="0"/>
+              <w:jc w:val="left"/>
             </w:pPr>
             <w:r>
-              <w:t xml:space="preserve">Hugh A. Warren (MS Bar No. 106711)</w:t>
+              <w:t xml:space="preserve">Hugh</w:t>
+            </w:r>
+            <w:r>
+              <w:t xml:space="preserve"> </w:t>
+            </w:r>
+            <w:r>
+              <w:t xml:space="preserve">A.</w:t>
+            </w:r>
+            <w:r>
+              <w:t xml:space="preserve"> </w:t>
+            </w:r>
+            <w:r>
+              <w:t xml:space="preserve">Warren</w:t>
+            </w:r>
+            <w:r>
+              <w:t xml:space="preserve"> </w:t>
+            </w:r>
+            <w:r>
+              <w:t xml:space="preserve">(MS</w:t>
+            </w:r>
+            <w:r>
+              <w:t xml:space="preserve"> </w:t>
+            </w:r>
+            <w:r>
+              <w:t xml:space="preserve">Bar</w:t>
+            </w:r>
+            <w:r>
+              <w:t xml:space="preserve"> </w:t>
+            </w:r>
+            <w:r>
+              <w:t xml:space="preserve">No.</w:t>
+            </w:r>
+            <w:r>
+              <w:t xml:space="preserve"> </w:t>
+            </w:r>
+            <w:r>
+              <w:t xml:space="preserve">106711)</w:t>
             </w:r>
           </w:p>
           <w:p>
             <w:pPr>
-              <w:spacing w:before="0" w:after="120" w:line="280" w:lineRule="exact"/>
+              <w:spacing w:before="0" w:after="0" w:line="276" w:lineRule="exact"/>
+              <w:ind w:left="0" w:firstLine="0"/>
+              <w:jc w:val="left"/>
             </w:pPr>
             <w:r>
-              <w:t xml:space="preserve">Jones Walker LLP</w:t>
+              <w:t xml:space="preserve">Jones</w:t>
+            </w:r>
+            <w:r>
+              <w:t xml:space="preserve"> </w:t>
+            </w:r>
+            <w:r>
+              <w:t xml:space="preserve">Walker</w:t>
+            </w:r>
+            <w:r>
+              <w:t xml:space="preserve"> </w:t>
+            </w:r>
+            <w:r>
+              <w:t xml:space="preserve">LLP</w:t>
             </w:r>
           </w:p>
           <w:p>
             <w:pPr>
-              <w:spacing w:before="0" w:after="120" w:line="280" w:lineRule="exact"/>
+              <w:spacing w:before="0" w:after="0" w:line="276" w:lineRule="exact"/>
+              <w:ind w:left="0" w:firstLine="0"/>
+              <w:jc w:val="left"/>
             </w:pPr>
             <w:r>
-              <w:t xml:space="preserve">3100 N. State St., Ste. 300</w:t>
+              <w:t xml:space="preserve">3100</w:t>
+            </w:r>
+            <w:r>
+              <w:t xml:space="preserve"> </w:t>
+            </w:r>
+            <w:r>
+              <w:t xml:space="preserve">N.</w:t>
+            </w:r>
+            <w:r>
+              <w:t xml:space="preserve"> </w:t>
+            </w:r>
+            <w:r>
+              <w:t xml:space="preserve">State</w:t>
+            </w:r>
+            <w:r>
+              <w:t xml:space="preserve"> </w:t>
+            </w:r>
+            <w:r>
+              <w:t xml:space="preserve">St.,</w:t>
+            </w:r>
+            <w:r>
+              <w:t xml:space="preserve"> </w:t>
+            </w:r>
+            <w:r>
+              <w:t xml:space="preserve">Ste.</w:t>
+            </w:r>
+            <w:r>
+              <w:t xml:space="preserve"> </w:t>
+            </w:r>
+            <w:r>
+              <w:t xml:space="preserve">300</w:t>
             </w:r>
           </w:p>
           <w:p>
             <w:pPr>
-              <w:spacing w:before="0" w:after="120" w:line="280" w:lineRule="exact"/>
+              <w:spacing w:before="0" w:after="0" w:line="276" w:lineRule="exact"/>
+              <w:ind w:left="0" w:firstLine="0"/>
+              <w:jc w:val="left"/>
             </w:pPr>
             <w:r>
-              <w:t xml:space="preserve">Jackson, MS 39216</w:t>
+              <w:t xml:space="preserve">Jackson,</w:t>
+            </w:r>
+            <w:r>
+              <w:t xml:space="preserve"> </w:t>
+            </w:r>
+            <w:r>
+              <w:t xml:space="preserve">MS</w:t>
+            </w:r>
+            <w:r>
+              <w:t xml:space="preserve"> </w:t>
+            </w:r>
+            <w:r>
+              <w:t xml:space="preserve">39216</w:t>
             </w:r>
           </w:p>
           <w:p>
             <w:pPr>
-              <w:spacing w:before="0" w:after="120" w:line="280" w:lineRule="exact"/>
+              <w:spacing w:before="0" w:after="0" w:line="276" w:lineRule="exact"/>
+              <w:ind w:left="0" w:firstLine="0"/>
+              <w:jc w:val="left"/>
             </w:pPr>
             <w:r>
-              <w:t xml:space="preserve">Telephone: (601) 949-4900</w:t>
+              <w:t xml:space="preserve">Telephone:</w:t>
+            </w:r>
+            <w:r>
+              <w:t xml:space="preserve"> </w:t>
+            </w:r>
+            <w:r>
+              <w:t xml:space="preserve">(601)</w:t>
+            </w:r>
+            <w:r>
+              <w:t xml:space="preserve"> </w:t>
+            </w:r>
+            <w:r>
+              <w:t xml:space="preserve">949</w:t>
+              <w:noBreakHyphen/>
+              <w:t xml:space="preserve">4900</w:t>
             </w:r>
           </w:p>
           <w:p>
             <w:pPr>
-              <w:spacing w:before="0" w:after="120" w:line="280" w:lineRule="exact"/>
+              <w:spacing w:before="0" w:after="0" w:line="276" w:lineRule="exact"/>
+              <w:ind w:left="0" w:firstLine="0"/>
+              <w:jc w:val="left"/>
             </w:pPr>
             <w:r>
-              <w:t xml:space="preserve">Facsimile: (601) 949-4804</w:t>
+              <w:t xml:space="preserve">Facsimile:</w:t>
+            </w:r>
+            <w:r>
+              <w:t xml:space="preserve"> </w:t>
+            </w:r>
+            <w:r>
+              <w:t xml:space="preserve">(601)</w:t>
+            </w:r>
+            <w:r>
+              <w:t xml:space="preserve"> </w:t>
+            </w:r>
+            <w:r>
+              <w:t xml:space="preserve">949</w:t>
+              <w:noBreakHyphen/>
+              <w:t xml:space="preserve">4804</w:t>
             </w:r>
           </w:p>
           <w:p>
             <w:pPr>
-              <w:spacing w:before="0" w:after="120" w:line="280" w:lineRule="exact"/>
+              <w:spacing w:before="0" w:after="0" w:line="276" w:lineRule="exact"/>
+              <w:ind w:left="0" w:firstLine="0"/>
+              <w:jc w:val="left"/>
             </w:pPr>
             <w:r>
               <w:t xml:space="preserve">wrayner@joneswalker.com</w:t>
@@ -1198,7 +4941,9 @@
           </w:p>
           <w:p>
             <w:pPr>
-              <w:spacing w:before="0" w:after="120" w:line="280" w:lineRule="exact"/>
+              <w:spacing w:before="0" w:after="0" w:line="276" w:lineRule="exact"/>
+              <w:ind w:left="0" w:firstLine="0"/>
+              <w:jc w:val="left"/>
             </w:pPr>
             <w:r>
               <w:t xml:space="preserve">hwarren@joneswalker.com</w:t>
@@ -1206,64 +4951,209 @@
           </w:p>
           <w:p>
             <w:pPr>
-              <w:spacing w:before="0" w:after="120" w:line="280" w:lineRule="exact"/>
+              <w:spacing w:before="0" w:after="0" w:line="276" w:lineRule="exact"/>
+              <w:ind w:left="0" w:firstLine="0"/>
+              <w:jc w:val="left"/>
             </w:pPr>
             <w:r>
-              <w:t xml:space="preserve">Robert J. Barefield (MS Bar No. 99522)</w:t>
+              <w:t xml:space="preserve">Robert</w:t>
+            </w:r>
+            <w:r>
+              <w:t xml:space="preserve"> </w:t>
+            </w:r>
+            <w:r>
+              <w:t xml:space="preserve">J.</w:t>
+            </w:r>
+            <w:r>
+              <w:t xml:space="preserve"> </w:t>
+            </w:r>
+            <w:r>
+              <w:t xml:space="preserve">Barefield</w:t>
+            </w:r>
+            <w:r>
+              <w:t xml:space="preserve"> </w:t>
+            </w:r>
+            <w:r>
+              <w:t xml:space="preserve">(MS</w:t>
+            </w:r>
+            <w:r>
+              <w:t xml:space="preserve"> </w:t>
+            </w:r>
+            <w:r>
+              <w:t xml:space="preserve">Bar</w:t>
+            </w:r>
+            <w:r>
+              <w:t xml:space="preserve"> </w:t>
+            </w:r>
+            <w:r>
+              <w:t xml:space="preserve">No.</w:t>
+            </w:r>
+            <w:r>
+              <w:t xml:space="preserve"> </w:t>
+            </w:r>
+            <w:r>
+              <w:t xml:space="preserve">99522)</w:t>
             </w:r>
           </w:p>
           <w:p>
             <w:pPr>
-              <w:spacing w:before="0" w:after="120" w:line="280" w:lineRule="exact"/>
+              <w:spacing w:before="0" w:after="0" w:line="276" w:lineRule="exact"/>
+              <w:ind w:left="0" w:firstLine="0"/>
+              <w:jc w:val="left"/>
             </w:pPr>
             <w:r>
-              <w:t xml:space="preserve">Hunter Hawley (MS Bar No. 104972)</w:t>
+              <w:t xml:space="preserve">Hunter</w:t>
+            </w:r>
+            <w:r>
+              <w:t xml:space="preserve"> </w:t>
+            </w:r>
+            <w:r>
+              <w:t xml:space="preserve">Hawley</w:t>
+            </w:r>
+            <w:r>
+              <w:t xml:space="preserve"> </w:t>
+            </w:r>
+            <w:r>
+              <w:t xml:space="preserve">(MS</w:t>
+            </w:r>
+            <w:r>
+              <w:t xml:space="preserve"> </w:t>
+            </w:r>
+            <w:r>
+              <w:t xml:space="preserve">Bar</w:t>
+            </w:r>
+            <w:r>
+              <w:t xml:space="preserve"> </w:t>
+            </w:r>
+            <w:r>
+              <w:t xml:space="preserve">No.</w:t>
+            </w:r>
+            <w:r>
+              <w:t xml:space="preserve"> </w:t>
+            </w:r>
+            <w:r>
+              <w:t xml:space="preserve">104972)</w:t>
             </w:r>
           </w:p>
           <w:p>
             <w:pPr>
-              <w:spacing w:before="0" w:after="120" w:line="280" w:lineRule="exact"/>
+              <w:spacing w:before="0" w:after="0" w:line="276" w:lineRule="exact"/>
+              <w:ind w:left="0" w:firstLine="0"/>
+              <w:jc w:val="left"/>
             </w:pPr>
             <w:r>
-              <w:t xml:space="preserve">Haas Outdoors, Inc.</w:t>
+              <w:t xml:space="preserve">Haas</w:t>
+            </w:r>
+            <w:r>
+              <w:t xml:space="preserve"> </w:t>
+            </w:r>
+            <w:r>
+              <w:t xml:space="preserve">Outdoors,</w:t>
+            </w:r>
+            <w:r>
+              <w:t xml:space="preserve"> </w:t>
+            </w:r>
+            <w:r>
+              <w:t xml:space="preserve">Inc.</w:t>
             </w:r>
           </w:p>
           <w:p>
             <w:pPr>
-              <w:spacing w:before="0" w:after="120" w:line="280" w:lineRule="exact"/>
+              <w:spacing w:before="0" w:after="0" w:line="276" w:lineRule="exact"/>
+              <w:ind w:left="0" w:firstLine="0"/>
+              <w:jc w:val="left"/>
             </w:pPr>
             <w:r>
-              <w:t xml:space="preserve">26420 East Main Street</w:t>
+              <w:t xml:space="preserve">26420</w:t>
+            </w:r>
+            <w:r>
+              <w:t xml:space="preserve"> </w:t>
+            </w:r>
+            <w:r>
+              <w:t xml:space="preserve">East</w:t>
+            </w:r>
+            <w:r>
+              <w:t xml:space="preserve"> </w:t>
+            </w:r>
+            <w:r>
+              <w:t xml:space="preserve">Main</w:t>
+            </w:r>
+            <w:r>
+              <w:t xml:space="preserve"> </w:t>
+            </w:r>
+            <w:r>
+              <w:t xml:space="preserve">Street</w:t>
             </w:r>
           </w:p>
           <w:p>
             <w:pPr>
-              <w:spacing w:before="0" w:after="120" w:line="280" w:lineRule="exact"/>
+              <w:spacing w:before="0" w:after="0" w:line="276" w:lineRule="exact"/>
+              <w:ind w:left="0" w:firstLine="0"/>
+              <w:jc w:val="left"/>
             </w:pPr>
             <w:r>
-              <w:t xml:space="preserve">West Point, Mississippi</w:t>
+              <w:t xml:space="preserve">West</w:t>
+            </w:r>
+            <w:r>
+              <w:t xml:space="preserve"> </w:t>
+            </w:r>
+            <w:r>
+              <w:t xml:space="preserve">Point,</w:t>
+            </w:r>
+            <w:r>
+              <w:t xml:space="preserve"> </w:t>
+            </w:r>
+            <w:r>
+              <w:t xml:space="preserve">Mississippi</w:t>
             </w:r>
           </w:p>
           <w:p>
             <w:pPr>
-              <w:spacing w:before="0" w:after="120" w:line="280" w:lineRule="exact"/>
+              <w:spacing w:before="0" w:after="0" w:line="276" w:lineRule="exact"/>
+              <w:ind w:left="0" w:firstLine="0"/>
+              <w:jc w:val="left"/>
             </w:pPr>
             <w:r>
-              <w:t xml:space="preserve">Attorneys for Plaintiff, Haas Outdoors, Inc.</w:t>
+              <w:t xml:space="preserve">Attorneys</w:t>
+            </w:r>
+            <w:r>
+              <w:t xml:space="preserve"> </w:t>
+            </w:r>
+            <w:r>
+              <w:t xml:space="preserve">for</w:t>
+            </w:r>
+            <w:r>
+              <w:t xml:space="preserve"> </w:t>
+            </w:r>
+            <w:r>
+              <w:t xml:space="preserve">Plaintiff,</w:t>
+            </w:r>
+            <w:r>
+              <w:t xml:space="preserve"> </w:t>
+            </w:r>
+            <w:r>
+              <w:t xml:space="preserve">Haas</w:t>
+            </w:r>
+            <w:r>
+              <w:t xml:space="preserve"> </w:t>
+            </w:r>
+            <w:r>
+              <w:t xml:space="preserve">Outdoors,</w:t>
+            </w:r>
+            <w:r>
+              <w:t xml:space="preserve"> </w:t>
+            </w:r>
+            <w:r>
+              <w:t xml:space="preserve">Inc.</w:t>
             </w:r>
           </w:p>
         </w:tc>
       </w:tr>
     </w:tbl>
-    <w:p/>
     <w:sectPr>
       <w:footerReference w:type="default" r:id="rIdFooter1"/>
-      <w:footnotePr>
-        <w:numRestart w:val="eachSect"/>
-      </w:footnotePr>
       <w:pgSz w:w="12240" w:h="15840"/>
-      <w:pgMar w:top="1440" w:right="1440" w:bottom="1440" w:left="1440" w:header="720" w:footer="720" w:gutter="0"/>
-      <w:cols w:space="720"/>
+      <w:pgMar w:top="1440" w:right="1440" w:bottom="1440" w:left="1440" w:header="720" w:footer="735" w:gutter="0"/>
     </w:sectPr>
   </w:body>
 </w:document>
@@ -1421,38 +5311,582 @@
 </file>
 
 <file path=word/styles.xml><?xml version="1.0" encoding="utf-8"?>
-<w:styles xmlns:w="http://schemas.openxmlformats.org/wordprocessingml/2006/main">
+<w:styles xmlns:r="http://schemas.openxmlformats.org/officeDocument/2006/relationships" xmlns:w="http://schemas.openxmlformats.org/wordprocessingml/2006/main">
   <w:docDefaults>
     <w:rPrDefault>
       <w:rPr>
-        <w:rFonts w:ascii="EB Garamond" w:hAnsi="EB Garamond" w:eastAsia="EB Garamond" w:cs="EB Garamond"/>
+        <w:rFonts w:ascii="Times New Roman" w:hAnsi="Times New Roman" w:eastAsia="Times New Roman" w:cs="Times New Roman"/>
         <w:sz w:val="24"/>
         <w:szCs w:val="24"/>
-        <w:lang w:val="en-US" w:eastAsia="en-US" w:bidi="ar-SA"/>
+        <w:lang w:val="en-US" w:eastAsia="zh-CN" w:bidi="ar-SA"/>
       </w:rPr>
     </w:rPrDefault>
     <w:pPrDefault>
       <w:pPr>
         <w:widowControl/>
-        <w:spacing w:before="0" w:after="0" w:line="240" w:lineRule="auto"/>
+        <w:spacing w:after="0"/>
       </w:pPr>
     </w:pPrDefault>
   </w:docDefaults>
+  <w:latentStyles w:defLockedState="0" w:defUIPriority="0" w:defSemiHidden="0" w:defUnhideWhenUsed="0" w:defQFormat="0" w:count="276"/>
   <w:style w:type="paragraph" w:default="1" w:styleId="Normal">
     <w:name w:val="Normal"/>
     <w:qFormat/>
   </w:style>
+  <w:style w:type="paragraph" w:styleId="BodyText">
+    <w:name w:val="Body Text"/>
+    <w:basedOn w:val="Normal"/>
+    <w:link w:val="BodyTextChar"/>
+    <w:qFormat/>
+    <w:pPr>
+      <w:spacing w:before="0" w:after="0" w:line="552" w:lineRule="exact"/>
+      <w:ind w:firstLine="720"/>
+    </w:pPr>
+  </w:style>
+  <w:style w:type="paragraph" w:customStyle="1" w:styleId="FirstParagraph">
+    <w:name w:val="First Paragraph"/>
+    <w:basedOn w:val="BodyText"/>
+    <w:next w:val="BodyText"/>
+    <w:qFormat/>
+  </w:style>
+  <w:style w:type="paragraph" w:customStyle="1" w:styleId="Compact">
+    <w:name w:val="Compact"/>
+    <w:basedOn w:val="BodyText"/>
+    <w:qFormat/>
+    <w:pPr>
+      <w:spacing w:before="36" w:after="36"/>
+    </w:pPr>
+  </w:style>
+  <w:style w:type="paragraph" w:styleId="Title">
+    <w:name w:val="Title"/>
+    <w:basedOn w:val="Normal"/>
+    <w:next w:val="BodyText"/>
+    <w:link w:val="TitleChar"/>
+    <w:uiPriority w:val="10"/>
+    <w:qFormat/>
+    <w:rsid w:val="00A10FD9"/>
+    <w:pPr>
+      <w:spacing w:after="80" w:line="240" w:lineRule="auto"/>
+      <w:contextualSpacing/>
+      <w:jc w:val="center"/>
+    </w:pPr>
+    <w:rPr>
+      <w:rFonts w:asciiTheme="majorHAnsi" w:eastAsiaTheme="majorEastAsia" w:hAnsiTheme="majorHAnsi" w:cstheme="majorBidi"/>
+      <w:sz w:val="56"/>
+      <w:szCs w:val="56"/>
+    </w:rPr>
+  </w:style>
+  <w:style w:type="character" w:customStyle="1" w:styleId="TitleChar">
+    <w:name w:val="Title Char"/>
+    <w:basedOn w:val="DefaultParagraphFont"/>
+    <w:link w:val="Title"/>
+    <w:uiPriority w:val="10"/>
+    <w:rsid w:val="00A10FD9"/>
+    <w:rPr>
+      <w:rFonts w:asciiTheme="majorHAnsi" w:eastAsiaTheme="majorEastAsia" w:hAnsiTheme="majorHAnsi" w:cstheme="majorBidi"/>
+      <w:sz w:val="56"/>
+      <w:szCs w:val="56"/>
+    </w:rPr>
+  </w:style>
+  <w:style w:type="paragraph" w:styleId="Subtitle">
+    <w:name w:val="Subtitle"/>
+    <w:basedOn w:val="Title"/>
+    <w:next w:val="BodyText"/>
+    <w:link w:val="SubtitleChar"/>
+    <w:uiPriority w:val="11"/>
+    <w:qFormat/>
+    <w:rsid w:val="00A10FD9"/>
+    <w:pPr>
+      <w:numPr>
+        <w:ilvl w:val="1"/>
+      </w:numPr>
+    </w:pPr>
+    <w:rPr>
+      <w:rFonts w:eastAsiaTheme="majorEastAsia" w:cstheme="majorBidi"/>
+      <w:spacing w:val="15"/>
+      <w:sz w:val="28"/>
+      <w:szCs w:val="28"/>
+    </w:rPr>
+  </w:style>
+  <w:style w:type="character" w:customStyle="1" w:styleId="SubtitleChar">
+    <w:name w:val="Subtitle Char"/>
+    <w:basedOn w:val="DefaultParagraphFont"/>
+    <w:link w:val="Subtitle"/>
+    <w:uiPriority w:val="11"/>
+    <w:rsid w:val="00A10FD9"/>
+    <w:rPr>
+      <w:rFonts w:eastAsiaTheme="majorEastAsia" w:cstheme="majorBidi"/>
+      <w:color w:val="595959" w:themeColor="text1" w:themeTint="A6"/>
+      <w:spacing w:val="15"/>
+      <w:sz w:val="28"/>
+      <w:szCs w:val="28"/>
+    </w:rPr>
+  </w:style>
+  <w:style w:type="paragraph" w:customStyle="1" w:styleId="Author">
+    <w:name w:val="Author"/>
+    <w:basedOn w:val="Title"/>
+    <w:next w:val="BodyText"/>
+    <w:qFormat/>
+    <w:pPr>
+      <w:keepNext/>
+      <w:keepLines/>
+    </w:pPr>
+    <w:rPr>
+      <w:sz w:val="24"/>
+      <w:szCs w:val="24"/>
+    </w:rPr>
+  </w:style>
+  <w:style w:type="paragraph" w:styleId="Date">
+    <w:name w:val="Date"/>
+    <w:basedOn w:val="Title"/>
+    <w:next w:val="BodyText"/>
+    <w:qFormat/>
+    <w:pPr>
+      <w:keepNext/>
+      <w:keepLines/>
+    </w:pPr>
+    <w:rPr>
+      <w:sz w:val="24"/>
+      <w:szCs w:val="24"/>
+    </w:rPr>
+  </w:style>
+  <w:style w:type="paragraph" w:customStyle="1" w:styleId="AbstractTitle">
+    <w:name w:val="Abstract Title"/>
+    <w:basedOn w:val="Normal"/>
+    <w:next w:val="Abstract"/>
+    <w:qFormat/>
+    <w:pPr>
+      <w:keepNext/>
+      <w:keepLines/>
+      <w:spacing w:before="300" w:after="0"/>
+      <w:jc w:val="center"/>
+    </w:pPr>
+    <w:rPr>
+      <w:b/>
+      <w:sz w:val="20"/>
+      <w:szCs w:val="20"/>
+    </w:rPr>
+  </w:style>
+  <w:style w:type="paragraph" w:customStyle="1" w:styleId="Abstract">
+    <w:name w:val="Abstract"/>
+    <w:basedOn w:val="Normal"/>
+    <w:next w:val="BodyText"/>
+    <w:qFormat/>
+    <w:pPr>
+      <w:keepNext/>
+      <w:keepLines/>
+      <w:spacing w:before="100" w:after="300"/>
+    </w:pPr>
+    <w:rPr>
+      <w:sz w:val="20"/>
+      <w:szCs w:val="20"/>
+    </w:rPr>
+  </w:style>
+  <w:style w:type="paragraph" w:styleId="Bibliography">
+    <w:name w:val="Bibliography"/>
+    <w:basedOn w:val="Normal"/>
+    <w:next w:val="Bibliography"/>
+    <w:qFormat/>
+    <w:pPr/>
+    <w:rPr/>
+  </w:style>
+  <w:style w:type="paragraph" w:styleId="Heading1">
+    <w:name w:val="heading 1"/>
+    <w:basedOn w:val="Normal"/>
+    <w:next w:val="BodyText"/>
+    <w:link w:val="Heading1Char"/>
+    <w:uiPriority w:val="9"/>
+    <w:qFormat/>
+    <w:rsid w:val="00A10FD9"/>
+    <w:pPr>
+      <w:keepNext/>
+      <w:keepLines/>
+      <w:spacing w:before="0" w:after="0" w:line="552" w:lineRule="exact"/>
+      <w:ind w:firstLine="0"/>
+      <w:jc w:val="center"/>
+      <w:outlineLvl w:val="0"/>
+    </w:pPr>
+    <w:rPr>
+      <w:rFonts w:ascii="Times New Roman" w:hAnsi="Times New Roman" w:eastAsia="Times New Roman" w:cs="Times New Roman"/>
+      <w:b/>
+      <w:bCs/>
+      <w:caps/>
+      <w:color w:val="000000"/>
+      <w:sz w:val="24"/>
+      <w:szCs w:val="24"/>
+    </w:rPr>
+  </w:style>
+  <w:style w:type="paragraph" w:styleId="Heading2">
+    <w:name w:val="heading 2"/>
+    <w:basedOn w:val="Normal"/>
+    <w:next w:val="BodyText"/>
+    <w:link w:val="Heading2Char"/>
+    <w:uiPriority w:val="9"/>
+    <w:semiHidden/>
+    <w:unhideWhenUsed/>
+    <w:qFormat/>
+    <w:rsid w:val="00A10FD9"/>
+    <w:pPr>
+      <w:keepNext/>
+      <w:keepLines/>
+      <w:spacing w:before="0" w:after="0" w:line="552" w:lineRule="exact"/>
+      <w:ind w:firstLine="0"/>
+      <w:outlineLvl w:val="1"/>
+    </w:pPr>
+    <w:rPr>
+      <w:rFonts w:ascii="Times New Roman" w:hAnsi="Times New Roman" w:eastAsia="Times New Roman" w:cs="Times New Roman"/>
+      <w:b/>
+      <w:bCs/>
+      <w:color w:val="000000"/>
+      <w:sz w:val="24"/>
+      <w:szCs w:val="24"/>
+    </w:rPr>
+  </w:style>
+  <w:style w:type="paragraph" w:styleId="Heading3">
+    <w:name w:val="heading 3"/>
+    <w:basedOn w:val="Normal"/>
+    <w:next w:val="BodyText"/>
+    <w:link w:val="Heading3Char"/>
+    <w:uiPriority w:val="9"/>
+    <w:semiHidden/>
+    <w:unhideWhenUsed/>
+    <w:qFormat/>
+    <w:rsid w:val="00A10FD9"/>
+    <w:pPr>
+      <w:keepNext/>
+      <w:keepLines/>
+      <w:spacing w:before="0" w:after="0" w:line="552" w:lineRule="exact"/>
+      <w:ind w:firstLine="0"/>
+      <w:outlineLvl w:val="2"/>
+    </w:pPr>
+    <w:rPr>
+      <w:rFonts w:ascii="Times New Roman" w:hAnsi="Times New Roman" w:eastAsia="Times New Roman" w:cs="Times New Roman"/>
+      <w:b/>
+      <w:bCs/>
+      <w:color w:val="000000"/>
+      <w:sz w:val="24"/>
+      <w:szCs w:val="24"/>
+    </w:rPr>
+  </w:style>
+  <w:style w:type="paragraph" w:styleId="Heading4">
+    <w:name w:val="heading 4"/>
+    <w:basedOn w:val="Normal"/>
+    <w:next w:val="BodyText"/>
+    <w:link w:val="Heading4Char"/>
+    <w:uiPriority w:val="9"/>
+    <w:semiHidden/>
+    <w:unhideWhenUsed/>
+    <w:qFormat/>
+    <w:rsid w:val="00A10FD9"/>
+    <w:pPr>
+      <w:keepNext/>
+      <w:keepLines/>
+      <w:spacing w:before="0" w:after="0" w:line="552" w:lineRule="exact"/>
+      <w:ind w:firstLine="0"/>
+      <w:outlineLvl w:val="3"/>
+    </w:pPr>
+    <w:rPr>
+      <w:rFonts w:ascii="Times New Roman" w:hAnsi="Times New Roman" w:eastAsia="Times New Roman" w:cs="Times New Roman"/>
+      <w:b/>
+      <w:bCs/>
+      <w:i/>
+      <w:color w:val="000000"/>
+      <w:sz w:val="24"/>
+      <w:szCs w:val="24"/>
+    </w:rPr>
+  </w:style>
+  <w:style w:type="paragraph" w:styleId="Heading5">
+    <w:name w:val="heading 5"/>
+    <w:basedOn w:val="Normal"/>
+    <w:next w:val="BodyText"/>
+    <w:link w:val="Heading5Char"/>
+    <w:uiPriority w:val="9"/>
+    <w:semiHidden/>
+    <w:unhideWhenUsed/>
+    <w:qFormat/>
+    <w:rsid w:val="00A10FD9"/>
+    <w:pPr>
+      <w:keepNext/>
+      <w:keepLines/>
+      <w:spacing w:before="0" w:after="0" w:line="552" w:lineRule="exact"/>
+      <w:ind w:firstLine="0"/>
+      <w:outlineLvl w:val="4"/>
+    </w:pPr>
+    <w:rPr>
+      <w:rFonts w:ascii="Times New Roman" w:hAnsi="Times New Roman" w:eastAsia="Times New Roman" w:cs="Times New Roman"/>
+      <w:b/>
+      <w:bCs/>
+      <w:i/>
+      <w:color w:val="000000"/>
+      <w:sz w:val="24"/>
+      <w:szCs w:val="24"/>
+    </w:rPr>
+  </w:style>
+  <w:style w:type="paragraph" w:styleId="Heading6">
+    <w:name w:val="heading 6"/>
+    <w:basedOn w:val="Normal"/>
+    <w:next w:val="BodyText"/>
+    <w:link w:val="Heading6Char"/>
+    <w:uiPriority w:val="9"/>
+    <w:semiHidden/>
+    <w:unhideWhenUsed/>
+    <w:qFormat/>
+    <w:rsid w:val="00A10FD9"/>
+    <w:pPr>
+      <w:keepNext/>
+      <w:keepLines/>
+      <w:spacing w:before="40" w:after="0"/>
+      <w:outlineLvl w:val="5"/>
+    </w:pPr>
+    <w:rPr>
+      <w:rFonts w:eastAsiaTheme="majorEastAsia" w:cstheme="majorBidi"/>
+      <w:i/>
+      <w:iCs/>
+      <w:color w:val="595959" w:themeColor="text1" w:themeTint="A6"/>
+    </w:rPr>
+  </w:style>
+  <w:style w:type="paragraph" w:styleId="Heading7">
+    <w:name w:val="heading 7"/>
+    <w:basedOn w:val="Normal"/>
+    <w:next w:val="BodyText"/>
+    <w:link w:val="Heading7Char"/>
+    <w:uiPriority w:val="9"/>
+    <w:semiHidden/>
+    <w:unhideWhenUsed/>
+    <w:qFormat/>
+    <w:rsid w:val="00A10FD9"/>
+    <w:pPr>
+      <w:keepNext/>
+      <w:keepLines/>
+      <w:spacing w:before="40" w:after="0"/>
+      <w:outlineLvl w:val="6"/>
+    </w:pPr>
+    <w:rPr>
+      <w:rFonts w:eastAsiaTheme="majorEastAsia" w:cstheme="majorBidi"/>
+      <w:color w:val="595959" w:themeColor="text1" w:themeTint="A6"/>
+    </w:rPr>
+  </w:style>
+  <w:style w:type="paragraph" w:styleId="Heading8">
+    <w:name w:val="heading 8"/>
+    <w:basedOn w:val="Normal"/>
+    <w:next w:val="BodyText"/>
+    <w:link w:val="Heading8Char"/>
+    <w:uiPriority w:val="9"/>
+    <w:semiHidden/>
+    <w:unhideWhenUsed/>
+    <w:qFormat/>
+    <w:rsid w:val="00A10FD9"/>
+    <w:pPr>
+      <w:keepNext/>
+      <w:keepLines/>
+      <w:spacing w:after="0"/>
+      <w:outlineLvl w:val="7"/>
+    </w:pPr>
+    <w:rPr>
+      <w:rFonts w:eastAsiaTheme="majorEastAsia" w:cstheme="majorBidi"/>
+      <w:i/>
+      <w:iCs/>
+      <w:color w:val="272727" w:themeColor="text1" w:themeTint="D8"/>
+    </w:rPr>
+  </w:style>
+  <w:style w:type="paragraph" w:styleId="Heading9">
+    <w:name w:val="heading 9"/>
+    <w:basedOn w:val="Normal"/>
+    <w:next w:val="BodyText"/>
+    <w:link w:val="Heading9Char"/>
+    <w:uiPriority w:val="9"/>
+    <w:semiHidden/>
+    <w:unhideWhenUsed/>
+    <w:qFormat/>
+    <w:rsid w:val="00A10FD9"/>
+    <w:pPr>
+      <w:keepNext/>
+      <w:keepLines/>
+      <w:spacing w:after="0"/>
+      <w:outlineLvl w:val="8"/>
+    </w:pPr>
+    <w:rPr>
+      <w:rFonts w:eastAsiaTheme="majorEastAsia" w:cstheme="majorBidi"/>
+      <w:color w:val="272727" w:themeColor="text1" w:themeTint="D8"/>
+    </w:rPr>
+  </w:style>
+  <w:style w:type="character" w:customStyle="1" w:styleId="Heading1Char">
+    <w:name w:val="Heading 1 Char"/>
+    <w:basedOn w:val="DefaultParagraphFont"/>
+    <w:link w:val="Heading1"/>
+    <w:uiPriority w:val="9"/>
+    <w:rsid w:val="00A10FD9"/>
+    <w:rPr>
+      <w:rFonts w:asciiTheme="majorHAnsi" w:eastAsiaTheme="majorEastAsia" w:hAnsiTheme="majorHAnsi" w:cstheme="majorBidi"/>
+      <w:color w:val="0F4761" w:themeColor="accent1" w:themeShade="BF"/>
+      <w:sz w:val="40"/>
+      <w:szCs w:val="40"/>
+    </w:rPr>
+  </w:style>
+  <w:style w:type="character" w:customStyle="1" w:styleId="Heading2Char">
+    <w:name w:val="Heading 2 Char"/>
+    <w:basedOn w:val="DefaultParagraphFont"/>
+    <w:link w:val="Heading2"/>
+    <w:uiPriority w:val="9"/>
+    <w:semiHidden/>
+    <w:rsid w:val="00A10FD9"/>
+    <w:rPr>
+      <w:rFonts w:asciiTheme="majorHAnsi" w:eastAsiaTheme="majorEastAsia" w:hAnsiTheme="majorHAnsi" w:cstheme="majorBidi"/>
+      <w:color w:val="0F4761" w:themeColor="accent1" w:themeShade="BF"/>
+      <w:sz w:val="32"/>
+      <w:szCs w:val="32"/>
+    </w:rPr>
+  </w:style>
+  <w:style w:type="character" w:customStyle="1" w:styleId="Heading3Char">
+    <w:name w:val="Heading 3 Char"/>
+    <w:basedOn w:val="DefaultParagraphFont"/>
+    <w:link w:val="Heading3"/>
+    <w:uiPriority w:val="9"/>
+    <w:semiHidden/>
+    <w:rsid w:val="00A10FD9"/>
+    <w:rPr>
+      <w:rFonts w:eastAsiaTheme="majorEastAsia" w:cstheme="majorBidi"/>
+      <w:color w:val="0F4761" w:themeColor="accent1" w:themeShade="BF"/>
+      <w:sz w:val="28"/>
+      <w:szCs w:val="28"/>
+    </w:rPr>
+  </w:style>
+  <w:style w:type="character" w:customStyle="1" w:styleId="Heading4Char">
+    <w:name w:val="Heading 4 Char"/>
+    <w:basedOn w:val="DefaultParagraphFont"/>
+    <w:link w:val="Heading4"/>
+    <w:uiPriority w:val="9"/>
+    <w:semiHidden/>
+    <w:rsid w:val="00A10FD9"/>
+    <w:rPr>
+      <w:rFonts w:eastAsiaTheme="majorEastAsia" w:cstheme="majorBidi"/>
+      <w:i/>
+      <w:iCs/>
+      <w:color w:val="0F4761" w:themeColor="accent1" w:themeShade="BF"/>
+    </w:rPr>
+  </w:style>
+  <w:style w:type="character" w:customStyle="1" w:styleId="Heading5Char">
+    <w:name w:val="Heading 5 Char"/>
+    <w:basedOn w:val="DefaultParagraphFont"/>
+    <w:link w:val="Heading5"/>
+    <w:uiPriority w:val="9"/>
+    <w:semiHidden/>
+    <w:rsid w:val="00A10FD9"/>
+    <w:rPr>
+      <w:rFonts w:eastAsiaTheme="majorEastAsia" w:cstheme="majorBidi"/>
+      <w:color w:val="0F4761" w:themeColor="accent1" w:themeShade="BF"/>
+    </w:rPr>
+  </w:style>
+  <w:style w:type="character" w:customStyle="1" w:styleId="Heading6Char">
+    <w:name w:val="Heading 6 Char"/>
+    <w:basedOn w:val="DefaultParagraphFont"/>
+    <w:link w:val="Heading6"/>
+    <w:uiPriority w:val="9"/>
+    <w:semiHidden/>
+    <w:rsid w:val="00A10FD9"/>
+    <w:rPr>
+      <w:rFonts w:eastAsiaTheme="majorEastAsia" w:cstheme="majorBidi"/>
+      <w:i/>
+      <w:iCs/>
+      <w:color w:val="595959" w:themeColor="text1" w:themeTint="A6"/>
+    </w:rPr>
+  </w:style>
+  <w:style w:type="character" w:customStyle="1" w:styleId="Heading7Char">
+    <w:name w:val="Heading 7 Char"/>
+    <w:basedOn w:val="DefaultParagraphFont"/>
+    <w:link w:val="Heading7"/>
+    <w:uiPriority w:val="9"/>
+    <w:semiHidden/>
+    <w:rsid w:val="00A10FD9"/>
+    <w:rPr>
+      <w:rFonts w:eastAsiaTheme="majorEastAsia" w:cstheme="majorBidi"/>
+      <w:color w:val="595959" w:themeColor="text1" w:themeTint="A6"/>
+    </w:rPr>
+  </w:style>
+  <w:style w:type="character" w:customStyle="1" w:styleId="Heading8Char">
+    <w:name w:val="Heading 8 Char"/>
+    <w:basedOn w:val="DefaultParagraphFont"/>
+    <w:link w:val="Heading8"/>
+    <w:uiPriority w:val="9"/>
+    <w:semiHidden/>
+    <w:rsid w:val="00A10FD9"/>
+    <w:rPr>
+      <w:rFonts w:eastAsiaTheme="majorEastAsia" w:cstheme="majorBidi"/>
+      <w:i/>
+      <w:iCs/>
+      <w:color w:val="272727" w:themeColor="text1" w:themeTint="D8"/>
+    </w:rPr>
+  </w:style>
+  <w:style w:type="character" w:customStyle="1" w:styleId="Heading9Char">
+    <w:name w:val="Heading 9 Char"/>
+    <w:basedOn w:val="DefaultParagraphFont"/>
+    <w:link w:val="Heading9"/>
+    <w:uiPriority w:val="9"/>
+    <w:semiHidden/>
+    <w:rsid w:val="00A10FD9"/>
+    <w:rPr>
+      <w:rFonts w:eastAsiaTheme="majorEastAsia" w:cstheme="majorBidi"/>
+      <w:color w:val="272727" w:themeColor="text1" w:themeTint="D8"/>
+    </w:rPr>
+  </w:style>
+  <w:style w:type="paragraph" w:customStyle="1" w:styleId="ListItem">
+    <w:name w:val="List Item"/>
+    <w:basedOn w:val="BodyText"/>
+    <w:qFormat/>
+    <w:pPr>
+      <w:spacing w:before="0" w:after="0" w:line="552" w:lineRule="exact"/>
+      <w:ind w:left="720" w:hanging="720"/>
+    </w:pPr>
+  </w:style>
+  <w:style w:type="paragraph" w:styleId="BlockText">
+    <w:name w:val="Block Text"/>
+    <w:basedOn w:val="BodyText"/>
+    <w:next w:val="BodyText"/>
+    <w:uiPriority w:val="9"/>
+    <w:unhideWhenUsed/>
+    <w:qFormat/>
+    <w:pPr>
+      <w:spacing w:before="280" w:after="280" w:line="276" w:lineRule="exact"/>
+      <w:ind w:firstLine="0" w:left="720" w:right="720"/>
+    </w:pPr>
+  </w:style>
+  <w:style w:type="paragraph" w:styleId="FootnoteText">
+    <w:name w:val="Footnote Text"/>
+    <w:basedOn w:val="Normal"/>
+    <w:next w:val="FootnoteText"/>
+    <w:uiPriority w:val="9"/>
+    <w:unhideWhenUsed/>
+    <w:qFormat/>
+    <w:pPr>
+      <w:keepLines/>
+      <w:spacing w:before="0" w:after="140" w:line="253" w:lineRule="exact"/>
+    </w:pPr>
+    <w:rPr>
+      <w:sz w:val="22"/>
+      <w:szCs w:val="22"/>
+    </w:rPr>
+  </w:style>
+  <w:style w:type="paragraph" w:styleId="FootnoteBlockText">
+    <w:name w:val="Footnote Block Text"/>
+    <w:basedOn w:val="FootnoteText"/>
+    <w:next w:val="FootnoteText"/>
+    <w:uiPriority w:val="9"/>
+    <w:unhideWhenUsed/>
+    <w:qFormat/>
+    <w:pPr>
+      <w:spacing w:before="280" w:after="280"/>
+      <w:ind w:firstLine="0" w:left="720" w:right="720"/>
+    </w:pPr>
+  </w:style>
   <w:style w:type="character" w:default="1" w:styleId="DefaultParagraphFont">
     <w:name w:val="Default Paragraph Font"/>
-    <w:uiPriority w:val="1"/>
     <w:semiHidden/>
     <w:unhideWhenUsed/>
   </w:style>
-  <w:style w:type="table" w:default="1" w:styleId="TableNormal">
-    <w:name w:val="Normal Table"/>
-    <w:uiPriority w:val="99"/>
-    <w:semiHidden/>
-    <w:unhideWhenUsed/>
+  <w:style w:type="table" w:default="1" w:styleId="Table">
+    <w:name w:val="Table"/>
+    <w:basedOn w:val="TableNormal"/>
+    <w:qFormat/>
     <w:tblPr>
       <w:tblInd w:w="0" w:type="dxa"/>
       <w:tblCellMar>
@@ -1462,118 +5896,137 @@
         <w:right w:w="108" w:type="dxa"/>
       </w:tblCellMar>
     </w:tblPr>
-  </w:style>
-  <w:style w:type="paragraph" w:styleId="BodyText">
-    <w:name w:val="Body Text"/>
+    <w:tblStylePr w:type="firstRow">
+      <w:tcPr>
+        <w:tcBorders>
+          <w:bottom w:val="single"/>
+        </w:tcBorders>
+        <w:vAlign w:val="bottom"/>
+      </w:tcPr>
+    </w:tblStylePr>
+  </w:style>
+  <w:style w:type="paragraph" w:customStyle="1" w:styleId="DefinitionTerm">
+    <w:name w:val="Definition Term"/>
     <w:basedOn w:val="Normal"/>
+    <w:next w:val="Definition"/>
+    <w:pPr>
+      <w:keepNext/>
+      <w:keepLines/>
+      <w:spacing w:after="0"/>
+    </w:pPr>
+    <w:rPr>
+      <w:b/>
+    </w:rPr>
+  </w:style>
+  <w:style w:type="paragraph" w:customStyle="1" w:styleId="Definition">
+    <w:name w:val="Definition"/>
+    <w:basedOn w:val="Normal"/>
+  </w:style>
+  <w:style w:type="paragraph" w:styleId="Caption">
+    <w:name w:val="Caption"/>
+    <w:basedOn w:val="Normal"/>
+    <w:link w:val="BodyTextChar"/>
+    <w:pPr>
+      <w:spacing w:before="0" w:after="120"/>
+    </w:pPr>
+    <w:rPr>
+      <w:i/>
+    </w:rPr>
+  </w:style>
+  <w:style w:type="paragraph" w:customStyle="1" w:styleId="TableCaption">
+    <w:name w:val="Table Caption"/>
+    <w:basedOn w:val="Caption"/>
+    <w:pPr>
+      <w:keepNext/>
+    </w:pPr>
+  </w:style>
+  <w:style w:type="paragraph" w:customStyle="1" w:styleId="ImageCaption">
+    <w:name w:val="Image Caption"/>
+    <w:basedOn w:val="Caption"/>
+  </w:style>
+  <w:style w:type="paragraph" w:customStyle="1" w:styleId="Figure">
+    <w:name w:val="Figure"/>
+    <w:basedOn w:val="Normal"/>
+  </w:style>
+  <w:style w:type="paragraph" w:customStyle="1" w:styleId="CaptionedFigure">
+    <w:name w:val="Captioned Figure"/>
+    <w:basedOn w:val="Figure"/>
+    <w:pPr>
+      <w:keepNext/>
+    </w:pPr>
+  </w:style>
+  <w:style w:type="character" w:customStyle="1" w:styleId="BodyTextChar">
+    <w:name w:val="Body Text Char"/>
+    <w:basedOn w:val="DefaultParagraphFont"/>
+    <w:link w:val="BodyText"/>
+  </w:style>
+  <w:style w:type="character" w:customStyle="1" w:styleId="VerbatimChar">
+    <w:name w:val="Verbatim Char"/>
+    <w:basedOn w:val="BodyTextChar"/>
+    <w:rPr>
+      <w:rFonts w:ascii="Consolas" w:hAnsi="Consolas"/>
+      <w:sz w:val="22"/>
+    </w:rPr>
+  </w:style>
+  <w:style w:type="character" w:customStyle="1" w:styleId="SectionNumber">
+    <w:name w:val="Section Number"/>
+    <w:basedOn w:val="BodyTextChar"/>
+  </w:style>
+  <w:style w:type="character" w:styleId="FootnoteReference">
+    <w:name w:val="Footnote Reference"/>
+    <w:basedOn w:val="BodyTextChar"/>
+    <w:rPr>
+      <w:vertAlign w:val="superscript"/>
+    </w:rPr>
+  </w:style>
+  <w:style w:type="character" w:styleId="Hyperlink">
+    <w:name w:val="Hyperlink"/>
+    <w:basedOn w:val="BodyTextChar"/>
+    <w:rPr>
+      <w:color w:val="000000"/>
+    </w:rPr>
+  </w:style>
+  <w:style w:type="paragraph" w:styleId="TOCHeading">
+    <w:name w:val="TOC Heading"/>
+    <w:basedOn w:val="Heading1"/>
+    <w:next w:val="BodyText"/>
+    <w:uiPriority w:val="39"/>
+    <w:unhideWhenUsed/>
     <w:qFormat/>
     <w:pPr>
-      <w:tabs>
-        <w:tab w:val="left" w:pos="1296"/>
-      </w:tabs>
-      <w:spacing w:before="0" w:after="0" w:line="480" w:lineRule="exact"/>
-      <w:ind w:firstLine="720"/>
+      <w:spacing w:before="240" w:line="259" w:lineRule="auto"/>
+      <w:outlineLvl w:val="9"/>
     </w:pPr>
-  </w:style>
-  <w:style w:type="paragraph" w:customStyle="1" w:styleId="FirstParagraph">
-    <w:name w:val="First Paragraph"/>
-    <w:basedOn w:val="BodyText"/>
-    <w:next w:val="BodyText"/>
-    <w:qFormat/>
-  </w:style>
-  <w:style w:type="paragraph" w:customStyle="1" w:styleId="Compact">
-    <w:name w:val="Compact"/>
-    <w:basedOn w:val="BodyText"/>
-    <w:qFormat/>
-    <w:pPr>
-      <w:ind w:firstLine="0"/>
-    </w:pPr>
-  </w:style>
-  <w:style w:type="paragraph" w:customStyle="1" w:styleId="PrayerItem">
-    <w:name w:val="Prayer Item"/>
+    <w:rPr>
+      <w:rFonts w:asciiTheme="majorHAnsi" w:eastAsiaTheme="majorEastAsia" w:hAnsiTheme="majorHAnsi" w:cstheme="majorBidi"/>
+      <w:b w:val="0"/>
+      <w:bCs w:val="0"/>
+      <w:color w:val="365F91" w:themeColor="accent1" w:themeShade="BF"/>
+    </w:rPr>
+  </w:style>
+  <w:style w:type="paragraph" w:customStyle="1" w:styleId="BodyNumber">
+    <w:name w:val="Body Number"/>
     <w:basedOn w:val="BodyText"/>
     <w:qFormat/>
     <w:pPr>
       <w:tabs>
         <w:tab w:val="left" w:pos="1296"/>
       </w:tabs>
-      <w:ind w:left="1296" w:firstLine="-576"/>
+      <w:spacing w:before="0" w:after="0" w:line="552" w:lineRule="exact"/>
     </w:pPr>
   </w:style>
-  <w:style w:type="paragraph" w:styleId="BlockText">
-    <w:name w:val="Block Text"/>
+  <w:style w:type="paragraph" w:customStyle="1" w:styleId="BodyKeep">
+    <w:name w:val="Body Keep"/>
     <w:basedOn w:val="BodyText"/>
-    <w:next w:val="BodyText"/>
-    <w:uiPriority w:val="9"/>
-    <w:unhideWhenUsed/>
-    <w:qFormat/>
-    <w:pPr>
-      <w:ind w:left="720" w:right="720" w:firstLine="0"/>
-    </w:pPr>
-  </w:style>
-  <w:style w:type="paragraph" w:styleId="Heading1">
-    <w:name w:val="heading 1"/>
-    <w:basedOn w:val="Normal"/>
-    <w:next w:val="BodyText"/>
-    <w:uiPriority w:val="9"/>
     <w:qFormat/>
     <w:pPr>
       <w:keepNext/>
       <w:keepLines/>
-      <w:spacing w:before="480" w:after="480" w:line="480" w:lineRule="exact"/>
-      <w:jc w:val="center"/>
-      <w:outlineLvl w:val="0"/>
+      <w:tabs>
+        <w:tab w:val="left" w:pos="1296"/>
+      </w:tabs>
+      <w:spacing w:before="0" w:after="552" w:line="552" w:lineRule="exact"/>
     </w:pPr>
-    <w:rPr>
-      <w:b/>
-      <w:bCs/>
-      <w:color w:val="000000"/>
-      <w:sz w:val="24"/>
-      <w:szCs w:val="24"/>
-    </w:rPr>
-  </w:style>
-  <w:style w:type="paragraph" w:styleId="Heading2">
-    <w:name w:val="heading 2"/>
-    <w:basedOn w:val="Normal"/>
-    <w:next w:val="BodyText"/>
-    <w:uiPriority w:val="9"/>
-    <w:unhideWhenUsed/>
-    <w:qFormat/>
-    <w:pPr>
-      <w:keepNext/>
-      <w:keepLines/>
-      <w:spacing w:before="480" w:after="480" w:line="480" w:lineRule="exact"/>
-      <w:jc w:val="center"/>
-      <w:outlineLvl w:val="1"/>
-    </w:pPr>
-    <w:rPr>
-      <w:b/>
-      <w:bCs/>
-      <w:color w:val="000000"/>
-      <w:sz w:val="24"/>
-      <w:szCs w:val="24"/>
-    </w:rPr>
-  </w:style>
-  <w:style w:type="paragraph" w:styleId="FootnoteText">
-    <w:name w:val="Footnote Text"/>
-    <w:basedOn w:val="Normal"/>
-    <w:uiPriority w:val="99"/>
-    <w:unhideWhenUsed/>
-    <w:pPr>
-      <w:spacing w:before="0" w:after="60" w:line="240" w:lineRule="auto"/>
-    </w:pPr>
-    <w:rPr>
-      <w:sz w:val="22"/>
-      <w:szCs w:val="22"/>
-    </w:rPr>
-  </w:style>
-  <w:style w:type="character" w:styleId="FootnoteReference">
-    <w:name w:val="Footnote Reference"/>
-    <w:uiPriority w:val="99"/>
-    <w:unhideWhenUsed/>
-    <w:rPr>
-      <w:vertAlign w:val="superscript"/>
-    </w:rPr>
   </w:style>
   <w:style w:type="paragraph" w:customStyle="1" w:styleId="SourceCode">
     <w:name w:val="Source Code"/>
